--- a/flutter_more_documents/f33_riverpod_state_management.docx
+++ b/flutter_more_documents/f33_riverpod_state_management.docx
@@ -895,6 +895,7 @@
         <w:t xml:space="preserve"># Or manually add the dependencies in the </w:t>
       </w:r>
       <w:proofErr w:type="spellStart"/>
+      <w:proofErr w:type="gramStart"/>
       <w:r>
         <w:rPr>
           <w:sz w:val="36"/>
@@ -903,6 +904,7 @@
         <w:t>pubsec.yaml</w:t>
       </w:r>
       <w:proofErr w:type="spellEnd"/>
+      <w:proofErr w:type="gramEnd"/>
     </w:p>
     <w:p>
       <w:pPr>
@@ -1007,6 +1009,7 @@
         <w:t>import '</w:t>
       </w:r>
       <w:proofErr w:type="spellStart"/>
+      <w:proofErr w:type="gramStart"/>
       <w:r>
         <w:rPr>
           <w:b/>
@@ -1040,6 +1043,7 @@
         <w:t>riverpod.dart</w:t>
       </w:r>
       <w:proofErr w:type="spellEnd"/>
+      <w:proofErr w:type="gramEnd"/>
       <w:r>
         <w:rPr>
           <w:b/>
@@ -1166,14 +1170,25 @@
         </w:rPr>
         <w:t xml:space="preserve">we have to add this in the </w:t>
       </w:r>
-      <w:r>
-        <w:rPr>
-          <w:b/>
-          <w:bCs/>
-          <w:sz w:val="36"/>
-          <w:szCs w:val="36"/>
-        </w:rPr>
-        <w:t>main()</w:t>
+      <w:proofErr w:type="gramStart"/>
+      <w:r>
+        <w:rPr>
+          <w:b/>
+          <w:bCs/>
+          <w:sz w:val="36"/>
+          <w:szCs w:val="36"/>
+        </w:rPr>
+        <w:t>main(</w:t>
+      </w:r>
+      <w:proofErr w:type="gramEnd"/>
+      <w:r>
+        <w:rPr>
+          <w:b/>
+          <w:bCs/>
+          <w:sz w:val="36"/>
+          <w:szCs w:val="36"/>
+        </w:rPr>
+        <w:t>)</w:t>
       </w:r>
       <w:r>
         <w:rPr>
@@ -1436,6 +1451,7 @@
         <w:t xml:space="preserve">  return </w:t>
       </w:r>
       <w:proofErr w:type="spellStart"/>
+      <w:proofErr w:type="gramStart"/>
       <w:r>
         <w:rPr>
           <w:b/>
@@ -1455,7 +1471,18 @@
           <w:sz w:val="36"/>
           <w:szCs w:val="36"/>
         </w:rPr>
-        <w:t>();</w:t>
+        <w:t>(</w:t>
+      </w:r>
+      <w:proofErr w:type="gramEnd"/>
+      <w:r>
+        <w:rPr>
+          <w:b/>
+          <w:bCs/>
+          <w:color w:val="D86DCB" w:themeColor="accent5" w:themeTint="99"/>
+          <w:sz w:val="36"/>
+          <w:szCs w:val="36"/>
+        </w:rPr>
+        <w:t>);</w:t>
       </w:r>
     </w:p>
     <w:p>
@@ -1590,6 +1617,7 @@
         </w:rPr>
       </w:pPr>
       <w:proofErr w:type="spellStart"/>
+      <w:proofErr w:type="gramStart"/>
       <w:r>
         <w:rPr>
           <w:b/>
@@ -1601,6 +1629,7 @@
         <w:t>ref.read</w:t>
       </w:r>
       <w:proofErr w:type="spellEnd"/>
+      <w:proofErr w:type="gramEnd"/>
       <w:r>
         <w:rPr>
           <w:b/>
@@ -1857,6 +1886,7 @@
         <w:t xml:space="preserve">and reassign it. We can define a </w:t>
       </w:r>
       <w:proofErr w:type="spellStart"/>
+      <w:proofErr w:type="gramStart"/>
       <w:r>
         <w:rPr>
           <w:b/>
@@ -1874,6 +1904,189 @@
           <w:sz w:val="36"/>
           <w:szCs w:val="36"/>
         </w:rPr>
+        <w:t>(</w:t>
+      </w:r>
+      <w:proofErr w:type="gramEnd"/>
+      <w:r>
+        <w:rPr>
+          <w:b/>
+          <w:bCs/>
+          <w:sz w:val="36"/>
+          <w:szCs w:val="36"/>
+        </w:rPr>
+        <w:t>…)</w:t>
+      </w:r>
+      <w:r>
+        <w:rPr>
+          <w:sz w:val="36"/>
+          <w:szCs w:val="36"/>
+        </w:rPr>
+        <w:t xml:space="preserve"> method/manual setter to return the object with only modifying one or more properties (</w:t>
+      </w:r>
+      <w:proofErr w:type="spellStart"/>
+      <w:r>
+        <w:rPr>
+          <w:b/>
+          <w:bCs/>
+          <w:sz w:val="36"/>
+          <w:szCs w:val="36"/>
+        </w:rPr>
+        <w:t>taskState</w:t>
+      </w:r>
+      <w:proofErr w:type="spellEnd"/>
+      <w:r>
+        <w:rPr>
+          <w:sz w:val="36"/>
+          <w:szCs w:val="36"/>
+        </w:rPr>
+        <w:t xml:space="preserve">, </w:t>
+      </w:r>
+      <w:r>
+        <w:rPr>
+          <w:b/>
+          <w:bCs/>
+          <w:sz w:val="36"/>
+          <w:szCs w:val="36"/>
+        </w:rPr>
+        <w:t>error</w:t>
+      </w:r>
+      <w:r>
+        <w:rPr>
+          <w:sz w:val="36"/>
+          <w:szCs w:val="36"/>
+        </w:rPr>
+        <w:t xml:space="preserve"> and more) or  state (Or we can also use helper methods like </w:t>
+      </w:r>
+      <w:proofErr w:type="spellStart"/>
+      <w:r>
+        <w:rPr>
+          <w:b/>
+          <w:bCs/>
+          <w:sz w:val="36"/>
+          <w:szCs w:val="36"/>
+        </w:rPr>
+        <w:t>TaskState</w:t>
+      </w:r>
+      <w:proofErr w:type="spellEnd"/>
+      <w:r>
+        <w:rPr>
+          <w:sz w:val="36"/>
+          <w:szCs w:val="36"/>
+        </w:rPr>
+        <w:t xml:space="preserve"> </w:t>
+      </w:r>
+      <w:r>
+        <w:rPr>
+          <w:b/>
+          <w:bCs/>
+          <w:sz w:val="36"/>
+          <w:szCs w:val="36"/>
+        </w:rPr>
+        <w:t xml:space="preserve">loading () =&gt; </w:t>
+      </w:r>
+      <w:proofErr w:type="spellStart"/>
+      <w:r>
+        <w:rPr>
+          <w:b/>
+          <w:bCs/>
+          <w:sz w:val="36"/>
+          <w:szCs w:val="36"/>
+        </w:rPr>
+        <w:t>TaskState</w:t>
+      </w:r>
+      <w:proofErr w:type="spellEnd"/>
+      <w:r>
+        <w:rPr>
+          <w:b/>
+          <w:bCs/>
+          <w:sz w:val="36"/>
+          <w:szCs w:val="36"/>
+        </w:rPr>
+        <w:t>(</w:t>
+      </w:r>
+      <w:proofErr w:type="spellStart"/>
+      <w:r>
+        <w:rPr>
+          <w:b/>
+          <w:bCs/>
+          <w:sz w:val="36"/>
+          <w:szCs w:val="36"/>
+        </w:rPr>
+        <w:t>task</w:t>
+      </w:r>
+      <w:r>
+        <w:rPr>
+          <w:b/>
+          <w:bCs/>
+          <w:sz w:val="36"/>
+          <w:szCs w:val="36"/>
+        </w:rPr>
+        <w:t>State</w:t>
+      </w:r>
+      <w:proofErr w:type="spellEnd"/>
+      <w:r>
+        <w:rPr>
+          <w:b/>
+          <w:bCs/>
+          <w:sz w:val="36"/>
+          <w:szCs w:val="36"/>
+        </w:rPr>
+        <w:t xml:space="preserve">: </w:t>
+      </w:r>
+      <w:proofErr w:type="spellStart"/>
+      <w:r>
+        <w:rPr>
+          <w:b/>
+          <w:bCs/>
+          <w:sz w:val="36"/>
+          <w:szCs w:val="36"/>
+        </w:rPr>
+        <w:t>ApiState.isLoading</w:t>
+      </w:r>
+      <w:proofErr w:type="spellEnd"/>
+      <w:r>
+        <w:rPr>
+          <w:b/>
+          <w:bCs/>
+          <w:sz w:val="36"/>
+          <w:szCs w:val="36"/>
+        </w:rPr>
+        <w:t>)</w:t>
+      </w:r>
+      <w:r>
+        <w:rPr>
+          <w:sz w:val="36"/>
+          <w:szCs w:val="36"/>
+        </w:rPr>
+        <w:t xml:space="preserve">) then we  can simply assign it using </w:t>
+      </w:r>
+      <w:r>
+        <w:rPr>
+          <w:b/>
+          <w:bCs/>
+          <w:sz w:val="36"/>
+          <w:szCs w:val="36"/>
+        </w:rPr>
+        <w:t xml:space="preserve">state = </w:t>
+      </w:r>
+      <w:proofErr w:type="spellStart"/>
+      <w:r>
+        <w:rPr>
+          <w:b/>
+          <w:bCs/>
+          <w:sz w:val="36"/>
+          <w:szCs w:val="36"/>
+        </w:rPr>
+        <w:t>state.copyWith</w:t>
+      </w:r>
+      <w:proofErr w:type="spellEnd"/>
+      <w:r>
+        <w:rPr>
+          <w:b/>
+          <w:bCs/>
+          <w:sz w:val="36"/>
+          <w:szCs w:val="36"/>
+        </w:rPr>
         <w:t>(…)</w:t>
       </w:r>
       <w:r>
@@ -1881,13 +2094,303 @@
           <w:sz w:val="36"/>
           <w:szCs w:val="36"/>
         </w:rPr>
-        <w:t xml:space="preserve"> method/manual setter to return the object with only modifying one or more properties (</w:t>
-      </w:r>
-      <w:proofErr w:type="spellStart"/>
-      <w:r>
-        <w:rPr>
-          <w:b/>
-          <w:bCs/>
+        <w:t xml:space="preserve"> (Or helper methods) in notifier. </w:t>
+      </w:r>
+      <w:proofErr w:type="gramStart"/>
+      <w:r>
+        <w:rPr>
+          <w:sz w:val="36"/>
+          <w:szCs w:val="36"/>
+        </w:rPr>
+        <w:t>In</w:t>
+      </w:r>
+      <w:r>
+        <w:rPr>
+          <w:b/>
+          <w:bCs/>
+          <w:sz w:val="36"/>
+          <w:szCs w:val="36"/>
+        </w:rPr>
+        <w:t xml:space="preserve"> .</w:t>
+      </w:r>
+      <w:proofErr w:type="spellStart"/>
+      <w:r>
+        <w:rPr>
+          <w:b/>
+          <w:bCs/>
+          <w:sz w:val="36"/>
+          <w:szCs w:val="36"/>
+        </w:rPr>
+        <w:t>copyWith</w:t>
+      </w:r>
+      <w:proofErr w:type="spellEnd"/>
+      <w:proofErr w:type="gramEnd"/>
+      <w:r>
+        <w:rPr>
+          <w:b/>
+          <w:bCs/>
+          <w:sz w:val="36"/>
+          <w:szCs w:val="36"/>
+        </w:rPr>
+        <w:t>()</w:t>
+      </w:r>
+      <w:r>
+        <w:rPr>
+          <w:sz w:val="36"/>
+          <w:szCs w:val="36"/>
+        </w:rPr>
+        <w:t xml:space="preserve">, method we are using </w:t>
+      </w:r>
+      <w:r>
+        <w:rPr>
+          <w:b/>
+          <w:bCs/>
+          <w:sz w:val="36"/>
+          <w:szCs w:val="36"/>
+        </w:rPr>
+        <w:t>null</w:t>
+      </w:r>
+      <w:r>
+        <w:rPr>
+          <w:sz w:val="36"/>
+          <w:szCs w:val="36"/>
+        </w:rPr>
+        <w:t xml:space="preserve"> types and null safety </w:t>
+      </w:r>
+      <w:r>
+        <w:rPr>
+          <w:b/>
+          <w:bCs/>
+          <w:sz w:val="36"/>
+          <w:szCs w:val="36"/>
+        </w:rPr>
+        <w:t>??</w:t>
+      </w:r>
+      <w:r>
+        <w:rPr>
+          <w:sz w:val="36"/>
+          <w:szCs w:val="36"/>
+        </w:rPr>
+        <w:t xml:space="preserve"> to make the parameters optional if the new passed parameter (</w:t>
+      </w:r>
+      <w:proofErr w:type="spellStart"/>
+      <w:r>
+        <w:rPr>
+          <w:b/>
+          <w:bCs/>
+          <w:sz w:val="36"/>
+          <w:szCs w:val="36"/>
+        </w:rPr>
+        <w:t>apiState</w:t>
+      </w:r>
+      <w:proofErr w:type="spellEnd"/>
+      <w:r>
+        <w:rPr>
+          <w:sz w:val="36"/>
+          <w:szCs w:val="36"/>
+        </w:rPr>
+        <w:t xml:space="preserve">) in </w:t>
+      </w:r>
+      <w:proofErr w:type="spellStart"/>
+      <w:r>
+        <w:rPr>
+          <w:b/>
+          <w:bCs/>
+          <w:sz w:val="36"/>
+          <w:szCs w:val="36"/>
+        </w:rPr>
+        <w:t>copyWith</w:t>
+      </w:r>
+      <w:proofErr w:type="spellEnd"/>
+      <w:r>
+        <w:rPr>
+          <w:sz w:val="36"/>
+          <w:szCs w:val="36"/>
+        </w:rPr>
+        <w:t xml:space="preserve"> method is not </w:t>
+      </w:r>
+      <w:r>
+        <w:rPr>
+          <w:b/>
+          <w:bCs/>
+          <w:sz w:val="36"/>
+          <w:szCs w:val="36"/>
+        </w:rPr>
+        <w:t xml:space="preserve">null </w:t>
+      </w:r>
+      <w:r>
+        <w:rPr>
+          <w:sz w:val="36"/>
+          <w:szCs w:val="36"/>
+        </w:rPr>
+        <w:t>use it otherwise use the current existing property (</w:t>
+      </w:r>
+      <w:proofErr w:type="spellStart"/>
+      <w:r>
+        <w:rPr>
+          <w:b/>
+          <w:bCs/>
+          <w:sz w:val="36"/>
+          <w:szCs w:val="36"/>
+        </w:rPr>
+        <w:t>this.apiState</w:t>
+      </w:r>
+      <w:proofErr w:type="spellEnd"/>
+      <w:r>
+        <w:rPr>
+          <w:sz w:val="36"/>
+          <w:szCs w:val="36"/>
+        </w:rPr>
+        <w:t>) model has now.</w:t>
+      </w:r>
+    </w:p>
+    <w:p>
+      <w:pPr>
+        <w:jc w:val="both"/>
+        <w:rPr>
+          <w:b/>
+          <w:bCs/>
+          <w:color w:val="D86DCB" w:themeColor="accent5" w:themeTint="99"/>
+          <w:sz w:val="36"/>
+          <w:szCs w:val="36"/>
+        </w:rPr>
+      </w:pPr>
+      <w:r>
+        <w:rPr>
+          <w:b/>
+          <w:bCs/>
+          <w:color w:val="D86DCB" w:themeColor="accent5" w:themeTint="99"/>
+          <w:sz w:val="36"/>
+          <w:szCs w:val="36"/>
+        </w:rPr>
+        <w:t xml:space="preserve">class </w:t>
+      </w:r>
+      <w:proofErr w:type="spellStart"/>
+      <w:r>
+        <w:rPr>
+          <w:b/>
+          <w:bCs/>
+          <w:color w:val="D86DCB" w:themeColor="accent5" w:themeTint="99"/>
+          <w:sz w:val="36"/>
+          <w:szCs w:val="36"/>
+        </w:rPr>
+        <w:t>TaskState</w:t>
+      </w:r>
+      <w:proofErr w:type="spellEnd"/>
+      <w:r>
+        <w:rPr>
+          <w:b/>
+          <w:bCs/>
+          <w:color w:val="D86DCB" w:themeColor="accent5" w:themeTint="99"/>
+          <w:sz w:val="36"/>
+          <w:szCs w:val="36"/>
+        </w:rPr>
+        <w:t xml:space="preserve"> {</w:t>
+      </w:r>
+    </w:p>
+    <w:p>
+      <w:pPr>
+        <w:jc w:val="both"/>
+        <w:rPr>
+          <w:b/>
+          <w:bCs/>
+          <w:color w:val="D86DCB" w:themeColor="accent5" w:themeTint="99"/>
+          <w:sz w:val="36"/>
+          <w:szCs w:val="36"/>
+        </w:rPr>
+      </w:pPr>
+      <w:r>
+        <w:rPr>
+          <w:b/>
+          <w:bCs/>
+          <w:color w:val="D86DCB" w:themeColor="accent5" w:themeTint="99"/>
+          <w:sz w:val="36"/>
+          <w:szCs w:val="36"/>
+        </w:rPr>
+        <w:t xml:space="preserve">  final List&lt;</w:t>
+      </w:r>
+      <w:proofErr w:type="spellStart"/>
+      <w:r>
+        <w:rPr>
+          <w:b/>
+          <w:bCs/>
+          <w:color w:val="D86DCB" w:themeColor="accent5" w:themeTint="99"/>
+          <w:sz w:val="36"/>
+          <w:szCs w:val="36"/>
+        </w:rPr>
+        <w:t>TaskModel</w:t>
+      </w:r>
+      <w:proofErr w:type="spellEnd"/>
+      <w:r>
+        <w:rPr>
+          <w:b/>
+          <w:bCs/>
+          <w:color w:val="D86DCB" w:themeColor="accent5" w:themeTint="99"/>
+          <w:sz w:val="36"/>
+          <w:szCs w:val="36"/>
+        </w:rPr>
+        <w:t>&gt; tasks;</w:t>
+      </w:r>
+    </w:p>
+    <w:p>
+      <w:pPr>
+        <w:jc w:val="both"/>
+        <w:rPr>
+          <w:b/>
+          <w:bCs/>
+          <w:color w:val="D86DCB" w:themeColor="accent5" w:themeTint="99"/>
+          <w:sz w:val="36"/>
+          <w:szCs w:val="36"/>
+        </w:rPr>
+      </w:pPr>
+      <w:r>
+        <w:rPr>
+          <w:b/>
+          <w:bCs/>
+          <w:color w:val="D86DCB" w:themeColor="accent5" w:themeTint="99"/>
+          <w:sz w:val="36"/>
+          <w:szCs w:val="36"/>
+        </w:rPr>
+        <w:t xml:space="preserve">  final</w:t>
+      </w:r>
+      <w:r>
+        <w:rPr>
+          <w:b/>
+          <w:bCs/>
+          <w:color w:val="D86DCB" w:themeColor="accent5" w:themeTint="99"/>
+          <w:sz w:val="36"/>
+          <w:szCs w:val="36"/>
+        </w:rPr>
+        <w:t xml:space="preserve"> </w:t>
+      </w:r>
+      <w:proofErr w:type="spellStart"/>
+      <w:r>
+        <w:rPr>
+          <w:b/>
+          <w:bCs/>
+          <w:color w:val="D86DCB" w:themeColor="accent5" w:themeTint="99"/>
+          <w:sz w:val="36"/>
+          <w:szCs w:val="36"/>
+        </w:rPr>
+        <w:t>ApiState</w:t>
+      </w:r>
+      <w:proofErr w:type="spellEnd"/>
+      <w:r>
+        <w:rPr>
+          <w:b/>
+          <w:bCs/>
+          <w:color w:val="D86DCB" w:themeColor="accent5" w:themeTint="99"/>
+          <w:sz w:val="36"/>
+          <w:szCs w:val="36"/>
+        </w:rPr>
+        <w:t xml:space="preserve"> </w:t>
+      </w:r>
+      <w:proofErr w:type="spellStart"/>
+      <w:r>
+        <w:rPr>
+          <w:b/>
+          <w:bCs/>
+          <w:color w:val="D86DCB" w:themeColor="accent5" w:themeTint="99"/>
           <w:sz w:val="36"/>
           <w:szCs w:val="36"/>
         </w:rPr>
@@ -1896,32 +2399,97 @@
       <w:proofErr w:type="spellEnd"/>
       <w:r>
         <w:rPr>
-          <w:sz w:val="36"/>
-          <w:szCs w:val="36"/>
-        </w:rPr>
-        <w:t xml:space="preserve">, </w:t>
-      </w:r>
-      <w:r>
-        <w:rPr>
-          <w:b/>
-          <w:bCs/>
-          <w:sz w:val="36"/>
-          <w:szCs w:val="36"/>
-        </w:rPr>
-        <w:t>error</w:t>
-      </w:r>
-      <w:r>
-        <w:rPr>
-          <w:sz w:val="36"/>
-          <w:szCs w:val="36"/>
-        </w:rPr>
-        <w:t xml:space="preserve"> and more) or  state (Or we can also use helper methods like </w:t>
-      </w:r>
-      <w:proofErr w:type="spellStart"/>
-      <w:r>
-        <w:rPr>
-          <w:b/>
-          <w:bCs/>
+          <w:b/>
+          <w:bCs/>
+          <w:color w:val="D86DCB" w:themeColor="accent5" w:themeTint="99"/>
+          <w:sz w:val="36"/>
+          <w:szCs w:val="36"/>
+        </w:rPr>
+        <w:t>;</w:t>
+      </w:r>
+      <w:r>
+        <w:rPr>
+          <w:b/>
+          <w:bCs/>
+          <w:color w:val="D86DCB" w:themeColor="accent5" w:themeTint="99"/>
+          <w:sz w:val="36"/>
+          <w:szCs w:val="36"/>
+        </w:rPr>
+        <w:t xml:space="preserve"> // = </w:t>
+      </w:r>
+      <w:proofErr w:type="spellStart"/>
+      <w:r>
+        <w:rPr>
+          <w:b/>
+          <w:bCs/>
+          <w:color w:val="D86DCB" w:themeColor="accent5" w:themeTint="99"/>
+          <w:sz w:val="36"/>
+          <w:szCs w:val="36"/>
+        </w:rPr>
+        <w:t>ApiState.initial</w:t>
+      </w:r>
+      <w:proofErr w:type="spellEnd"/>
+      <w:r>
+        <w:rPr>
+          <w:b/>
+          <w:bCs/>
+          <w:color w:val="D86DCB" w:themeColor="accent5" w:themeTint="99"/>
+          <w:sz w:val="36"/>
+          <w:szCs w:val="36"/>
+        </w:rPr>
+        <w:t>;</w:t>
+      </w:r>
+    </w:p>
+    <w:p>
+      <w:pPr>
+        <w:jc w:val="both"/>
+        <w:rPr>
+          <w:b/>
+          <w:bCs/>
+          <w:color w:val="D86DCB" w:themeColor="accent5" w:themeTint="99"/>
+          <w:sz w:val="36"/>
+          <w:szCs w:val="36"/>
+        </w:rPr>
+      </w:pPr>
+      <w:r>
+        <w:rPr>
+          <w:b/>
+          <w:bCs/>
+          <w:color w:val="D86DCB" w:themeColor="accent5" w:themeTint="99"/>
+          <w:sz w:val="36"/>
+          <w:szCs w:val="36"/>
+        </w:rPr>
+        <w:t xml:space="preserve">  final String? error;</w:t>
+      </w:r>
+    </w:p>
+    <w:p>
+      <w:pPr>
+        <w:jc w:val="both"/>
+        <w:rPr>
+          <w:b/>
+          <w:bCs/>
+          <w:color w:val="D86DCB" w:themeColor="accent5" w:themeTint="99"/>
+          <w:sz w:val="36"/>
+          <w:szCs w:val="36"/>
+        </w:rPr>
+      </w:pPr>
+      <w:r>
+        <w:rPr>
+          <w:b/>
+          <w:bCs/>
+          <w:color w:val="D86DCB" w:themeColor="accent5" w:themeTint="99"/>
+          <w:sz w:val="36"/>
+          <w:szCs w:val="36"/>
+        </w:rPr>
+        <w:t xml:space="preserve">  </w:t>
+      </w:r>
+      <w:proofErr w:type="spellStart"/>
+      <w:proofErr w:type="gramStart"/>
+      <w:r>
+        <w:rPr>
+          <w:b/>
+          <w:bCs/>
+          <w:color w:val="D86DCB" w:themeColor="accent5" w:themeTint="99"/>
           <w:sz w:val="36"/>
           <w:szCs w:val="36"/>
         </w:rPr>
@@ -1930,413 +2498,105 @@
       <w:proofErr w:type="spellEnd"/>
       <w:r>
         <w:rPr>
-          <w:sz w:val="36"/>
-          <w:szCs w:val="36"/>
-        </w:rPr>
-        <w:t xml:space="preserve"> </w:t>
-      </w:r>
-      <w:r>
-        <w:rPr>
-          <w:b/>
-          <w:bCs/>
-          <w:sz w:val="36"/>
-          <w:szCs w:val="36"/>
-        </w:rPr>
-        <w:t xml:space="preserve">loading () =&gt; </w:t>
-      </w:r>
-      <w:proofErr w:type="spellStart"/>
-      <w:r>
-        <w:rPr>
-          <w:b/>
-          <w:bCs/>
-          <w:sz w:val="36"/>
-          <w:szCs w:val="36"/>
-        </w:rPr>
-        <w:t>TaskState</w:t>
-      </w:r>
-      <w:proofErr w:type="spellEnd"/>
-      <w:r>
-        <w:rPr>
-          <w:b/>
-          <w:bCs/>
+          <w:b/>
+          <w:bCs/>
+          <w:color w:val="D86DCB" w:themeColor="accent5" w:themeTint="99"/>
           <w:sz w:val="36"/>
           <w:szCs w:val="36"/>
         </w:rPr>
         <w:t>(</w:t>
       </w:r>
-      <w:proofErr w:type="spellStart"/>
-      <w:r>
-        <w:rPr>
-          <w:b/>
-          <w:bCs/>
-          <w:sz w:val="36"/>
-          <w:szCs w:val="36"/>
-        </w:rPr>
-        <w:t>task</w:t>
-      </w:r>
-      <w:r>
-        <w:rPr>
-          <w:b/>
-          <w:bCs/>
-          <w:sz w:val="36"/>
-          <w:szCs w:val="36"/>
-        </w:rPr>
-        <w:t>State</w:t>
-      </w:r>
-      <w:proofErr w:type="spellEnd"/>
-      <w:r>
-        <w:rPr>
-          <w:b/>
-          <w:bCs/>
-          <w:sz w:val="36"/>
-          <w:szCs w:val="36"/>
-        </w:rPr>
-        <w:t xml:space="preserve">: </w:t>
-      </w:r>
-      <w:proofErr w:type="spellStart"/>
-      <w:r>
-        <w:rPr>
-          <w:b/>
-          <w:bCs/>
-          <w:sz w:val="36"/>
-          <w:szCs w:val="36"/>
-        </w:rPr>
-        <w:t>ApiState.isLoading</w:t>
-      </w:r>
-      <w:proofErr w:type="spellEnd"/>
-      <w:r>
-        <w:rPr>
-          <w:b/>
-          <w:bCs/>
-          <w:sz w:val="36"/>
-          <w:szCs w:val="36"/>
-        </w:rPr>
-        <w:t>)</w:t>
-      </w:r>
-      <w:r>
-        <w:rPr>
-          <w:sz w:val="36"/>
-          <w:szCs w:val="36"/>
-        </w:rPr>
-        <w:t xml:space="preserve">) then we  can simply assign it using </w:t>
-      </w:r>
-      <w:r>
-        <w:rPr>
-          <w:b/>
-          <w:bCs/>
-          <w:sz w:val="36"/>
-          <w:szCs w:val="36"/>
-        </w:rPr>
-        <w:t xml:space="preserve">state = </w:t>
-      </w:r>
-      <w:proofErr w:type="spellStart"/>
-      <w:r>
-        <w:rPr>
-          <w:b/>
-          <w:bCs/>
-          <w:sz w:val="36"/>
-          <w:szCs w:val="36"/>
-        </w:rPr>
-        <w:t>state.copyWith</w:t>
-      </w:r>
-      <w:proofErr w:type="spellEnd"/>
-      <w:r>
-        <w:rPr>
-          <w:b/>
-          <w:bCs/>
-          <w:sz w:val="36"/>
-          <w:szCs w:val="36"/>
-        </w:rPr>
-        <w:t>(…)</w:t>
-      </w:r>
-      <w:r>
-        <w:rPr>
-          <w:sz w:val="36"/>
-          <w:szCs w:val="36"/>
-        </w:rPr>
-        <w:t xml:space="preserve"> (Or helper methods) in notifier. In</w:t>
-      </w:r>
-      <w:r>
-        <w:rPr>
-          <w:b/>
-          <w:bCs/>
-          <w:sz w:val="36"/>
-          <w:szCs w:val="36"/>
-        </w:rPr>
-        <w:t xml:space="preserve"> .</w:t>
-      </w:r>
-      <w:proofErr w:type="spellStart"/>
-      <w:r>
-        <w:rPr>
-          <w:b/>
-          <w:bCs/>
-          <w:sz w:val="36"/>
-          <w:szCs w:val="36"/>
-        </w:rPr>
-        <w:t>copyWith</w:t>
-      </w:r>
-      <w:proofErr w:type="spellEnd"/>
-      <w:r>
-        <w:rPr>
-          <w:b/>
-          <w:bCs/>
-          <w:sz w:val="36"/>
-          <w:szCs w:val="36"/>
-        </w:rPr>
-        <w:t>()</w:t>
-      </w:r>
-      <w:r>
-        <w:rPr>
-          <w:sz w:val="36"/>
-          <w:szCs w:val="36"/>
-        </w:rPr>
-        <w:t xml:space="preserve">, method we are using </w:t>
-      </w:r>
-      <w:r>
-        <w:rPr>
-          <w:b/>
-          <w:bCs/>
-          <w:sz w:val="36"/>
-          <w:szCs w:val="36"/>
-        </w:rPr>
-        <w:t>null</w:t>
-      </w:r>
-      <w:r>
-        <w:rPr>
-          <w:sz w:val="36"/>
-          <w:szCs w:val="36"/>
-        </w:rPr>
-        <w:t xml:space="preserve"> types and null safety </w:t>
-      </w:r>
-      <w:r>
-        <w:rPr>
-          <w:b/>
-          <w:bCs/>
-          <w:sz w:val="36"/>
-          <w:szCs w:val="36"/>
-        </w:rPr>
-        <w:t>??</w:t>
-      </w:r>
-      <w:r>
-        <w:rPr>
-          <w:sz w:val="36"/>
-          <w:szCs w:val="36"/>
-        </w:rPr>
-        <w:t xml:space="preserve"> to make the parameters optional if the new passed parameter (</w:t>
-      </w:r>
-      <w:proofErr w:type="spellStart"/>
-      <w:r>
-        <w:rPr>
-          <w:b/>
-          <w:bCs/>
-          <w:sz w:val="36"/>
-          <w:szCs w:val="36"/>
-        </w:rPr>
-        <w:t>apiState</w:t>
-      </w:r>
-      <w:proofErr w:type="spellEnd"/>
-      <w:r>
-        <w:rPr>
-          <w:sz w:val="36"/>
-          <w:szCs w:val="36"/>
-        </w:rPr>
-        <w:t xml:space="preserve">) in </w:t>
-      </w:r>
-      <w:proofErr w:type="spellStart"/>
-      <w:r>
-        <w:rPr>
-          <w:b/>
-          <w:bCs/>
-          <w:sz w:val="36"/>
-          <w:szCs w:val="36"/>
-        </w:rPr>
-        <w:t>copyWith</w:t>
-      </w:r>
-      <w:proofErr w:type="spellEnd"/>
-      <w:r>
-        <w:rPr>
-          <w:sz w:val="36"/>
-          <w:szCs w:val="36"/>
-        </w:rPr>
-        <w:t xml:space="preserve"> method is not </w:t>
-      </w:r>
-      <w:r>
-        <w:rPr>
-          <w:b/>
-          <w:bCs/>
-          <w:sz w:val="36"/>
-          <w:szCs w:val="36"/>
-        </w:rPr>
-        <w:t xml:space="preserve">null </w:t>
-      </w:r>
-      <w:r>
-        <w:rPr>
-          <w:sz w:val="36"/>
-          <w:szCs w:val="36"/>
-        </w:rPr>
-        <w:t>use it otherwise use the current existing property (</w:t>
-      </w:r>
-      <w:proofErr w:type="spellStart"/>
-      <w:r>
-        <w:rPr>
-          <w:b/>
-          <w:bCs/>
-          <w:sz w:val="36"/>
-          <w:szCs w:val="36"/>
-        </w:rPr>
-        <w:t>this.apiState</w:t>
-      </w:r>
-      <w:proofErr w:type="spellEnd"/>
-      <w:r>
-        <w:rPr>
-          <w:sz w:val="36"/>
-          <w:szCs w:val="36"/>
-        </w:rPr>
-        <w:t>) model has now.</w:t>
-      </w:r>
-    </w:p>
-    <w:p>
-      <w:pPr>
-        <w:jc w:val="both"/>
-        <w:rPr>
-          <w:b/>
-          <w:bCs/>
-          <w:color w:val="D86DCB" w:themeColor="accent5" w:themeTint="99"/>
-          <w:sz w:val="36"/>
-          <w:szCs w:val="36"/>
-        </w:rPr>
-      </w:pPr>
-      <w:r>
-        <w:rPr>
-          <w:b/>
-          <w:bCs/>
-          <w:color w:val="D86DCB" w:themeColor="accent5" w:themeTint="99"/>
-          <w:sz w:val="36"/>
-          <w:szCs w:val="36"/>
-        </w:rPr>
-        <w:t xml:space="preserve">class </w:t>
-      </w:r>
-      <w:proofErr w:type="spellStart"/>
-      <w:r>
-        <w:rPr>
-          <w:b/>
-          <w:bCs/>
-          <w:color w:val="D86DCB" w:themeColor="accent5" w:themeTint="99"/>
-          <w:sz w:val="36"/>
-          <w:szCs w:val="36"/>
-        </w:rPr>
-        <w:t>TaskState</w:t>
-      </w:r>
-      <w:proofErr w:type="spellEnd"/>
-      <w:r>
-        <w:rPr>
-          <w:b/>
-          <w:bCs/>
-          <w:color w:val="D86DCB" w:themeColor="accent5" w:themeTint="99"/>
-          <w:sz w:val="36"/>
-          <w:szCs w:val="36"/>
-        </w:rPr>
-        <w:t xml:space="preserve"> {</w:t>
-      </w:r>
-    </w:p>
-    <w:p>
-      <w:pPr>
-        <w:jc w:val="both"/>
-        <w:rPr>
-          <w:b/>
-          <w:bCs/>
-          <w:color w:val="D86DCB" w:themeColor="accent5" w:themeTint="99"/>
-          <w:sz w:val="36"/>
-          <w:szCs w:val="36"/>
-        </w:rPr>
-      </w:pPr>
-      <w:r>
-        <w:rPr>
-          <w:b/>
-          <w:bCs/>
-          <w:color w:val="D86DCB" w:themeColor="accent5" w:themeTint="99"/>
-          <w:sz w:val="36"/>
-          <w:szCs w:val="36"/>
-        </w:rPr>
-        <w:t xml:space="preserve">  final List&lt;</w:t>
-      </w:r>
-      <w:proofErr w:type="spellStart"/>
-      <w:r>
-        <w:rPr>
-          <w:b/>
-          <w:bCs/>
-          <w:color w:val="D86DCB" w:themeColor="accent5" w:themeTint="99"/>
-          <w:sz w:val="36"/>
-          <w:szCs w:val="36"/>
-        </w:rPr>
-        <w:t>TaskModel</w:t>
-      </w:r>
-      <w:proofErr w:type="spellEnd"/>
-      <w:r>
-        <w:rPr>
-          <w:b/>
-          <w:bCs/>
-          <w:color w:val="D86DCB" w:themeColor="accent5" w:themeTint="99"/>
-          <w:sz w:val="36"/>
-          <w:szCs w:val="36"/>
-        </w:rPr>
-        <w:t>&gt; tasks;</w:t>
-      </w:r>
-    </w:p>
-    <w:p>
-      <w:pPr>
-        <w:jc w:val="both"/>
-        <w:rPr>
-          <w:b/>
-          <w:bCs/>
-          <w:color w:val="D86DCB" w:themeColor="accent5" w:themeTint="99"/>
-          <w:sz w:val="36"/>
-          <w:szCs w:val="36"/>
-        </w:rPr>
-      </w:pPr>
-      <w:r>
-        <w:rPr>
-          <w:b/>
-          <w:bCs/>
-          <w:color w:val="D86DCB" w:themeColor="accent5" w:themeTint="99"/>
-          <w:sz w:val="36"/>
-          <w:szCs w:val="36"/>
-        </w:rPr>
-        <w:t xml:space="preserve">  final</w:t>
-      </w:r>
-      <w:r>
-        <w:rPr>
-          <w:b/>
-          <w:bCs/>
-          <w:color w:val="D86DCB" w:themeColor="accent5" w:themeTint="99"/>
-          <w:sz w:val="36"/>
-          <w:szCs w:val="36"/>
-        </w:rPr>
-        <w:t xml:space="preserve"> </w:t>
-      </w:r>
-      <w:proofErr w:type="spellStart"/>
-      <w:r>
-        <w:rPr>
-          <w:b/>
-          <w:bCs/>
-          <w:color w:val="D86DCB" w:themeColor="accent5" w:themeTint="99"/>
-          <w:sz w:val="36"/>
-          <w:szCs w:val="36"/>
-        </w:rPr>
-        <w:t>ApiState</w:t>
-      </w:r>
-      <w:proofErr w:type="spellEnd"/>
-      <w:r>
-        <w:rPr>
-          <w:b/>
-          <w:bCs/>
-          <w:color w:val="D86DCB" w:themeColor="accent5" w:themeTint="99"/>
-          <w:sz w:val="36"/>
-          <w:szCs w:val="36"/>
-        </w:rPr>
-        <w:t xml:space="preserve"> </w:t>
-      </w:r>
-      <w:proofErr w:type="spellStart"/>
+      <w:proofErr w:type="gramEnd"/>
+      <w:r>
+        <w:rPr>
+          <w:b/>
+          <w:bCs/>
+          <w:color w:val="D86DCB" w:themeColor="accent5" w:themeTint="99"/>
+          <w:sz w:val="36"/>
+          <w:szCs w:val="36"/>
+        </w:rPr>
+        <w:t>{</w:t>
+      </w:r>
+    </w:p>
+    <w:p>
+      <w:pPr>
+        <w:jc w:val="both"/>
+        <w:rPr>
+          <w:b/>
+          <w:bCs/>
+          <w:color w:val="D86DCB" w:themeColor="accent5" w:themeTint="99"/>
+          <w:sz w:val="36"/>
+          <w:szCs w:val="36"/>
+        </w:rPr>
+      </w:pPr>
+      <w:r>
+        <w:rPr>
+          <w:b/>
+          <w:bCs/>
+          <w:color w:val="D86DCB" w:themeColor="accent5" w:themeTint="99"/>
+          <w:sz w:val="36"/>
+          <w:szCs w:val="36"/>
+        </w:rPr>
+        <w:t xml:space="preserve">    </w:t>
+      </w:r>
+      <w:proofErr w:type="spellStart"/>
+      <w:proofErr w:type="gramStart"/>
+      <w:r>
+        <w:rPr>
+          <w:b/>
+          <w:bCs/>
+          <w:color w:val="D86DCB" w:themeColor="accent5" w:themeTint="99"/>
+          <w:sz w:val="36"/>
+          <w:szCs w:val="36"/>
+        </w:rPr>
+        <w:t>this.tasks</w:t>
+      </w:r>
+      <w:proofErr w:type="spellEnd"/>
+      <w:proofErr w:type="gramEnd"/>
+      <w:r>
+        <w:rPr>
+          <w:b/>
+          <w:bCs/>
+          <w:color w:val="D86DCB" w:themeColor="accent5" w:themeTint="99"/>
+          <w:sz w:val="36"/>
+          <w:szCs w:val="36"/>
+        </w:rPr>
+        <w:t xml:space="preserve"> = const [],</w:t>
+      </w:r>
+    </w:p>
+    <w:p>
+      <w:pPr>
+        <w:jc w:val="both"/>
+        <w:rPr>
+          <w:b/>
+          <w:bCs/>
+          <w:color w:val="D86DCB" w:themeColor="accent5" w:themeTint="99"/>
+          <w:sz w:val="36"/>
+          <w:szCs w:val="36"/>
+        </w:rPr>
+      </w:pPr>
+      <w:r>
+        <w:rPr>
+          <w:b/>
+          <w:bCs/>
+          <w:color w:val="D86DCB" w:themeColor="accent5" w:themeTint="99"/>
+          <w:sz w:val="36"/>
+          <w:szCs w:val="36"/>
+        </w:rPr>
+        <w:t xml:space="preserve">    </w:t>
+      </w:r>
+      <w:proofErr w:type="spellStart"/>
+      <w:proofErr w:type="gramStart"/>
+      <w:r>
+        <w:rPr>
+          <w:b/>
+          <w:bCs/>
+          <w:color w:val="D86DCB" w:themeColor="accent5" w:themeTint="99"/>
+          <w:sz w:val="36"/>
+          <w:szCs w:val="36"/>
+        </w:rPr>
+        <w:t>this.</w:t>
+      </w:r>
       <w:r>
         <w:rPr>
           <w:b/>
@@ -2348,25 +2608,16 @@
         <w:t>taskState</w:t>
       </w:r>
       <w:proofErr w:type="spellEnd"/>
-      <w:r>
-        <w:rPr>
-          <w:b/>
-          <w:bCs/>
-          <w:color w:val="D86DCB" w:themeColor="accent5" w:themeTint="99"/>
-          <w:sz w:val="36"/>
-          <w:szCs w:val="36"/>
-        </w:rPr>
-        <w:t>;</w:t>
-      </w:r>
-      <w:r>
-        <w:rPr>
-          <w:b/>
-          <w:bCs/>
-          <w:color w:val="D86DCB" w:themeColor="accent5" w:themeTint="99"/>
-          <w:sz w:val="36"/>
-          <w:szCs w:val="36"/>
-        </w:rPr>
-        <w:t xml:space="preserve"> // = </w:t>
+      <w:proofErr w:type="gramEnd"/>
+      <w:r>
+        <w:rPr>
+          <w:b/>
+          <w:bCs/>
+          <w:color w:val="D86DCB" w:themeColor="accent5" w:themeTint="99"/>
+          <w:sz w:val="36"/>
+          <w:szCs w:val="36"/>
+        </w:rPr>
+        <w:t xml:space="preserve"> = </w:t>
       </w:r>
       <w:proofErr w:type="spellStart"/>
       <w:r>
@@ -2388,73 +2639,7 @@
           <w:sz w:val="36"/>
           <w:szCs w:val="36"/>
         </w:rPr>
-        <w:t>;</w:t>
-      </w:r>
-    </w:p>
-    <w:p>
-      <w:pPr>
-        <w:jc w:val="both"/>
-        <w:rPr>
-          <w:b/>
-          <w:bCs/>
-          <w:color w:val="D86DCB" w:themeColor="accent5" w:themeTint="99"/>
-          <w:sz w:val="36"/>
-          <w:szCs w:val="36"/>
-        </w:rPr>
-      </w:pPr>
-      <w:r>
-        <w:rPr>
-          <w:b/>
-          <w:bCs/>
-          <w:color w:val="D86DCB" w:themeColor="accent5" w:themeTint="99"/>
-          <w:sz w:val="36"/>
-          <w:szCs w:val="36"/>
-        </w:rPr>
-        <w:t xml:space="preserve">  final String? error;</w:t>
-      </w:r>
-    </w:p>
-    <w:p>
-      <w:pPr>
-        <w:jc w:val="both"/>
-        <w:rPr>
-          <w:b/>
-          <w:bCs/>
-          <w:color w:val="D86DCB" w:themeColor="accent5" w:themeTint="99"/>
-          <w:sz w:val="36"/>
-          <w:szCs w:val="36"/>
-        </w:rPr>
-      </w:pPr>
-      <w:r>
-        <w:rPr>
-          <w:b/>
-          <w:bCs/>
-          <w:color w:val="D86DCB" w:themeColor="accent5" w:themeTint="99"/>
-          <w:sz w:val="36"/>
-          <w:szCs w:val="36"/>
-        </w:rPr>
-        <w:t xml:space="preserve">  </w:t>
-      </w:r>
-      <w:proofErr w:type="spellStart"/>
-      <w:r>
-        <w:rPr>
-          <w:b/>
-          <w:bCs/>
-          <w:color w:val="D86DCB" w:themeColor="accent5" w:themeTint="99"/>
-          <w:sz w:val="36"/>
-          <w:szCs w:val="36"/>
-        </w:rPr>
-        <w:t>TaskState</w:t>
-      </w:r>
-      <w:proofErr w:type="spellEnd"/>
-      <w:r>
-        <w:rPr>
-          <w:b/>
-          <w:bCs/>
-          <w:color w:val="D86DCB" w:themeColor="accent5" w:themeTint="99"/>
-          <w:sz w:val="36"/>
-          <w:szCs w:val="36"/>
-        </w:rPr>
-        <w:t>({</w:t>
+        <w:t>,</w:t>
       </w:r>
     </w:p>
     <w:p>
@@ -2479,126 +2664,7 @@
         <w:t xml:space="preserve">    </w:t>
       </w:r>
       <w:proofErr w:type="spellStart"/>
-      <w:r>
-        <w:rPr>
-          <w:b/>
-          <w:bCs/>
-          <w:color w:val="D86DCB" w:themeColor="accent5" w:themeTint="99"/>
-          <w:sz w:val="36"/>
-          <w:szCs w:val="36"/>
-        </w:rPr>
-        <w:t>this.tasks</w:t>
-      </w:r>
-      <w:proofErr w:type="spellEnd"/>
-      <w:r>
-        <w:rPr>
-          <w:b/>
-          <w:bCs/>
-          <w:color w:val="D86DCB" w:themeColor="accent5" w:themeTint="99"/>
-          <w:sz w:val="36"/>
-          <w:szCs w:val="36"/>
-        </w:rPr>
-        <w:t xml:space="preserve"> = const [],</w:t>
-      </w:r>
-    </w:p>
-    <w:p>
-      <w:pPr>
-        <w:jc w:val="both"/>
-        <w:rPr>
-          <w:b/>
-          <w:bCs/>
-          <w:color w:val="D86DCB" w:themeColor="accent5" w:themeTint="99"/>
-          <w:sz w:val="36"/>
-          <w:szCs w:val="36"/>
-        </w:rPr>
-      </w:pPr>
-      <w:r>
-        <w:rPr>
-          <w:b/>
-          <w:bCs/>
-          <w:color w:val="D86DCB" w:themeColor="accent5" w:themeTint="99"/>
-          <w:sz w:val="36"/>
-          <w:szCs w:val="36"/>
-        </w:rPr>
-        <w:t xml:space="preserve">    </w:t>
-      </w:r>
-      <w:proofErr w:type="spellStart"/>
-      <w:r>
-        <w:rPr>
-          <w:b/>
-          <w:bCs/>
-          <w:color w:val="D86DCB" w:themeColor="accent5" w:themeTint="99"/>
-          <w:sz w:val="36"/>
-          <w:szCs w:val="36"/>
-        </w:rPr>
-        <w:t>this.</w:t>
-      </w:r>
-      <w:r>
-        <w:rPr>
-          <w:b/>
-          <w:bCs/>
-          <w:color w:val="D86DCB" w:themeColor="accent5" w:themeTint="99"/>
-          <w:sz w:val="36"/>
-          <w:szCs w:val="36"/>
-        </w:rPr>
-        <w:t>taskState</w:t>
-      </w:r>
-      <w:proofErr w:type="spellEnd"/>
-      <w:r>
-        <w:rPr>
-          <w:b/>
-          <w:bCs/>
-          <w:color w:val="D86DCB" w:themeColor="accent5" w:themeTint="99"/>
-          <w:sz w:val="36"/>
-          <w:szCs w:val="36"/>
-        </w:rPr>
-        <w:t xml:space="preserve"> = </w:t>
-      </w:r>
-      <w:proofErr w:type="spellStart"/>
-      <w:r>
-        <w:rPr>
-          <w:b/>
-          <w:bCs/>
-          <w:color w:val="D86DCB" w:themeColor="accent5" w:themeTint="99"/>
-          <w:sz w:val="36"/>
-          <w:szCs w:val="36"/>
-        </w:rPr>
-        <w:t>ApiState.initial</w:t>
-      </w:r>
-      <w:proofErr w:type="spellEnd"/>
-      <w:r>
-        <w:rPr>
-          <w:b/>
-          <w:bCs/>
-          <w:color w:val="D86DCB" w:themeColor="accent5" w:themeTint="99"/>
-          <w:sz w:val="36"/>
-          <w:szCs w:val="36"/>
-        </w:rPr>
-        <w:t>,</w:t>
-      </w:r>
-    </w:p>
-    <w:p>
-      <w:pPr>
-        <w:jc w:val="both"/>
-        <w:rPr>
-          <w:b/>
-          <w:bCs/>
-          <w:color w:val="D86DCB" w:themeColor="accent5" w:themeTint="99"/>
-          <w:sz w:val="36"/>
-          <w:szCs w:val="36"/>
-        </w:rPr>
-      </w:pPr>
-      <w:r>
-        <w:rPr>
-          <w:b/>
-          <w:bCs/>
-          <w:color w:val="D86DCB" w:themeColor="accent5" w:themeTint="99"/>
-          <w:sz w:val="36"/>
-          <w:szCs w:val="36"/>
-        </w:rPr>
-        <w:t xml:space="preserve">    </w:t>
-      </w:r>
-      <w:proofErr w:type="spellStart"/>
+      <w:proofErr w:type="gramStart"/>
       <w:r>
         <w:rPr>
           <w:b/>
@@ -2610,6 +2676,7 @@
         <w:t>this.error</w:t>
       </w:r>
       <w:proofErr w:type="spellEnd"/>
+      <w:proofErr w:type="gramEnd"/>
       <w:r>
         <w:rPr>
           <w:b/>
@@ -2766,6 +2833,7 @@
         <w:t xml:space="preserve">, String? error}) =&gt; </w:t>
       </w:r>
       <w:proofErr w:type="spellStart"/>
+      <w:proofErr w:type="gramStart"/>
       <w:r>
         <w:rPr>
           <w:b/>
@@ -2787,6 +2855,7 @@
         </w:rPr>
         <w:t>(</w:t>
       </w:r>
+      <w:proofErr w:type="gramEnd"/>
     </w:p>
     <w:p>
       <w:pPr>
@@ -2810,6 +2879,7 @@
         <w:t xml:space="preserve">      tasks: tasks ?? </w:t>
       </w:r>
       <w:proofErr w:type="spellStart"/>
+      <w:proofErr w:type="gramStart"/>
       <w:r>
         <w:rPr>
           <w:b/>
@@ -2821,6 +2891,7 @@
         <w:t>this.tasks</w:t>
       </w:r>
       <w:proofErr w:type="spellEnd"/>
+      <w:proofErr w:type="gramEnd"/>
     </w:p>
     <w:p>
       <w:pPr>
@@ -2888,6 +2959,7 @@
         <w:t xml:space="preserve"> ?? </w:t>
       </w:r>
       <w:proofErr w:type="spellStart"/>
+      <w:proofErr w:type="gramStart"/>
       <w:r>
         <w:rPr>
           <w:b/>
@@ -2899,6 +2971,7 @@
         <w:t>this.apiState</w:t>
       </w:r>
       <w:proofErr w:type="spellEnd"/>
+      <w:proofErr w:type="gramEnd"/>
       <w:r>
         <w:rPr>
           <w:b/>
@@ -2932,6 +3005,7 @@
         <w:t xml:space="preserve">      error: error ?? </w:t>
       </w:r>
       <w:proofErr w:type="spellStart"/>
+      <w:proofErr w:type="gramStart"/>
       <w:r>
         <w:rPr>
           <w:b/>
@@ -2943,6 +3017,7 @@
         <w:t>this.error</w:t>
       </w:r>
       <w:proofErr w:type="spellEnd"/>
+      <w:proofErr w:type="gramEnd"/>
       <w:r>
         <w:rPr>
           <w:b/>
@@ -3045,17 +3120,35 @@
           <w:sz w:val="36"/>
           <w:szCs w:val="36"/>
         </w:rPr>
-        <w:t xml:space="preserve"> initial value /model here by using  </w:t>
-      </w:r>
-      <w:proofErr w:type="spellStart"/>
-      <w:r>
-        <w:rPr>
-          <w:b/>
-          <w:bCs/>
-          <w:sz w:val="36"/>
-          <w:szCs w:val="36"/>
-        </w:rPr>
-        <w:t>class_name</w:t>
+        <w:t xml:space="preserve"> initial value /model here by </w:t>
+      </w:r>
+      <w:proofErr w:type="gramStart"/>
+      <w:r>
+        <w:rPr>
+          <w:sz w:val="36"/>
+          <w:szCs w:val="36"/>
+        </w:rPr>
+        <w:t xml:space="preserve">using  </w:t>
+      </w:r>
+      <w:proofErr w:type="spellStart"/>
+      <w:r>
+        <w:rPr>
+          <w:b/>
+          <w:bCs/>
+          <w:sz w:val="36"/>
+          <w:szCs w:val="36"/>
+        </w:rPr>
+        <w:t>class</w:t>
+      </w:r>
+      <w:proofErr w:type="gramEnd"/>
+      <w:r>
+        <w:rPr>
+          <w:b/>
+          <w:bCs/>
+          <w:sz w:val="36"/>
+          <w:szCs w:val="36"/>
+        </w:rPr>
+        <w:t>_name</w:t>
       </w:r>
       <w:proofErr w:type="spellEnd"/>
       <w:r>
@@ -3084,6 +3177,7 @@
         <w:t xml:space="preserve">. We don’t need to call </w:t>
       </w:r>
       <w:proofErr w:type="spellStart"/>
+      <w:proofErr w:type="gramStart"/>
       <w:r>
         <w:rPr>
           <w:b/>
@@ -3101,7 +3195,17 @@
           <w:sz w:val="36"/>
           <w:szCs w:val="36"/>
         </w:rPr>
-        <w:t xml:space="preserve">() </w:t>
+        <w:t>(</w:t>
+      </w:r>
+      <w:proofErr w:type="gramEnd"/>
+      <w:r>
+        <w:rPr>
+          <w:b/>
+          <w:bCs/>
+          <w:sz w:val="36"/>
+          <w:szCs w:val="36"/>
+        </w:rPr>
+        <w:t xml:space="preserve">) </w:t>
       </w:r>
       <w:r>
         <w:rPr>
@@ -3289,6 +3393,7 @@
         <w:t xml:space="preserve">  </w:t>
       </w:r>
       <w:proofErr w:type="spellStart"/>
+      <w:proofErr w:type="gramStart"/>
       <w:r>
         <w:rPr>
           <w:b/>
@@ -3308,7 +3413,18 @@
           <w:sz w:val="36"/>
           <w:szCs w:val="36"/>
         </w:rPr>
-        <w:t>() : super(</w:t>
+        <w:t>(</w:t>
+      </w:r>
+      <w:proofErr w:type="gramEnd"/>
+      <w:r>
+        <w:rPr>
+          <w:b/>
+          <w:bCs/>
+          <w:color w:val="D86DCB" w:themeColor="accent5" w:themeTint="99"/>
+          <w:sz w:val="36"/>
+          <w:szCs w:val="36"/>
+        </w:rPr>
+        <w:t>) : super(</w:t>
       </w:r>
       <w:proofErr w:type="spellStart"/>
       <w:r>
@@ -3355,6 +3471,7 @@
         <w:t xml:space="preserve">  Future&lt;void&gt; </w:t>
       </w:r>
       <w:proofErr w:type="spellStart"/>
+      <w:proofErr w:type="gramStart"/>
       <w:r>
         <w:rPr>
           <w:b/>
@@ -3374,7 +3491,18 @@
           <w:sz w:val="36"/>
           <w:szCs w:val="36"/>
         </w:rPr>
-        <w:t>() async {</w:t>
+        <w:t>(</w:t>
+      </w:r>
+      <w:proofErr w:type="gramEnd"/>
+      <w:r>
+        <w:rPr>
+          <w:b/>
+          <w:bCs/>
+          <w:color w:val="D86DCB" w:themeColor="accent5" w:themeTint="99"/>
+          <w:sz w:val="36"/>
+          <w:szCs w:val="36"/>
+        </w:rPr>
+        <w:t>) async {</w:t>
       </w:r>
     </w:p>
     <w:p>
@@ -3409,6 +3537,7 @@
         <w:t xml:space="preserve"> </w:t>
       </w:r>
       <w:proofErr w:type="spellStart"/>
+      <w:proofErr w:type="gramStart"/>
       <w:r>
         <w:rPr>
           <w:b/>
@@ -3420,6 +3549,7 @@
         <w:t>state.copyWith</w:t>
       </w:r>
       <w:proofErr w:type="spellEnd"/>
+      <w:proofErr w:type="gramEnd"/>
       <w:r>
         <w:rPr>
           <w:b/>
@@ -3640,6 +3770,7 @@
         <w:t xml:space="preserve">    if (</w:t>
       </w:r>
       <w:proofErr w:type="spellStart"/>
+      <w:proofErr w:type="gramStart"/>
       <w:r>
         <w:rPr>
           <w:b/>
@@ -3651,6 +3782,7 @@
         <w:t>response.isSuccess</w:t>
       </w:r>
       <w:proofErr w:type="spellEnd"/>
+      <w:proofErr w:type="gramEnd"/>
       <w:r>
         <w:rPr>
           <w:b/>
@@ -3684,6 +3816,7 @@
         <w:t xml:space="preserve">      state = </w:t>
       </w:r>
       <w:proofErr w:type="spellStart"/>
+      <w:proofErr w:type="gramStart"/>
       <w:r>
         <w:rPr>
           <w:b/>
@@ -3695,6 +3828,7 @@
         <w:t>state.copyWith</w:t>
       </w:r>
       <w:proofErr w:type="spellEnd"/>
+      <w:proofErr w:type="gramEnd"/>
       <w:r>
         <w:rPr>
           <w:b/>
@@ -3870,6 +4004,7 @@
         <w:t xml:space="preserve">      state = </w:t>
       </w:r>
       <w:proofErr w:type="spellStart"/>
+      <w:proofErr w:type="gramStart"/>
       <w:r>
         <w:rPr>
           <w:b/>
@@ -3881,6 +4016,7 @@
         <w:t>state.copyWith</w:t>
       </w:r>
       <w:proofErr w:type="spellEnd"/>
+      <w:proofErr w:type="gramEnd"/>
       <w:r>
         <w:rPr>
           <w:b/>
@@ -4138,7 +4274,15 @@
           <w:sz w:val="36"/>
           <w:szCs w:val="36"/>
         </w:rPr>
-        <w:t xml:space="preserve"> This is the value/model our services and UI will listen to. We can also add </w:t>
+        <w:t xml:space="preserve"> This is the value/model our services and UI will listen to. We can also </w:t>
+      </w:r>
+      <w:proofErr w:type="gramStart"/>
+      <w:r>
+        <w:rPr>
+          <w:sz w:val="36"/>
+          <w:szCs w:val="36"/>
+        </w:rPr>
+        <w:t xml:space="preserve">add </w:t>
       </w:r>
       <w:r>
         <w:rPr>
@@ -4158,6 +4302,7 @@
         <w:t>StateNotifierProvider.autoDispose</w:t>
       </w:r>
       <w:proofErr w:type="spellEnd"/>
+      <w:proofErr w:type="gramEnd"/>
       <w:r>
         <w:rPr>
           <w:b/>
@@ -4314,6 +4459,7 @@
         <w:t>TaskState</w:t>
       </w:r>
       <w:proofErr w:type="spellEnd"/>
+      <w:proofErr w:type="gramStart"/>
       <w:r>
         <w:rPr>
           <w:b/>
@@ -4324,6 +4470,7 @@
         </w:rPr>
         <w:t>&gt;(</w:t>
       </w:r>
+      <w:proofErr w:type="gramEnd"/>
     </w:p>
     <w:p>
       <w:pPr>
@@ -4347,6 +4494,7 @@
         <w:t xml:space="preserve">  (ref) =&gt; </w:t>
       </w:r>
       <w:proofErr w:type="spellStart"/>
+      <w:proofErr w:type="gramStart"/>
       <w:r>
         <w:rPr>
           <w:b/>
@@ -4366,7 +4514,18 @@
           <w:sz w:val="36"/>
           <w:szCs w:val="36"/>
         </w:rPr>
-        <w:t>(),</w:t>
+        <w:t>(</w:t>
+      </w:r>
+      <w:proofErr w:type="gramEnd"/>
+      <w:r>
+        <w:rPr>
+          <w:b/>
+          <w:bCs/>
+          <w:color w:val="D86DCB" w:themeColor="accent5" w:themeTint="99"/>
+          <w:sz w:val="36"/>
+          <w:szCs w:val="36"/>
+        </w:rPr>
+        <w:t>),</w:t>
       </w:r>
     </w:p>
     <w:p>
@@ -4627,6 +4786,7 @@
         <w:t xml:space="preserve">  return </w:t>
       </w:r>
       <w:proofErr w:type="spellStart"/>
+      <w:proofErr w:type="gramStart"/>
       <w:r>
         <w:rPr>
           <w:b/>
@@ -4646,7 +4806,18 @@
           <w:sz w:val="36"/>
           <w:szCs w:val="36"/>
         </w:rPr>
-        <w:t>();</w:t>
+        <w:t>(</w:t>
+      </w:r>
+      <w:proofErr w:type="gramEnd"/>
+      <w:r>
+        <w:rPr>
+          <w:b/>
+          <w:bCs/>
+          <w:color w:val="D86DCB" w:themeColor="accent5" w:themeTint="99"/>
+          <w:sz w:val="36"/>
+          <w:szCs w:val="36"/>
+        </w:rPr>
+        <w:t>);</w:t>
       </w:r>
     </w:p>
     <w:p>
@@ -4856,6 +5027,7 @@
               </w:rPr>
             </w:pPr>
             <w:proofErr w:type="spellStart"/>
+            <w:proofErr w:type="gramStart"/>
             <w:r>
               <w:rPr>
                 <w:sz w:val="36"/>
@@ -4864,6 +5036,7 @@
               <w:t>ref.watch</w:t>
             </w:r>
             <w:proofErr w:type="spellEnd"/>
+            <w:proofErr w:type="gramEnd"/>
             <w:r>
               <w:rPr>
                 <w:sz w:val="36"/>
@@ -4916,7 +5089,15 @@
                 <w:sz w:val="36"/>
                 <w:szCs w:val="36"/>
               </w:rPr>
-              <w:t xml:space="preserve"> to rebuild not notifier make sure to have </w:t>
+              <w:t xml:space="preserve"> to rebuild not notifier make sure to </w:t>
+            </w:r>
+            <w:proofErr w:type="gramStart"/>
+            <w:r>
+              <w:rPr>
+                <w:sz w:val="36"/>
+                <w:szCs w:val="36"/>
+              </w:rPr>
+              <w:t xml:space="preserve">have </w:t>
             </w:r>
             <w:r>
               <w:rPr>
@@ -4925,7 +5106,17 @@
                 <w:sz w:val="36"/>
                 <w:szCs w:val="36"/>
               </w:rPr>
-              <w:t>.watch(</w:t>
+              <w:t>.watch</w:t>
+            </w:r>
+            <w:proofErr w:type="gramEnd"/>
+            <w:r>
+              <w:rPr>
+                <w:b/>
+                <w:bCs/>
+                <w:sz w:val="36"/>
+                <w:szCs w:val="36"/>
+              </w:rPr>
+              <w:t>(</w:t>
             </w:r>
             <w:proofErr w:type="spellStart"/>
             <w:r>
@@ -4973,6 +5164,7 @@
               <w:t xml:space="preserve">. We can also use </w:t>
             </w:r>
             <w:proofErr w:type="spellStart"/>
+            <w:proofErr w:type="gramStart"/>
             <w:r>
               <w:rPr>
                 <w:b/>
@@ -4983,6 +5175,7 @@
               <w:t>ref.watch</w:t>
             </w:r>
             <w:proofErr w:type="spellEnd"/>
+            <w:proofErr w:type="gramEnd"/>
             <w:r>
               <w:rPr>
                 <w:b/>
@@ -5048,6 +5241,7 @@
               </w:rPr>
             </w:pPr>
             <w:proofErr w:type="spellStart"/>
+            <w:proofErr w:type="gramStart"/>
             <w:r>
               <w:rPr>
                 <w:sz w:val="36"/>
@@ -5057,6 +5251,7 @@
               <w:t>ref.read</w:t>
             </w:r>
             <w:proofErr w:type="spellEnd"/>
+            <w:proofErr w:type="gramEnd"/>
             <w:r>
               <w:rPr>
                 <w:sz w:val="36"/>
@@ -5093,7 +5288,15 @@
                 <w:sz w:val="36"/>
                 <w:szCs w:val="36"/>
               </w:rPr>
-              <w:t xml:space="preserve">, changes state and trigger rebuild automatically. Use it to modify. Make sure to use </w:t>
+              <w:t xml:space="preserve">, changes state and trigger rebuild automatically. Use it to modify. Make sure to </w:t>
+            </w:r>
+            <w:proofErr w:type="gramStart"/>
+            <w:r>
+              <w:rPr>
+                <w:sz w:val="36"/>
+                <w:szCs w:val="36"/>
+              </w:rPr>
+              <w:t xml:space="preserve">use </w:t>
             </w:r>
             <w:r>
               <w:rPr>
@@ -5102,7 +5305,17 @@
                 <w:sz w:val="36"/>
                 <w:szCs w:val="36"/>
               </w:rPr>
-              <w:t>.read(</w:t>
+              <w:t>.read</w:t>
+            </w:r>
+            <w:proofErr w:type="gramEnd"/>
+            <w:r>
+              <w:rPr>
+                <w:b/>
+                <w:bCs/>
+                <w:sz w:val="36"/>
+                <w:szCs w:val="36"/>
+              </w:rPr>
+              <w:t>(</w:t>
             </w:r>
             <w:proofErr w:type="spellStart"/>
             <w:r>
@@ -5165,6 +5378,7 @@
               </w:rPr>
             </w:pPr>
             <w:proofErr w:type="spellStart"/>
+            <w:proofErr w:type="gramStart"/>
             <w:r>
               <w:rPr>
                 <w:sz w:val="36"/>
@@ -5173,6 +5387,7 @@
               <w:t>ref.listen</w:t>
             </w:r>
             <w:proofErr w:type="spellEnd"/>
+            <w:proofErr w:type="gramEnd"/>
             <w:r>
               <w:rPr>
                 <w:sz w:val="36"/>
@@ -5272,7 +5487,27 @@
                 <w:sz w:val="36"/>
                 <w:szCs w:val="36"/>
               </w:rPr>
-              <w:t>T Function()</w:t>
+              <w:t xml:space="preserve">T </w:t>
+            </w:r>
+            <w:proofErr w:type="gramStart"/>
+            <w:r>
+              <w:rPr>
+                <w:b/>
+                <w:bCs/>
+                <w:sz w:val="36"/>
+                <w:szCs w:val="36"/>
+              </w:rPr>
+              <w:t>Function(</w:t>
+            </w:r>
+            <w:proofErr w:type="gramEnd"/>
+            <w:r>
+              <w:rPr>
+                <w:b/>
+                <w:bCs/>
+                <w:sz w:val="36"/>
+                <w:szCs w:val="36"/>
+              </w:rPr>
+              <w:t>)</w:t>
             </w:r>
             <w:r>
               <w:rPr>
@@ -5310,6 +5545,7 @@
         <w:t xml:space="preserve"># Like </w:t>
       </w:r>
       <w:proofErr w:type="spellStart"/>
+      <w:proofErr w:type="gramStart"/>
       <w:r>
         <w:rPr>
           <w:b/>
@@ -5320,6 +5556,7 @@
         <w:t>ref.read</w:t>
       </w:r>
       <w:proofErr w:type="spellEnd"/>
+      <w:proofErr w:type="gramEnd"/>
       <w:r>
         <w:rPr>
           <w:b/>
@@ -5374,7 +5611,15 @@
           <w:sz w:val="36"/>
           <w:szCs w:val="36"/>
         </w:rPr>
-        <w:t xml:space="preserve">. Remember </w:t>
+        <w:t xml:space="preserve">. </w:t>
+      </w:r>
+      <w:proofErr w:type="gramStart"/>
+      <w:r>
+        <w:rPr>
+          <w:sz w:val="36"/>
+          <w:szCs w:val="36"/>
+        </w:rPr>
+        <w:t xml:space="preserve">Remember </w:t>
       </w:r>
       <w:r>
         <w:rPr>
@@ -5385,6 +5630,7 @@
         </w:rPr>
         <w:t>.read</w:t>
       </w:r>
+      <w:proofErr w:type="gramEnd"/>
       <w:r>
         <w:rPr>
           <w:sz w:val="36"/>
@@ -5508,6 +5754,7 @@
         <w:t xml:space="preserve"> is reassigned or changed it triggers rebuilt like </w:t>
       </w:r>
       <w:proofErr w:type="spellStart"/>
+      <w:proofErr w:type="gramStart"/>
       <w:r>
         <w:rPr>
           <w:b/>
@@ -5525,45 +5772,363 @@
           <w:sz w:val="36"/>
           <w:szCs w:val="36"/>
         </w:rPr>
+        <w:t>(</w:t>
+      </w:r>
+      <w:proofErr w:type="gramEnd"/>
+      <w:r>
+        <w:rPr>
+          <w:b/>
+          <w:bCs/>
+          <w:sz w:val="36"/>
+          <w:szCs w:val="36"/>
+        </w:rPr>
+        <w:t>)</w:t>
+      </w:r>
+    </w:p>
+    <w:p>
+      <w:pPr>
+        <w:jc w:val="both"/>
+        <w:rPr>
+          <w:sz w:val="36"/>
+          <w:szCs w:val="36"/>
+        </w:rPr>
+      </w:pPr>
+      <w:r>
+        <w:rPr>
+          <w:sz w:val="36"/>
+          <w:szCs w:val="36"/>
+        </w:rPr>
+        <w:t>#</w:t>
+      </w:r>
+      <w:r>
+        <w:rPr>
+          <w:b/>
+          <w:bCs/>
+          <w:sz w:val="36"/>
+          <w:szCs w:val="36"/>
+        </w:rPr>
+        <w:t xml:space="preserve"> </w:t>
+      </w:r>
+      <w:proofErr w:type="gramStart"/>
+      <w:r>
+        <w:rPr>
+          <w:b/>
+          <w:bCs/>
+          <w:sz w:val="36"/>
+          <w:szCs w:val="36"/>
+        </w:rPr>
+        <w:t>main(</w:t>
+      </w:r>
+      <w:proofErr w:type="gramEnd"/>
+      <w:r>
+        <w:rPr>
+          <w:b/>
+          <w:bCs/>
+          <w:sz w:val="36"/>
+          <w:szCs w:val="36"/>
+        </w:rPr>
+        <w:t>)</w:t>
+      </w:r>
+      <w:r>
+        <w:rPr>
+          <w:sz w:val="36"/>
+          <w:szCs w:val="36"/>
+        </w:rPr>
+        <w:t xml:space="preserve"> function. Best practice, wrapping </w:t>
+      </w:r>
+      <w:proofErr w:type="spellStart"/>
+      <w:proofErr w:type="gramStart"/>
+      <w:r>
+        <w:rPr>
+          <w:b/>
+          <w:bCs/>
+          <w:sz w:val="36"/>
+          <w:szCs w:val="36"/>
+        </w:rPr>
+        <w:t>MyApp</w:t>
+      </w:r>
+      <w:proofErr w:type="spellEnd"/>
+      <w:r>
+        <w:rPr>
+          <w:b/>
+          <w:bCs/>
+          <w:sz w:val="36"/>
+          <w:szCs w:val="36"/>
+        </w:rPr>
+        <w:t>(</w:t>
+      </w:r>
+      <w:proofErr w:type="gramEnd"/>
+      <w:r>
+        <w:rPr>
+          <w:b/>
+          <w:bCs/>
+          <w:sz w:val="36"/>
+          <w:szCs w:val="36"/>
+        </w:rPr>
+        <w:t>)</w:t>
+      </w:r>
+      <w:r>
+        <w:rPr>
+          <w:sz w:val="36"/>
+          <w:szCs w:val="36"/>
+        </w:rPr>
+        <w:t xml:space="preserve"> so we can use</w:t>
+      </w:r>
+      <w:r>
+        <w:rPr>
+          <w:b/>
+          <w:bCs/>
+          <w:sz w:val="36"/>
+          <w:szCs w:val="36"/>
+        </w:rPr>
+        <w:t xml:space="preserve"> </w:t>
+      </w:r>
+      <w:proofErr w:type="spellStart"/>
+      <w:r>
+        <w:rPr>
+          <w:b/>
+          <w:bCs/>
+          <w:sz w:val="36"/>
+          <w:szCs w:val="36"/>
+        </w:rPr>
+        <w:t>Riverpod</w:t>
+      </w:r>
+      <w:proofErr w:type="spellEnd"/>
+      <w:r>
+        <w:rPr>
+          <w:b/>
+          <w:bCs/>
+          <w:sz w:val="36"/>
+          <w:szCs w:val="36"/>
+        </w:rPr>
+        <w:t xml:space="preserve"> </w:t>
+      </w:r>
+      <w:r>
+        <w:rPr>
+          <w:sz w:val="36"/>
+          <w:szCs w:val="36"/>
+        </w:rPr>
+        <w:t>(</w:t>
+      </w:r>
+      <w:proofErr w:type="spellStart"/>
+      <w:r>
+        <w:rPr>
+          <w:b/>
+          <w:bCs/>
+          <w:sz w:val="36"/>
+          <w:szCs w:val="36"/>
+        </w:rPr>
+        <w:t>ref.read</w:t>
+      </w:r>
+      <w:proofErr w:type="spellEnd"/>
+      <w:r>
+        <w:rPr>
+          <w:b/>
+          <w:bCs/>
+          <w:sz w:val="36"/>
+          <w:szCs w:val="36"/>
+        </w:rPr>
+        <w:t>/watch</w:t>
+      </w:r>
+      <w:r>
+        <w:rPr>
+          <w:sz w:val="36"/>
+          <w:szCs w:val="36"/>
+        </w:rPr>
+        <w:t xml:space="preserve">) in </w:t>
+      </w:r>
+      <w:proofErr w:type="spellStart"/>
+      <w:r>
+        <w:rPr>
+          <w:b/>
+          <w:bCs/>
+          <w:sz w:val="36"/>
+          <w:szCs w:val="36"/>
+        </w:rPr>
+        <w:t>MyApp</w:t>
+      </w:r>
+      <w:proofErr w:type="spellEnd"/>
+      <w:r>
+        <w:rPr>
+          <w:b/>
+          <w:bCs/>
+          <w:sz w:val="36"/>
+          <w:szCs w:val="36"/>
+        </w:rPr>
         <w:t>()</w:t>
       </w:r>
-    </w:p>
-    <w:p>
-      <w:pPr>
-        <w:jc w:val="both"/>
-        <w:rPr>
-          <w:sz w:val="36"/>
-          <w:szCs w:val="36"/>
-        </w:rPr>
-      </w:pPr>
-      <w:r>
-        <w:rPr>
-          <w:sz w:val="36"/>
-          <w:szCs w:val="36"/>
-        </w:rPr>
-        <w:t>#</w:t>
-      </w:r>
-      <w:r>
-        <w:rPr>
-          <w:b/>
-          <w:bCs/>
-          <w:sz w:val="36"/>
-          <w:szCs w:val="36"/>
-        </w:rPr>
-        <w:t xml:space="preserve"> main()</w:t>
-      </w:r>
-      <w:r>
-        <w:rPr>
-          <w:sz w:val="36"/>
-          <w:szCs w:val="36"/>
-        </w:rPr>
-        <w:t xml:space="preserve"> function. Best practice, wrapping </w:t>
-      </w:r>
-      <w:proofErr w:type="spellStart"/>
-      <w:r>
-        <w:rPr>
-          <w:b/>
-          <w:bCs/>
+      <w:r>
+        <w:rPr>
+          <w:sz w:val="36"/>
+          <w:szCs w:val="36"/>
+        </w:rPr>
+        <w:t>:</w:t>
+      </w:r>
+    </w:p>
+    <w:p>
+      <w:pPr>
+        <w:jc w:val="both"/>
+        <w:rPr>
+          <w:b/>
+          <w:bCs/>
+          <w:color w:val="D86DCB" w:themeColor="accent5" w:themeTint="99"/>
+          <w:sz w:val="36"/>
+          <w:szCs w:val="36"/>
+        </w:rPr>
+      </w:pPr>
+      <w:r>
+        <w:rPr>
+          <w:b/>
+          <w:bCs/>
+          <w:color w:val="D86DCB" w:themeColor="accent5" w:themeTint="99"/>
+          <w:sz w:val="36"/>
+          <w:szCs w:val="36"/>
+        </w:rPr>
+        <w:t xml:space="preserve">void </w:t>
+      </w:r>
+      <w:proofErr w:type="gramStart"/>
+      <w:r>
+        <w:rPr>
+          <w:b/>
+          <w:bCs/>
+          <w:color w:val="D86DCB" w:themeColor="accent5" w:themeTint="99"/>
+          <w:sz w:val="36"/>
+          <w:szCs w:val="36"/>
+        </w:rPr>
+        <w:t>main(</w:t>
+      </w:r>
+      <w:proofErr w:type="gramEnd"/>
+      <w:r>
+        <w:rPr>
+          <w:b/>
+          <w:bCs/>
+          <w:color w:val="D86DCB" w:themeColor="accent5" w:themeTint="99"/>
+          <w:sz w:val="36"/>
+          <w:szCs w:val="36"/>
+        </w:rPr>
+        <w:t>) {</w:t>
+      </w:r>
+    </w:p>
+    <w:p>
+      <w:pPr>
+        <w:jc w:val="both"/>
+        <w:rPr>
+          <w:b/>
+          <w:bCs/>
+          <w:color w:val="D86DCB" w:themeColor="accent5" w:themeTint="99"/>
+          <w:sz w:val="36"/>
+          <w:szCs w:val="36"/>
+        </w:rPr>
+      </w:pPr>
+      <w:r>
+        <w:rPr>
+          <w:b/>
+          <w:bCs/>
+          <w:color w:val="D86DCB" w:themeColor="accent5" w:themeTint="99"/>
+          <w:sz w:val="36"/>
+          <w:szCs w:val="36"/>
+        </w:rPr>
+        <w:t xml:space="preserve">  </w:t>
+      </w:r>
+      <w:proofErr w:type="spellStart"/>
+      <w:proofErr w:type="gramStart"/>
+      <w:r>
+        <w:rPr>
+          <w:b/>
+          <w:bCs/>
+          <w:color w:val="D86DCB" w:themeColor="accent5" w:themeTint="99"/>
+          <w:sz w:val="36"/>
+          <w:szCs w:val="36"/>
+        </w:rPr>
+        <w:t>runApp</w:t>
+      </w:r>
+      <w:proofErr w:type="spellEnd"/>
+      <w:r>
+        <w:rPr>
+          <w:b/>
+          <w:bCs/>
+          <w:color w:val="D86DCB" w:themeColor="accent5" w:themeTint="99"/>
+          <w:sz w:val="36"/>
+          <w:szCs w:val="36"/>
+        </w:rPr>
+        <w:t>(</w:t>
+      </w:r>
+      <w:proofErr w:type="gramEnd"/>
+    </w:p>
+    <w:p>
+      <w:pPr>
+        <w:jc w:val="both"/>
+        <w:rPr>
+          <w:b/>
+          <w:bCs/>
+          <w:color w:val="D86DCB" w:themeColor="accent5" w:themeTint="99"/>
+          <w:sz w:val="36"/>
+          <w:szCs w:val="36"/>
+        </w:rPr>
+      </w:pPr>
+      <w:r>
+        <w:rPr>
+          <w:b/>
+          <w:bCs/>
+          <w:color w:val="D86DCB" w:themeColor="accent5" w:themeTint="99"/>
+          <w:sz w:val="36"/>
+          <w:szCs w:val="36"/>
+        </w:rPr>
+        <w:t xml:space="preserve">    const </w:t>
+      </w:r>
+      <w:proofErr w:type="spellStart"/>
+      <w:proofErr w:type="gramStart"/>
+      <w:r>
+        <w:rPr>
+          <w:b/>
+          <w:bCs/>
+          <w:color w:val="D86DCB" w:themeColor="accent5" w:themeTint="99"/>
+          <w:sz w:val="36"/>
+          <w:szCs w:val="36"/>
+        </w:rPr>
+        <w:t>ProviderScope</w:t>
+      </w:r>
+      <w:proofErr w:type="spellEnd"/>
+      <w:r>
+        <w:rPr>
+          <w:b/>
+          <w:bCs/>
+          <w:color w:val="D86DCB" w:themeColor="accent5" w:themeTint="99"/>
+          <w:sz w:val="36"/>
+          <w:szCs w:val="36"/>
+        </w:rPr>
+        <w:t>(</w:t>
+      </w:r>
+      <w:proofErr w:type="gramEnd"/>
+    </w:p>
+    <w:p>
+      <w:pPr>
+        <w:jc w:val="both"/>
+        <w:rPr>
+          <w:b/>
+          <w:bCs/>
+          <w:color w:val="D86DCB" w:themeColor="accent5" w:themeTint="99"/>
+          <w:sz w:val="36"/>
+          <w:szCs w:val="36"/>
+        </w:rPr>
+      </w:pPr>
+      <w:r>
+        <w:rPr>
+          <w:b/>
+          <w:bCs/>
+          <w:color w:val="D86DCB" w:themeColor="accent5" w:themeTint="99"/>
+          <w:sz w:val="36"/>
+          <w:szCs w:val="36"/>
+        </w:rPr>
+        <w:t xml:space="preserve">      child: </w:t>
+      </w:r>
+      <w:proofErr w:type="spellStart"/>
+      <w:proofErr w:type="gramStart"/>
+      <w:r>
+        <w:rPr>
+          <w:b/>
+          <w:bCs/>
+          <w:color w:val="D86DCB" w:themeColor="accent5" w:themeTint="99"/>
           <w:sz w:val="36"/>
           <w:szCs w:val="36"/>
         </w:rPr>
@@ -5574,261 +6139,22 @@
         <w:rPr>
           <w:b/>
           <w:bCs/>
-          <w:sz w:val="36"/>
-          <w:szCs w:val="36"/>
-        </w:rPr>
-        <w:t>()</w:t>
-      </w:r>
-      <w:r>
-        <w:rPr>
-          <w:sz w:val="36"/>
-          <w:szCs w:val="36"/>
-        </w:rPr>
-        <w:t xml:space="preserve"> so we can use</w:t>
-      </w:r>
-      <w:r>
-        <w:rPr>
-          <w:b/>
-          <w:bCs/>
-          <w:sz w:val="36"/>
-          <w:szCs w:val="36"/>
-        </w:rPr>
-        <w:t xml:space="preserve"> </w:t>
-      </w:r>
-      <w:proofErr w:type="spellStart"/>
-      <w:r>
-        <w:rPr>
-          <w:b/>
-          <w:bCs/>
-          <w:sz w:val="36"/>
-          <w:szCs w:val="36"/>
-        </w:rPr>
-        <w:t>Riverpod</w:t>
-      </w:r>
-      <w:proofErr w:type="spellEnd"/>
-      <w:r>
-        <w:rPr>
-          <w:b/>
-          <w:bCs/>
-          <w:sz w:val="36"/>
-          <w:szCs w:val="36"/>
-        </w:rPr>
-        <w:t xml:space="preserve"> </w:t>
-      </w:r>
-      <w:r>
-        <w:rPr>
+          <w:color w:val="D86DCB" w:themeColor="accent5" w:themeTint="99"/>
           <w:sz w:val="36"/>
           <w:szCs w:val="36"/>
         </w:rPr>
         <w:t>(</w:t>
       </w:r>
-      <w:proofErr w:type="spellStart"/>
-      <w:r>
-        <w:rPr>
-          <w:b/>
-          <w:bCs/>
-          <w:sz w:val="36"/>
-          <w:szCs w:val="36"/>
-        </w:rPr>
-        <w:t>ref.read</w:t>
-      </w:r>
-      <w:proofErr w:type="spellEnd"/>
-      <w:r>
-        <w:rPr>
-          <w:b/>
-          <w:bCs/>
-          <w:sz w:val="36"/>
-          <w:szCs w:val="36"/>
-        </w:rPr>
-        <w:t>/watch</w:t>
-      </w:r>
-      <w:r>
-        <w:rPr>
-          <w:sz w:val="36"/>
-          <w:szCs w:val="36"/>
-        </w:rPr>
-        <w:t xml:space="preserve">) in </w:t>
-      </w:r>
-      <w:proofErr w:type="spellStart"/>
-      <w:r>
-        <w:rPr>
-          <w:b/>
-          <w:bCs/>
-          <w:sz w:val="36"/>
-          <w:szCs w:val="36"/>
-        </w:rPr>
-        <w:t>MyApp</w:t>
-      </w:r>
-      <w:proofErr w:type="spellEnd"/>
-      <w:r>
-        <w:rPr>
-          <w:b/>
-          <w:bCs/>
-          <w:sz w:val="36"/>
-          <w:szCs w:val="36"/>
-        </w:rPr>
-        <w:t>()</w:t>
-      </w:r>
-      <w:r>
-        <w:rPr>
-          <w:sz w:val="36"/>
-          <w:szCs w:val="36"/>
-        </w:rPr>
-        <w:t>:</w:t>
-      </w:r>
-    </w:p>
-    <w:p>
-      <w:pPr>
-        <w:jc w:val="both"/>
-        <w:rPr>
-          <w:b/>
-          <w:bCs/>
-          <w:color w:val="D86DCB" w:themeColor="accent5" w:themeTint="99"/>
-          <w:sz w:val="36"/>
-          <w:szCs w:val="36"/>
-        </w:rPr>
-      </w:pPr>
-      <w:r>
-        <w:rPr>
-          <w:b/>
-          <w:bCs/>
-          <w:color w:val="D86DCB" w:themeColor="accent5" w:themeTint="99"/>
-          <w:sz w:val="36"/>
-          <w:szCs w:val="36"/>
-        </w:rPr>
-        <w:t>void main() {</w:t>
-      </w:r>
-    </w:p>
-    <w:p>
-      <w:pPr>
-        <w:jc w:val="both"/>
-        <w:rPr>
-          <w:b/>
-          <w:bCs/>
-          <w:color w:val="D86DCB" w:themeColor="accent5" w:themeTint="99"/>
-          <w:sz w:val="36"/>
-          <w:szCs w:val="36"/>
-        </w:rPr>
-      </w:pPr>
-      <w:r>
-        <w:rPr>
-          <w:b/>
-          <w:bCs/>
-          <w:color w:val="D86DCB" w:themeColor="accent5" w:themeTint="99"/>
-          <w:sz w:val="36"/>
-          <w:szCs w:val="36"/>
-        </w:rPr>
-        <w:t xml:space="preserve">  </w:t>
-      </w:r>
-      <w:proofErr w:type="spellStart"/>
-      <w:r>
-        <w:rPr>
-          <w:b/>
-          <w:bCs/>
-          <w:color w:val="D86DCB" w:themeColor="accent5" w:themeTint="99"/>
-          <w:sz w:val="36"/>
-          <w:szCs w:val="36"/>
-        </w:rPr>
-        <w:t>runApp</w:t>
-      </w:r>
-      <w:proofErr w:type="spellEnd"/>
-      <w:r>
-        <w:rPr>
-          <w:b/>
-          <w:bCs/>
-          <w:color w:val="D86DCB" w:themeColor="accent5" w:themeTint="99"/>
-          <w:sz w:val="36"/>
-          <w:szCs w:val="36"/>
-        </w:rPr>
-        <w:t>(</w:t>
-      </w:r>
-    </w:p>
-    <w:p>
-      <w:pPr>
-        <w:jc w:val="both"/>
-        <w:rPr>
-          <w:b/>
-          <w:bCs/>
-          <w:color w:val="D86DCB" w:themeColor="accent5" w:themeTint="99"/>
-          <w:sz w:val="36"/>
-          <w:szCs w:val="36"/>
-        </w:rPr>
-      </w:pPr>
-      <w:r>
-        <w:rPr>
-          <w:b/>
-          <w:bCs/>
-          <w:color w:val="D86DCB" w:themeColor="accent5" w:themeTint="99"/>
-          <w:sz w:val="36"/>
-          <w:szCs w:val="36"/>
-        </w:rPr>
-        <w:t xml:space="preserve">    const </w:t>
-      </w:r>
-      <w:proofErr w:type="spellStart"/>
-      <w:r>
-        <w:rPr>
-          <w:b/>
-          <w:bCs/>
-          <w:color w:val="D86DCB" w:themeColor="accent5" w:themeTint="99"/>
-          <w:sz w:val="36"/>
-          <w:szCs w:val="36"/>
-        </w:rPr>
-        <w:t>ProviderScope</w:t>
-      </w:r>
-      <w:proofErr w:type="spellEnd"/>
-      <w:r>
-        <w:rPr>
-          <w:b/>
-          <w:bCs/>
-          <w:color w:val="D86DCB" w:themeColor="accent5" w:themeTint="99"/>
-          <w:sz w:val="36"/>
-          <w:szCs w:val="36"/>
-        </w:rPr>
-        <w:t>(</w:t>
-      </w:r>
-    </w:p>
-    <w:p>
-      <w:pPr>
-        <w:jc w:val="both"/>
-        <w:rPr>
-          <w:b/>
-          <w:bCs/>
-          <w:color w:val="D86DCB" w:themeColor="accent5" w:themeTint="99"/>
-          <w:sz w:val="36"/>
-          <w:szCs w:val="36"/>
-        </w:rPr>
-      </w:pPr>
-      <w:r>
-        <w:rPr>
-          <w:b/>
-          <w:bCs/>
-          <w:color w:val="D86DCB" w:themeColor="accent5" w:themeTint="99"/>
-          <w:sz w:val="36"/>
-          <w:szCs w:val="36"/>
-        </w:rPr>
-        <w:t xml:space="preserve">      child: </w:t>
-      </w:r>
-      <w:proofErr w:type="spellStart"/>
-      <w:r>
-        <w:rPr>
-          <w:b/>
-          <w:bCs/>
-          <w:color w:val="D86DCB" w:themeColor="accent5" w:themeTint="99"/>
-          <w:sz w:val="36"/>
-          <w:szCs w:val="36"/>
-        </w:rPr>
-        <w:t>MyApp</w:t>
-      </w:r>
-      <w:proofErr w:type="spellEnd"/>
-      <w:r>
-        <w:rPr>
-          <w:b/>
-          <w:bCs/>
-          <w:color w:val="D86DCB" w:themeColor="accent5" w:themeTint="99"/>
-          <w:sz w:val="36"/>
-          <w:szCs w:val="36"/>
-        </w:rPr>
-        <w:t>(),</w:t>
+      <w:proofErr w:type="gramEnd"/>
+      <w:r>
+        <w:rPr>
+          <w:b/>
+          <w:bCs/>
+          <w:color w:val="D86DCB" w:themeColor="accent5" w:themeTint="99"/>
+          <w:sz w:val="36"/>
+          <w:szCs w:val="36"/>
+        </w:rPr>
+        <w:t>),</w:t>
       </w:r>
     </w:p>
     <w:p>
@@ -6083,6 +6409,7 @@
         <w:t xml:space="preserve">and reassign it. We can define a </w:t>
       </w:r>
       <w:proofErr w:type="spellStart"/>
+      <w:proofErr w:type="gramStart"/>
       <w:r>
         <w:rPr>
           <w:b/>
@@ -6100,6 +6427,189 @@
           <w:sz w:val="36"/>
           <w:szCs w:val="36"/>
         </w:rPr>
+        <w:t>(</w:t>
+      </w:r>
+      <w:proofErr w:type="gramEnd"/>
+      <w:r>
+        <w:rPr>
+          <w:b/>
+          <w:bCs/>
+          <w:sz w:val="36"/>
+          <w:szCs w:val="36"/>
+        </w:rPr>
+        <w:t>…)</w:t>
+      </w:r>
+      <w:r>
+        <w:rPr>
+          <w:sz w:val="36"/>
+          <w:szCs w:val="36"/>
+        </w:rPr>
+        <w:t xml:space="preserve"> method/manual setter to return the object with only modifying one or more properties (</w:t>
+      </w:r>
+      <w:proofErr w:type="spellStart"/>
+      <w:r>
+        <w:rPr>
+          <w:b/>
+          <w:bCs/>
+          <w:sz w:val="36"/>
+          <w:szCs w:val="36"/>
+        </w:rPr>
+        <w:t>taskState</w:t>
+      </w:r>
+      <w:proofErr w:type="spellEnd"/>
+      <w:r>
+        <w:rPr>
+          <w:sz w:val="36"/>
+          <w:szCs w:val="36"/>
+        </w:rPr>
+        <w:t xml:space="preserve">, </w:t>
+      </w:r>
+      <w:r>
+        <w:rPr>
+          <w:b/>
+          <w:bCs/>
+          <w:sz w:val="36"/>
+          <w:szCs w:val="36"/>
+        </w:rPr>
+        <w:t>error</w:t>
+      </w:r>
+      <w:r>
+        <w:rPr>
+          <w:sz w:val="36"/>
+          <w:szCs w:val="36"/>
+        </w:rPr>
+        <w:t xml:space="preserve"> and more) or  state (Or we can also use helper methods like </w:t>
+      </w:r>
+      <w:proofErr w:type="spellStart"/>
+      <w:r>
+        <w:rPr>
+          <w:b/>
+          <w:bCs/>
+          <w:sz w:val="36"/>
+          <w:szCs w:val="36"/>
+        </w:rPr>
+        <w:t>TaskState</w:t>
+      </w:r>
+      <w:proofErr w:type="spellEnd"/>
+      <w:r>
+        <w:rPr>
+          <w:sz w:val="36"/>
+          <w:szCs w:val="36"/>
+        </w:rPr>
+        <w:t xml:space="preserve"> </w:t>
+      </w:r>
+      <w:r>
+        <w:rPr>
+          <w:b/>
+          <w:bCs/>
+          <w:sz w:val="36"/>
+          <w:szCs w:val="36"/>
+        </w:rPr>
+        <w:t xml:space="preserve">loading () =&gt; </w:t>
+      </w:r>
+      <w:proofErr w:type="spellStart"/>
+      <w:r>
+        <w:rPr>
+          <w:b/>
+          <w:bCs/>
+          <w:sz w:val="36"/>
+          <w:szCs w:val="36"/>
+        </w:rPr>
+        <w:t>TaskState</w:t>
+      </w:r>
+      <w:proofErr w:type="spellEnd"/>
+      <w:r>
+        <w:rPr>
+          <w:b/>
+          <w:bCs/>
+          <w:sz w:val="36"/>
+          <w:szCs w:val="36"/>
+        </w:rPr>
+        <w:t>(</w:t>
+      </w:r>
+      <w:proofErr w:type="spellStart"/>
+      <w:r>
+        <w:rPr>
+          <w:b/>
+          <w:bCs/>
+          <w:sz w:val="36"/>
+          <w:szCs w:val="36"/>
+        </w:rPr>
+        <w:t>task</w:t>
+      </w:r>
+      <w:r>
+        <w:rPr>
+          <w:b/>
+          <w:bCs/>
+          <w:sz w:val="36"/>
+          <w:szCs w:val="36"/>
+        </w:rPr>
+        <w:t>State</w:t>
+      </w:r>
+      <w:proofErr w:type="spellEnd"/>
+      <w:r>
+        <w:rPr>
+          <w:b/>
+          <w:bCs/>
+          <w:sz w:val="36"/>
+          <w:szCs w:val="36"/>
+        </w:rPr>
+        <w:t xml:space="preserve">: </w:t>
+      </w:r>
+      <w:proofErr w:type="spellStart"/>
+      <w:r>
+        <w:rPr>
+          <w:b/>
+          <w:bCs/>
+          <w:sz w:val="36"/>
+          <w:szCs w:val="36"/>
+        </w:rPr>
+        <w:t>ApiState.isLoading</w:t>
+      </w:r>
+      <w:proofErr w:type="spellEnd"/>
+      <w:r>
+        <w:rPr>
+          <w:b/>
+          <w:bCs/>
+          <w:sz w:val="36"/>
+          <w:szCs w:val="36"/>
+        </w:rPr>
+        <w:t>)</w:t>
+      </w:r>
+      <w:r>
+        <w:rPr>
+          <w:sz w:val="36"/>
+          <w:szCs w:val="36"/>
+        </w:rPr>
+        <w:t xml:space="preserve">) then we  can simply assign it using </w:t>
+      </w:r>
+      <w:r>
+        <w:rPr>
+          <w:b/>
+          <w:bCs/>
+          <w:sz w:val="36"/>
+          <w:szCs w:val="36"/>
+        </w:rPr>
+        <w:t xml:space="preserve">state = </w:t>
+      </w:r>
+      <w:proofErr w:type="spellStart"/>
+      <w:r>
+        <w:rPr>
+          <w:b/>
+          <w:bCs/>
+          <w:sz w:val="36"/>
+          <w:szCs w:val="36"/>
+        </w:rPr>
+        <w:t>state.copyWith</w:t>
+      </w:r>
+      <w:proofErr w:type="spellEnd"/>
+      <w:r>
+        <w:rPr>
+          <w:b/>
+          <w:bCs/>
+          <w:sz w:val="36"/>
+          <w:szCs w:val="36"/>
+        </w:rPr>
         <w:t>(…)</w:t>
       </w:r>
       <w:r>
@@ -6107,180 +6617,15 @@
           <w:sz w:val="36"/>
           <w:szCs w:val="36"/>
         </w:rPr>
-        <w:t xml:space="preserve"> method/manual setter to return the object with only modifying one or more properties (</w:t>
-      </w:r>
-      <w:proofErr w:type="spellStart"/>
-      <w:r>
-        <w:rPr>
-          <w:b/>
-          <w:bCs/>
-          <w:sz w:val="36"/>
-          <w:szCs w:val="36"/>
-        </w:rPr>
-        <w:t>taskState</w:t>
-      </w:r>
-      <w:proofErr w:type="spellEnd"/>
-      <w:r>
-        <w:rPr>
-          <w:sz w:val="36"/>
-          <w:szCs w:val="36"/>
-        </w:rPr>
-        <w:t xml:space="preserve">, </w:t>
-      </w:r>
-      <w:r>
-        <w:rPr>
-          <w:b/>
-          <w:bCs/>
-          <w:sz w:val="36"/>
-          <w:szCs w:val="36"/>
-        </w:rPr>
-        <w:t>error</w:t>
-      </w:r>
-      <w:r>
-        <w:rPr>
-          <w:sz w:val="36"/>
-          <w:szCs w:val="36"/>
-        </w:rPr>
-        <w:t xml:space="preserve"> and more) or  state (Or we can also use helper methods like </w:t>
-      </w:r>
-      <w:proofErr w:type="spellStart"/>
-      <w:r>
-        <w:rPr>
-          <w:b/>
-          <w:bCs/>
-          <w:sz w:val="36"/>
-          <w:szCs w:val="36"/>
-        </w:rPr>
-        <w:t>TaskState</w:t>
-      </w:r>
-      <w:proofErr w:type="spellEnd"/>
-      <w:r>
-        <w:rPr>
-          <w:sz w:val="36"/>
-          <w:szCs w:val="36"/>
-        </w:rPr>
-        <w:t xml:space="preserve"> </w:t>
-      </w:r>
-      <w:r>
-        <w:rPr>
-          <w:b/>
-          <w:bCs/>
-          <w:sz w:val="36"/>
-          <w:szCs w:val="36"/>
-        </w:rPr>
-        <w:t xml:space="preserve">loading () =&gt; </w:t>
-      </w:r>
-      <w:proofErr w:type="spellStart"/>
-      <w:r>
-        <w:rPr>
-          <w:b/>
-          <w:bCs/>
-          <w:sz w:val="36"/>
-          <w:szCs w:val="36"/>
-        </w:rPr>
-        <w:t>TaskState</w:t>
-      </w:r>
-      <w:proofErr w:type="spellEnd"/>
-      <w:r>
-        <w:rPr>
-          <w:b/>
-          <w:bCs/>
-          <w:sz w:val="36"/>
-          <w:szCs w:val="36"/>
-        </w:rPr>
-        <w:t>(</w:t>
-      </w:r>
-      <w:proofErr w:type="spellStart"/>
-      <w:r>
-        <w:rPr>
-          <w:b/>
-          <w:bCs/>
-          <w:sz w:val="36"/>
-          <w:szCs w:val="36"/>
-        </w:rPr>
-        <w:t>task</w:t>
-      </w:r>
-      <w:r>
-        <w:rPr>
-          <w:b/>
-          <w:bCs/>
-          <w:sz w:val="36"/>
-          <w:szCs w:val="36"/>
-        </w:rPr>
-        <w:t>State</w:t>
-      </w:r>
-      <w:proofErr w:type="spellEnd"/>
-      <w:r>
-        <w:rPr>
-          <w:b/>
-          <w:bCs/>
-          <w:sz w:val="36"/>
-          <w:szCs w:val="36"/>
-        </w:rPr>
-        <w:t xml:space="preserve">: </w:t>
-      </w:r>
-      <w:proofErr w:type="spellStart"/>
-      <w:r>
-        <w:rPr>
-          <w:b/>
-          <w:bCs/>
-          <w:sz w:val="36"/>
-          <w:szCs w:val="36"/>
-        </w:rPr>
-        <w:t>ApiState.isLoading</w:t>
-      </w:r>
-      <w:proofErr w:type="spellEnd"/>
-      <w:r>
-        <w:rPr>
-          <w:b/>
-          <w:bCs/>
-          <w:sz w:val="36"/>
-          <w:szCs w:val="36"/>
-        </w:rPr>
-        <w:t>)</w:t>
-      </w:r>
-      <w:r>
-        <w:rPr>
-          <w:sz w:val="36"/>
-          <w:szCs w:val="36"/>
-        </w:rPr>
-        <w:t xml:space="preserve">) then we  can simply assign it using </w:t>
-      </w:r>
-      <w:r>
-        <w:rPr>
-          <w:b/>
-          <w:bCs/>
-          <w:sz w:val="36"/>
-          <w:szCs w:val="36"/>
-        </w:rPr>
-        <w:t xml:space="preserve">state = </w:t>
-      </w:r>
-      <w:proofErr w:type="spellStart"/>
-      <w:r>
-        <w:rPr>
-          <w:b/>
-          <w:bCs/>
-          <w:sz w:val="36"/>
-          <w:szCs w:val="36"/>
-        </w:rPr>
-        <w:t>state.copyWith</w:t>
-      </w:r>
-      <w:proofErr w:type="spellEnd"/>
-      <w:r>
-        <w:rPr>
-          <w:b/>
-          <w:bCs/>
-          <w:sz w:val="36"/>
-          <w:szCs w:val="36"/>
-        </w:rPr>
-        <w:t>(…)</w:t>
-      </w:r>
-      <w:r>
-        <w:rPr>
-          <w:sz w:val="36"/>
-          <w:szCs w:val="36"/>
-        </w:rPr>
-        <w:t xml:space="preserve"> (Or helper methods) in notifier. In .</w:t>
+        <w:t xml:space="preserve"> (Or helper methods) in notifier. </w:t>
+      </w:r>
+      <w:proofErr w:type="gramStart"/>
+      <w:r>
+        <w:rPr>
+          <w:sz w:val="36"/>
+          <w:szCs w:val="36"/>
+        </w:rPr>
+        <w:t>In .</w:t>
       </w:r>
       <w:proofErr w:type="spellStart"/>
       <w:r>
@@ -6293,6 +6638,7 @@
         <w:t>copyWith</w:t>
       </w:r>
       <w:proofErr w:type="spellEnd"/>
+      <w:proofErr w:type="gramEnd"/>
       <w:r>
         <w:rPr>
           <w:b/>
@@ -6653,6 +6999,7 @@
         <w:t xml:space="preserve">  </w:t>
       </w:r>
       <w:proofErr w:type="spellStart"/>
+      <w:proofErr w:type="gramStart"/>
       <w:r>
         <w:rPr>
           <w:b/>
@@ -6672,7 +7019,18 @@
           <w:sz w:val="36"/>
           <w:szCs w:val="36"/>
         </w:rPr>
-        <w:t>({</w:t>
+        <w:t>(</w:t>
+      </w:r>
+      <w:proofErr w:type="gramEnd"/>
+      <w:r>
+        <w:rPr>
+          <w:b/>
+          <w:bCs/>
+          <w:color w:val="D86DCB" w:themeColor="accent5" w:themeTint="99"/>
+          <w:sz w:val="36"/>
+          <w:szCs w:val="36"/>
+        </w:rPr>
+        <w:t>{</w:t>
       </w:r>
     </w:p>
     <w:p>
@@ -6697,6 +7055,7 @@
         <w:t xml:space="preserve">    </w:t>
       </w:r>
       <w:proofErr w:type="spellStart"/>
+      <w:proofErr w:type="gramStart"/>
       <w:r>
         <w:rPr>
           <w:b/>
@@ -6708,6 +7067,7 @@
         <w:t>this.tasks</w:t>
       </w:r>
       <w:proofErr w:type="spellEnd"/>
+      <w:proofErr w:type="gramEnd"/>
       <w:r>
         <w:rPr>
           <w:b/>
@@ -6741,6 +7101,7 @@
         <w:t xml:space="preserve">    </w:t>
       </w:r>
       <w:proofErr w:type="spellStart"/>
+      <w:proofErr w:type="gramStart"/>
       <w:r>
         <w:rPr>
           <w:b/>
@@ -6762,6 +7123,7 @@
         <w:t>taskState</w:t>
       </w:r>
       <w:proofErr w:type="spellEnd"/>
+      <w:proofErr w:type="gramEnd"/>
       <w:r>
         <w:rPr>
           <w:b/>
@@ -6817,6 +7179,7 @@
         <w:t xml:space="preserve">    </w:t>
       </w:r>
       <w:proofErr w:type="spellStart"/>
+      <w:proofErr w:type="gramStart"/>
       <w:r>
         <w:rPr>
           <w:b/>
@@ -6828,6 +7191,7 @@
         <w:t>this.error</w:t>
       </w:r>
       <w:proofErr w:type="spellEnd"/>
+      <w:proofErr w:type="gramEnd"/>
       <w:r>
         <w:rPr>
           <w:b/>
@@ -6983,6 +7347,7 @@
         <w:t xml:space="preserve">, String? error}) =&gt; </w:t>
       </w:r>
       <w:proofErr w:type="spellStart"/>
+      <w:proofErr w:type="gramStart"/>
       <w:r>
         <w:rPr>
           <w:b/>
@@ -7004,6 +7369,7 @@
         </w:rPr>
         <w:t>(</w:t>
       </w:r>
+      <w:proofErr w:type="gramEnd"/>
     </w:p>
     <w:p>
       <w:pPr>
@@ -7027,6 +7393,7 @@
         <w:t xml:space="preserve">      tasks: tasks ?? </w:t>
       </w:r>
       <w:proofErr w:type="spellStart"/>
+      <w:proofErr w:type="gramStart"/>
       <w:r>
         <w:rPr>
           <w:b/>
@@ -7038,6 +7405,7 @@
         <w:t>this.tasks</w:t>
       </w:r>
       <w:proofErr w:type="spellEnd"/>
+      <w:proofErr w:type="gramEnd"/>
     </w:p>
     <w:p>
       <w:pPr>
@@ -7105,6 +7473,7 @@
         <w:t xml:space="preserve"> ?? </w:t>
       </w:r>
       <w:proofErr w:type="spellStart"/>
+      <w:proofErr w:type="gramStart"/>
       <w:r>
         <w:rPr>
           <w:b/>
@@ -7116,6 +7485,7 @@
         <w:t>this.apiState</w:t>
       </w:r>
       <w:proofErr w:type="spellEnd"/>
+      <w:proofErr w:type="gramEnd"/>
       <w:r>
         <w:rPr>
           <w:b/>
@@ -7149,6 +7519,7 @@
         <w:t xml:space="preserve">      error: error ?? </w:t>
       </w:r>
       <w:proofErr w:type="spellStart"/>
+      <w:proofErr w:type="gramStart"/>
       <w:r>
         <w:rPr>
           <w:b/>
@@ -7160,6 +7531,7 @@
         <w:t>this.error</w:t>
       </w:r>
       <w:proofErr w:type="spellEnd"/>
+      <w:proofErr w:type="gramEnd"/>
       <w:r>
         <w:rPr>
           <w:b/>
@@ -7253,16 +7625,34 @@
           <w:sz w:val="36"/>
           <w:szCs w:val="36"/>
         </w:rPr>
-        <w:t xml:space="preserve">(Which is the initial value/model we have set before using </w:t>
-      </w:r>
-      <w:r>
-        <w:rPr>
-          <w:b/>
-          <w:bCs/>
-          <w:sz w:val="36"/>
-          <w:szCs w:val="36"/>
-        </w:rPr>
-        <w:t>: super(…)</w:t>
+        <w:t xml:space="preserve">(Which is the initial value/model we have set before </w:t>
+      </w:r>
+      <w:proofErr w:type="gramStart"/>
+      <w:r>
+        <w:rPr>
+          <w:sz w:val="36"/>
+          <w:szCs w:val="36"/>
+        </w:rPr>
+        <w:t xml:space="preserve">using </w:t>
+      </w:r>
+      <w:r>
+        <w:rPr>
+          <w:b/>
+          <w:bCs/>
+          <w:sz w:val="36"/>
+          <w:szCs w:val="36"/>
+        </w:rPr>
+        <w:t>:</w:t>
+      </w:r>
+      <w:proofErr w:type="gramEnd"/>
+      <w:r>
+        <w:rPr>
+          <w:b/>
+          <w:bCs/>
+          <w:sz w:val="36"/>
+          <w:szCs w:val="36"/>
+        </w:rPr>
+        <w:t xml:space="preserve"> super(…)</w:t>
       </w:r>
       <w:r>
         <w:rPr>
@@ -7441,6 +7831,7 @@
         <w:t xml:space="preserve">  </w:t>
       </w:r>
       <w:proofErr w:type="spellStart"/>
+      <w:proofErr w:type="gramStart"/>
       <w:r>
         <w:rPr>
           <w:b/>
@@ -7460,7 +7851,18 @@
           <w:sz w:val="36"/>
           <w:szCs w:val="36"/>
         </w:rPr>
-        <w:t>() : super(</w:t>
+        <w:t>(</w:t>
+      </w:r>
+      <w:proofErr w:type="gramEnd"/>
+      <w:r>
+        <w:rPr>
+          <w:b/>
+          <w:bCs/>
+          <w:color w:val="D86DCB" w:themeColor="accent5" w:themeTint="99"/>
+          <w:sz w:val="36"/>
+          <w:szCs w:val="36"/>
+        </w:rPr>
+        <w:t>) : super(</w:t>
       </w:r>
       <w:proofErr w:type="spellStart"/>
       <w:r>
@@ -7507,6 +7909,7 @@
         <w:t xml:space="preserve">  Future&lt;void&gt; </w:t>
       </w:r>
       <w:proofErr w:type="spellStart"/>
+      <w:proofErr w:type="gramStart"/>
       <w:r>
         <w:rPr>
           <w:b/>
@@ -7526,7 +7929,18 @@
           <w:sz w:val="36"/>
           <w:szCs w:val="36"/>
         </w:rPr>
-        <w:t>() async {</w:t>
+        <w:t>(</w:t>
+      </w:r>
+      <w:proofErr w:type="gramEnd"/>
+      <w:r>
+        <w:rPr>
+          <w:b/>
+          <w:bCs/>
+          <w:color w:val="D86DCB" w:themeColor="accent5" w:themeTint="99"/>
+          <w:sz w:val="36"/>
+          <w:szCs w:val="36"/>
+        </w:rPr>
+        <w:t>) async {</w:t>
       </w:r>
     </w:p>
     <w:p>
@@ -7562,6 +7976,7 @@
         <w:t xml:space="preserve"> </w:t>
       </w:r>
       <w:proofErr w:type="spellStart"/>
+      <w:proofErr w:type="gramStart"/>
       <w:r>
         <w:rPr>
           <w:b/>
@@ -7573,6 +7988,7 @@
         <w:t>state.copyWith</w:t>
       </w:r>
       <w:proofErr w:type="spellEnd"/>
+      <w:proofErr w:type="gramEnd"/>
       <w:r>
         <w:rPr>
           <w:b/>
@@ -7670,6 +8086,7 @@
         <w:t xml:space="preserve"> </w:t>
       </w:r>
       <w:proofErr w:type="spellStart"/>
+      <w:proofErr w:type="gramStart"/>
       <w:r>
         <w:rPr>
           <w:b/>
@@ -7681,6 +8098,7 @@
         <w:t>state.copyWith</w:t>
       </w:r>
       <w:proofErr w:type="spellEnd"/>
+      <w:proofErr w:type="gramEnd"/>
       <w:r>
         <w:rPr>
           <w:b/>
@@ -7900,6 +8318,7 @@
         <w:t xml:space="preserve">    if (</w:t>
       </w:r>
       <w:proofErr w:type="spellStart"/>
+      <w:proofErr w:type="gramStart"/>
       <w:r>
         <w:rPr>
           <w:b/>
@@ -7911,6 +8330,7 @@
         <w:t>response.isSuccess</w:t>
       </w:r>
       <w:proofErr w:type="spellEnd"/>
+      <w:proofErr w:type="gramEnd"/>
       <w:r>
         <w:rPr>
           <w:b/>
@@ -7944,6 +8364,7 @@
         <w:t xml:space="preserve">      state = </w:t>
       </w:r>
       <w:proofErr w:type="spellStart"/>
+      <w:proofErr w:type="gramStart"/>
       <w:r>
         <w:rPr>
           <w:b/>
@@ -7966,6 +8387,7 @@
         <w:t>(</w:t>
       </w:r>
       <w:proofErr w:type="spellStart"/>
+      <w:proofErr w:type="gramEnd"/>
       <w:r>
         <w:rPr>
           <w:b/>
@@ -8130,6 +8552,7 @@
         <w:t xml:space="preserve">      state = </w:t>
       </w:r>
       <w:proofErr w:type="spellStart"/>
+      <w:proofErr w:type="gramStart"/>
       <w:r>
         <w:rPr>
           <w:b/>
@@ -8152,6 +8575,7 @@
         <w:t>(</w:t>
       </w:r>
       <w:proofErr w:type="spellStart"/>
+      <w:proofErr w:type="gramEnd"/>
       <w:r>
         <w:rPr>
           <w:b/>
@@ -8459,6 +8883,7 @@
         <w:t>TaskState</w:t>
       </w:r>
       <w:proofErr w:type="spellEnd"/>
+      <w:proofErr w:type="gramStart"/>
       <w:r>
         <w:rPr>
           <w:b/>
@@ -8469,6 +8894,7 @@
         </w:rPr>
         <w:t>&gt;(</w:t>
       </w:r>
+      <w:proofErr w:type="gramEnd"/>
     </w:p>
     <w:p>
       <w:pPr>
@@ -8492,6 +8918,7 @@
         <w:t xml:space="preserve">  (ref) =&gt; </w:t>
       </w:r>
       <w:proofErr w:type="spellStart"/>
+      <w:proofErr w:type="gramStart"/>
       <w:r>
         <w:rPr>
           <w:b/>
@@ -8511,7 +8938,18 @@
           <w:sz w:val="36"/>
           <w:szCs w:val="36"/>
         </w:rPr>
-        <w:t>(),</w:t>
+        <w:t>(</w:t>
+      </w:r>
+      <w:proofErr w:type="gramEnd"/>
+      <w:r>
+        <w:rPr>
+          <w:b/>
+          <w:bCs/>
+          <w:color w:val="D86DCB" w:themeColor="accent5" w:themeTint="99"/>
+          <w:sz w:val="36"/>
+          <w:szCs w:val="36"/>
+        </w:rPr>
+        <w:t>),</w:t>
       </w:r>
     </w:p>
     <w:p>
@@ -8810,9 +9248,21 @@
           <w:sz w:val="36"/>
           <w:szCs w:val="36"/>
         </w:rPr>
-        <w:t xml:space="preserve">  Widget build(</w:t>
-      </w:r>
-      <w:proofErr w:type="spellStart"/>
+        <w:t xml:space="preserve">  Widget </w:t>
+      </w:r>
+      <w:proofErr w:type="gramStart"/>
+      <w:r>
+        <w:rPr>
+          <w:b/>
+          <w:bCs/>
+          <w:color w:val="D86DCB" w:themeColor="accent5" w:themeTint="99"/>
+          <w:sz w:val="36"/>
+          <w:szCs w:val="36"/>
+        </w:rPr>
+        <w:t>build(</w:t>
+      </w:r>
+      <w:proofErr w:type="spellStart"/>
+      <w:proofErr w:type="gramEnd"/>
       <w:r>
         <w:rPr>
           <w:b/>
@@ -8879,6 +9329,7 @@
         <w:t xml:space="preserve">    final state = </w:t>
       </w:r>
       <w:proofErr w:type="spellStart"/>
+      <w:proofErr w:type="gramStart"/>
       <w:r>
         <w:rPr>
           <w:b/>
@@ -8890,6 +9341,7 @@
         <w:t>ref.watch</w:t>
       </w:r>
       <w:proofErr w:type="spellEnd"/>
+      <w:proofErr w:type="gramEnd"/>
       <w:r>
         <w:rPr>
           <w:b/>
@@ -8945,6 +9397,7 @@
         <w:t xml:space="preserve">    if (</w:t>
       </w:r>
       <w:proofErr w:type="spellStart"/>
+      <w:proofErr w:type="gramStart"/>
       <w:r>
         <w:rPr>
           <w:b/>
@@ -8966,6 +9419,7 @@
         <w:t>taskSate</w:t>
       </w:r>
       <w:proofErr w:type="spellEnd"/>
+      <w:proofErr w:type="gramEnd"/>
       <w:r>
         <w:rPr>
           <w:b/>
@@ -9021,6 +9475,7 @@
         <w:t xml:space="preserve">      return </w:t>
       </w:r>
       <w:proofErr w:type="spellStart"/>
+      <w:proofErr w:type="gramStart"/>
       <w:r>
         <w:rPr>
           <w:b/>
@@ -9040,7 +9495,18 @@
           <w:sz w:val="36"/>
           <w:szCs w:val="36"/>
         </w:rPr>
-        <w:t>();</w:t>
+        <w:t>(</w:t>
+      </w:r>
+      <w:proofErr w:type="gramEnd"/>
+      <w:r>
+        <w:rPr>
+          <w:b/>
+          <w:bCs/>
+          <w:color w:val="D86DCB" w:themeColor="accent5" w:themeTint="99"/>
+          <w:sz w:val="36"/>
+          <w:szCs w:val="36"/>
+        </w:rPr>
+        <w:t>);</w:t>
       </w:r>
     </w:p>
     <w:p>
@@ -9153,15 +9619,27 @@
         <w:t xml:space="preserve">: </w:t>
       </w:r>
       <w:proofErr w:type="spellStart"/>
-      <w:r>
-        <w:rPr>
-          <w:b/>
-          <w:bCs/>
-          <w:color w:val="D86DCB" w:themeColor="accent5" w:themeTint="99"/>
-          <w:sz w:val="36"/>
-          <w:szCs w:val="36"/>
-        </w:rPr>
-        <w:t>state.tasks.length</w:t>
+      <w:proofErr w:type="gramStart"/>
+      <w:r>
+        <w:rPr>
+          <w:b/>
+          <w:bCs/>
+          <w:color w:val="D86DCB" w:themeColor="accent5" w:themeTint="99"/>
+          <w:sz w:val="36"/>
+          <w:szCs w:val="36"/>
+        </w:rPr>
+        <w:t>state.tasks</w:t>
+      </w:r>
+      <w:proofErr w:type="gramEnd"/>
+      <w:r>
+        <w:rPr>
+          <w:b/>
+          <w:bCs/>
+          <w:color w:val="D86DCB" w:themeColor="accent5" w:themeTint="99"/>
+          <w:sz w:val="36"/>
+          <w:szCs w:val="36"/>
+        </w:rPr>
+        <w:t>.length</w:t>
       </w:r>
       <w:proofErr w:type="spellEnd"/>
       <w:r>
@@ -9241,6 +9719,7 @@
         <w:t>) =&gt; Text(</w:t>
       </w:r>
       <w:proofErr w:type="spellStart"/>
+      <w:proofErr w:type="gramStart"/>
       <w:r>
         <w:rPr>
           <w:b/>
@@ -9252,6 +9731,7 @@
         <w:t>state.tasks</w:t>
       </w:r>
       <w:proofErr w:type="spellEnd"/>
+      <w:proofErr w:type="gramEnd"/>
       <w:r>
         <w:rPr>
           <w:b/>
@@ -9924,6 +10404,7 @@
         <w:t xml:space="preserve">&gt; </w:t>
       </w:r>
       <w:proofErr w:type="spellStart"/>
+      <w:proofErr w:type="gramStart"/>
       <w:r>
         <w:rPr>
           <w:b/>
@@ -9943,7 +10424,18 @@
           <w:sz w:val="36"/>
           <w:szCs w:val="36"/>
         </w:rPr>
-        <w:t>() =&gt; _</w:t>
+        <w:t>(</w:t>
+      </w:r>
+      <w:proofErr w:type="gramEnd"/>
+      <w:r>
+        <w:rPr>
+          <w:b/>
+          <w:bCs/>
+          <w:color w:val="D86DCB" w:themeColor="accent5" w:themeTint="99"/>
+          <w:sz w:val="36"/>
+          <w:szCs w:val="36"/>
+        </w:rPr>
+        <w:t>) =&gt; _</w:t>
       </w:r>
       <w:proofErr w:type="spellStart"/>
       <w:r>
@@ -10122,6 +10614,7 @@
         <w:t xml:space="preserve">  void </w:t>
       </w:r>
       <w:proofErr w:type="spellStart"/>
+      <w:proofErr w:type="gramStart"/>
       <w:r>
         <w:rPr>
           <w:b/>
@@ -10141,7 +10634,18 @@
           <w:sz w:val="36"/>
           <w:szCs w:val="36"/>
         </w:rPr>
-        <w:t>() {</w:t>
+        <w:t>(</w:t>
+      </w:r>
+      <w:proofErr w:type="gramEnd"/>
+      <w:r>
+        <w:rPr>
+          <w:b/>
+          <w:bCs/>
+          <w:color w:val="D86DCB" w:themeColor="accent5" w:themeTint="99"/>
+          <w:sz w:val="36"/>
+          <w:szCs w:val="36"/>
+        </w:rPr>
+        <w:t>) {</w:t>
       </w:r>
     </w:p>
     <w:p>
@@ -10166,6 +10670,7 @@
         <w:t xml:space="preserve">    </w:t>
       </w:r>
       <w:proofErr w:type="spellStart"/>
+      <w:proofErr w:type="gramStart"/>
       <w:r>
         <w:rPr>
           <w:b/>
@@ -10177,6 +10682,7 @@
         <w:t>super.initState</w:t>
       </w:r>
       <w:proofErr w:type="spellEnd"/>
+      <w:proofErr w:type="gramEnd"/>
       <w:r>
         <w:rPr>
           <w:b/>
@@ -10229,7 +10735,29 @@
           <w:sz w:val="36"/>
           <w:szCs w:val="36"/>
         </w:rPr>
-        <w:t xml:space="preserve">    print("Screen initialized!");</w:t>
+        <w:t xml:space="preserve">    </w:t>
+      </w:r>
+      <w:proofErr w:type="gramStart"/>
+      <w:r>
+        <w:rPr>
+          <w:b/>
+          <w:bCs/>
+          <w:color w:val="D86DCB" w:themeColor="accent5" w:themeTint="99"/>
+          <w:sz w:val="36"/>
+          <w:szCs w:val="36"/>
+        </w:rPr>
+        <w:t>print(</w:t>
+      </w:r>
+      <w:proofErr w:type="gramEnd"/>
+      <w:r>
+        <w:rPr>
+          <w:b/>
+          <w:bCs/>
+          <w:color w:val="D86DCB" w:themeColor="accent5" w:themeTint="99"/>
+          <w:sz w:val="36"/>
+          <w:szCs w:val="36"/>
+        </w:rPr>
+        <w:t>"Screen initialized!");</w:t>
       </w:r>
     </w:p>
     <w:p>
@@ -10321,6 +10849,7 @@
         <w:t xml:space="preserve">    // </w:t>
       </w:r>
       <w:proofErr w:type="spellStart"/>
+      <w:proofErr w:type="gramStart"/>
       <w:r>
         <w:rPr>
           <w:b/>
@@ -10332,6 +10861,7 @@
         <w:t>ref.read</w:t>
       </w:r>
       <w:proofErr w:type="spellEnd"/>
+      <w:proofErr w:type="gramEnd"/>
       <w:r>
         <w:rPr>
           <w:b/>
@@ -10428,9 +10958,21 @@
           <w:sz w:val="36"/>
           <w:szCs w:val="36"/>
         </w:rPr>
-        <w:t xml:space="preserve">  Widget build(</w:t>
-      </w:r>
-      <w:proofErr w:type="spellStart"/>
+        <w:t xml:space="preserve">  Widget </w:t>
+      </w:r>
+      <w:proofErr w:type="gramStart"/>
+      <w:r>
+        <w:rPr>
+          <w:b/>
+          <w:bCs/>
+          <w:color w:val="D86DCB" w:themeColor="accent5" w:themeTint="99"/>
+          <w:sz w:val="36"/>
+          <w:szCs w:val="36"/>
+        </w:rPr>
+        <w:t>build(</w:t>
+      </w:r>
+      <w:proofErr w:type="spellStart"/>
+      <w:proofErr w:type="gramEnd"/>
       <w:r>
         <w:rPr>
           <w:b/>
@@ -10475,6 +11017,7 @@
         <w:t xml:space="preserve">    final count = </w:t>
       </w:r>
       <w:proofErr w:type="spellStart"/>
+      <w:proofErr w:type="gramStart"/>
       <w:r>
         <w:rPr>
           <w:b/>
@@ -10486,6 +11029,7 @@
         <w:t>ref.watch</w:t>
       </w:r>
       <w:proofErr w:type="spellEnd"/>
+      <w:proofErr w:type="gramEnd"/>
       <w:r>
         <w:rPr>
           <w:b/>
@@ -10538,8 +11082,20 @@
           <w:sz w:val="36"/>
           <w:szCs w:val="36"/>
         </w:rPr>
-        <w:t xml:space="preserve">    return Scaffold(</w:t>
-      </w:r>
+        <w:t xml:space="preserve">    return </w:t>
+      </w:r>
+      <w:proofErr w:type="gramStart"/>
+      <w:r>
+        <w:rPr>
+          <w:b/>
+          <w:bCs/>
+          <w:color w:val="D86DCB" w:themeColor="accent5" w:themeTint="99"/>
+          <w:sz w:val="36"/>
+          <w:szCs w:val="36"/>
+        </w:rPr>
+        <w:t>Scaffold(</w:t>
+      </w:r>
+      <w:proofErr w:type="gramEnd"/>
     </w:p>
     <w:p>
       <w:pPr>
@@ -10837,6 +11393,7 @@
         </w:rPr>
       </w:pPr>
       <w:proofErr w:type="spellStart"/>
+      <w:proofErr w:type="gramStart"/>
       <w:r>
         <w:rPr>
           <w:b/>
@@ -10847,6 +11404,7 @@
         <w:t>ref.watch</w:t>
       </w:r>
       <w:proofErr w:type="spellEnd"/>
+      <w:proofErr w:type="gramEnd"/>
       <w:r>
         <w:rPr>
           <w:b/>
@@ -11030,6 +11588,7 @@
         <w:t xml:space="preserve">changes before the first </w:t>
       </w:r>
       <w:proofErr w:type="spellStart"/>
+      <w:proofErr w:type="gramStart"/>
       <w:r>
         <w:rPr>
           <w:b/>
@@ -11040,6 +11599,7 @@
         <w:t>ref.watch</w:t>
       </w:r>
       <w:proofErr w:type="spellEnd"/>
+      <w:proofErr w:type="gramEnd"/>
       <w:r>
         <w:rPr>
           <w:sz w:val="36"/>
@@ -11149,6 +11709,7 @@
         <w:t xml:space="preserve"> wrap the method (</w:t>
       </w:r>
       <w:proofErr w:type="spellStart"/>
+      <w:proofErr w:type="gramStart"/>
       <w:r>
         <w:rPr>
           <w:b/>
@@ -11166,7 +11727,17 @@
           <w:sz w:val="36"/>
           <w:szCs w:val="36"/>
         </w:rPr>
-        <w:t>(…)</w:t>
+        <w:t>(</w:t>
+      </w:r>
+      <w:proofErr w:type="gramEnd"/>
+      <w:r>
+        <w:rPr>
+          <w:b/>
+          <w:bCs/>
+          <w:sz w:val="36"/>
+          <w:szCs w:val="36"/>
+        </w:rPr>
+        <w:t>…)</w:t>
       </w:r>
       <w:r>
         <w:rPr>
@@ -11224,6 +11795,7 @@
         <w:t>Or use manual setter methods (</w:t>
       </w:r>
       <w:proofErr w:type="spellStart"/>
+      <w:proofErr w:type="gramStart"/>
       <w:r>
         <w:rPr>
           <w:b/>
@@ -11241,7 +11813,17 @@
           <w:sz w:val="36"/>
           <w:szCs w:val="36"/>
         </w:rPr>
-        <w:t>()</w:t>
+        <w:t>(</w:t>
+      </w:r>
+      <w:proofErr w:type="gramEnd"/>
+      <w:r>
+        <w:rPr>
+          <w:b/>
+          <w:bCs/>
+          <w:sz w:val="36"/>
+          <w:szCs w:val="36"/>
+        </w:rPr>
+        <w:t>)</w:t>
       </w:r>
       <w:r>
         <w:rPr>
@@ -11518,6 +12100,7 @@
         <w:t xml:space="preserve">tate = </w:t>
       </w:r>
       <w:proofErr w:type="spellStart"/>
+      <w:proofErr w:type="gramStart"/>
       <w:r>
         <w:rPr>
           <w:b/>
@@ -11529,6 +12112,7 @@
         <w:t>state.copyWith</w:t>
       </w:r>
       <w:proofErr w:type="spellEnd"/>
+      <w:proofErr w:type="gramEnd"/>
       <w:r>
         <w:rPr>
           <w:b/>
@@ -11616,6 +12200,7 @@
         <w:t xml:space="preserve">state = </w:t>
       </w:r>
       <w:proofErr w:type="spellStart"/>
+      <w:proofErr w:type="gramStart"/>
       <w:r>
         <w:rPr>
           <w:b/>
@@ -11627,6 +12212,7 @@
         <w:t>state.copyWith</w:t>
       </w:r>
       <w:proofErr w:type="spellEnd"/>
+      <w:proofErr w:type="gramEnd"/>
       <w:r>
         <w:rPr>
           <w:b/>
@@ -11744,6 +12330,7 @@
         <w:t xml:space="preserve">  void </w:t>
       </w:r>
       <w:proofErr w:type="spellStart"/>
+      <w:proofErr w:type="gramStart"/>
       <w:r>
         <w:rPr>
           <w:b/>
@@ -11763,7 +12350,18 @@
           <w:sz w:val="36"/>
           <w:szCs w:val="36"/>
         </w:rPr>
-        <w:t>() {</w:t>
+        <w:t>(</w:t>
+      </w:r>
+      <w:proofErr w:type="gramEnd"/>
+      <w:r>
+        <w:rPr>
+          <w:b/>
+          <w:bCs/>
+          <w:color w:val="D86DCB" w:themeColor="accent5" w:themeTint="99"/>
+          <w:sz w:val="36"/>
+          <w:szCs w:val="36"/>
+        </w:rPr>
+        <w:t>) {</w:t>
       </w:r>
     </w:p>
     <w:p>
@@ -11788,6 +12386,7 @@
         <w:t xml:space="preserve">    </w:t>
       </w:r>
       <w:proofErr w:type="spellStart"/>
+      <w:proofErr w:type="gramStart"/>
       <w:r>
         <w:rPr>
           <w:b/>
@@ -11799,6 +12398,7 @@
         <w:t>super.initState</w:t>
       </w:r>
       <w:proofErr w:type="spellEnd"/>
+      <w:proofErr w:type="gramEnd"/>
       <w:r>
         <w:rPr>
           <w:b/>
@@ -11864,6 +12464,7 @@
         <w:t xml:space="preserve">    </w:t>
       </w:r>
       <w:proofErr w:type="spellStart"/>
+      <w:proofErr w:type="gramStart"/>
       <w:r>
         <w:rPr>
           <w:b/>
@@ -11875,6 +12476,7 @@
         <w:t>WidgetsBinding.instance.addPostFrameCallback</w:t>
       </w:r>
       <w:proofErr w:type="spellEnd"/>
+      <w:proofErr w:type="gramEnd"/>
       <w:r>
         <w:rPr>
           <w:b/>
@@ -12051,6 +12653,7 @@
         <w:t xml:space="preserve">   state = </w:t>
       </w:r>
       <w:proofErr w:type="spellStart"/>
+      <w:proofErr w:type="gramStart"/>
       <w:r>
         <w:rPr>
           <w:b/>
@@ -12062,6 +12665,7 @@
         <w:t>state.copyWith</w:t>
       </w:r>
       <w:proofErr w:type="spellEnd"/>
+      <w:proofErr w:type="gramEnd"/>
       <w:r>
         <w:rPr>
           <w:b/>
@@ -12139,6 +12743,7 @@
         <w:t xml:space="preserve">   state = </w:t>
       </w:r>
       <w:proofErr w:type="spellStart"/>
+      <w:proofErr w:type="gramStart"/>
       <w:r>
         <w:rPr>
           <w:b/>
@@ -12150,6 +12755,7 @@
         <w:t>state.copyWith</w:t>
       </w:r>
       <w:proofErr w:type="spellEnd"/>
+      <w:proofErr w:type="gramEnd"/>
       <w:r>
         <w:rPr>
           <w:b/>
@@ -12280,7 +12886,29 @@
           <w:sz w:val="36"/>
           <w:szCs w:val="36"/>
         </w:rPr>
-        <w:t xml:space="preserve"> () { state = </w:t>
+        <w:t xml:space="preserve"> () </w:t>
+      </w:r>
+      <w:proofErr w:type="gramStart"/>
+      <w:r>
+        <w:rPr>
+          <w:b/>
+          <w:bCs/>
+          <w:color w:val="D86DCB" w:themeColor="accent5" w:themeTint="99"/>
+          <w:sz w:val="36"/>
+          <w:szCs w:val="36"/>
+        </w:rPr>
+        <w:t>{ state</w:t>
+      </w:r>
+      <w:proofErr w:type="gramEnd"/>
+      <w:r>
+        <w:rPr>
+          <w:b/>
+          <w:bCs/>
+          <w:color w:val="D86DCB" w:themeColor="accent5" w:themeTint="99"/>
+          <w:sz w:val="36"/>
+          <w:szCs w:val="36"/>
+        </w:rPr>
+        <w:t xml:space="preserve"> = </w:t>
       </w:r>
       <w:proofErr w:type="spellStart"/>
       <w:r>
@@ -12393,6 +13021,7 @@
         <w:t xml:space="preserve">   final weather = </w:t>
       </w:r>
       <w:proofErr w:type="spellStart"/>
+      <w:proofErr w:type="gramStart"/>
       <w:r>
         <w:rPr>
           <w:b/>
@@ -12404,6 +13033,7 @@
         <w:t>ref.read</w:t>
       </w:r>
       <w:proofErr w:type="spellEnd"/>
+      <w:proofErr w:type="gramEnd"/>
       <w:r>
         <w:rPr>
           <w:b/>
@@ -12459,6 +13089,7 @@
         <w:t xml:space="preserve">   </w:t>
       </w:r>
       <w:proofErr w:type="spellStart"/>
+      <w:proofErr w:type="gramStart"/>
       <w:r>
         <w:rPr>
           <w:b/>
@@ -12470,6 +13101,7 @@
         <w:t>weather.setLoading</w:t>
       </w:r>
       <w:proofErr w:type="spellEnd"/>
+      <w:proofErr w:type="gramEnd"/>
       <w:r>
         <w:rPr>
           <w:b/>
@@ -12504,6 +13136,7 @@
         <w:t xml:space="preserve">   await </w:t>
       </w:r>
       <w:proofErr w:type="spellStart"/>
+      <w:proofErr w:type="gramStart"/>
       <w:r>
         <w:rPr>
           <w:b/>
@@ -12523,7 +13156,18 @@
           <w:sz w:val="36"/>
           <w:szCs w:val="36"/>
         </w:rPr>
-        <w:t>(…);</w:t>
+        <w:t>(</w:t>
+      </w:r>
+      <w:proofErr w:type="gramEnd"/>
+      <w:r>
+        <w:rPr>
+          <w:b/>
+          <w:bCs/>
+          <w:color w:val="D86DCB" w:themeColor="accent5" w:themeTint="99"/>
+          <w:sz w:val="36"/>
+          <w:szCs w:val="36"/>
+        </w:rPr>
+        <w:t>…);</w:t>
       </w:r>
     </w:p>
     <w:p>
@@ -12656,14 +13300,25 @@
         </w:rPr>
         <w:t xml:space="preserve">after constructor like this (Basically calling parent classes constructor using </w:t>
       </w:r>
-      <w:r>
-        <w:rPr>
-          <w:b/>
-          <w:bCs/>
-          <w:sz w:val="36"/>
-          <w:szCs w:val="36"/>
-        </w:rPr>
-        <w:t>super()</w:t>
+      <w:proofErr w:type="gramStart"/>
+      <w:r>
+        <w:rPr>
+          <w:b/>
+          <w:bCs/>
+          <w:sz w:val="36"/>
+          <w:szCs w:val="36"/>
+        </w:rPr>
+        <w:t>super(</w:t>
+      </w:r>
+      <w:proofErr w:type="gramEnd"/>
+      <w:r>
+        <w:rPr>
+          <w:b/>
+          <w:bCs/>
+          <w:sz w:val="36"/>
+          <w:szCs w:val="36"/>
+        </w:rPr>
+        <w:t>)</w:t>
       </w:r>
       <w:r>
         <w:rPr>
@@ -12682,6 +13337,7 @@
         <w:t xml:space="preserve"> and using it). This calls when Provider is first read or watched </w:t>
       </w:r>
       <w:proofErr w:type="spellStart"/>
+      <w:proofErr w:type="gramStart"/>
       <w:r>
         <w:rPr>
           <w:b/>
@@ -12692,6 +13348,7 @@
         <w:t>ref.watch</w:t>
       </w:r>
       <w:proofErr w:type="spellEnd"/>
+      <w:proofErr w:type="gramEnd"/>
       <w:r>
         <w:rPr>
           <w:b/>
@@ -12891,6 +13548,7 @@
         <w:t xml:space="preserve">  </w:t>
       </w:r>
       <w:proofErr w:type="spellStart"/>
+      <w:proofErr w:type="gramStart"/>
       <w:r>
         <w:rPr>
           <w:b/>
@@ -12910,7 +13568,18 @@
           <w:sz w:val="36"/>
           <w:szCs w:val="36"/>
         </w:rPr>
-        <w:t>() : super(</w:t>
+        <w:t>(</w:t>
+      </w:r>
+      <w:proofErr w:type="gramEnd"/>
+      <w:r>
+        <w:rPr>
+          <w:b/>
+          <w:bCs/>
+          <w:color w:val="D86DCB" w:themeColor="accent5" w:themeTint="99"/>
+          <w:sz w:val="36"/>
+          <w:szCs w:val="36"/>
+        </w:rPr>
+        <w:t>) : super(</w:t>
       </w:r>
       <w:proofErr w:type="spellStart"/>
       <w:r>
@@ -12957,6 +13626,7 @@
         <w:t xml:space="preserve">    _</w:t>
       </w:r>
       <w:proofErr w:type="spellStart"/>
+      <w:proofErr w:type="gramStart"/>
       <w:r>
         <w:rPr>
           <w:b/>
@@ -12976,7 +13646,18 @@
           <w:sz w:val="36"/>
           <w:szCs w:val="36"/>
         </w:rPr>
-        <w:t>();</w:t>
+        <w:t>(</w:t>
+      </w:r>
+      <w:proofErr w:type="gramEnd"/>
+      <w:r>
+        <w:rPr>
+          <w:b/>
+          <w:bCs/>
+          <w:color w:val="D86DCB" w:themeColor="accent5" w:themeTint="99"/>
+          <w:sz w:val="36"/>
+          <w:szCs w:val="36"/>
+        </w:rPr>
+        <w:t>);</w:t>
       </w:r>
     </w:p>
     <w:p>
@@ -13023,6 +13704,7 @@
         <w:t xml:space="preserve">  Future&lt;void&gt; _</w:t>
       </w:r>
       <w:proofErr w:type="spellStart"/>
+      <w:proofErr w:type="gramStart"/>
       <w:r>
         <w:rPr>
           <w:b/>
@@ -13042,7 +13724,18 @@
           <w:sz w:val="36"/>
           <w:szCs w:val="36"/>
         </w:rPr>
-        <w:t>() async {</w:t>
+        <w:t>(</w:t>
+      </w:r>
+      <w:proofErr w:type="gramEnd"/>
+      <w:r>
+        <w:rPr>
+          <w:b/>
+          <w:bCs/>
+          <w:color w:val="D86DCB" w:themeColor="accent5" w:themeTint="99"/>
+          <w:sz w:val="36"/>
+          <w:szCs w:val="36"/>
+        </w:rPr>
+        <w:t>) async {</w:t>
       </w:r>
     </w:p>
     <w:p>
@@ -13066,15 +13759,27 @@
         </w:rPr>
         <w:t xml:space="preserve">    </w:t>
       </w:r>
-      <w:r>
-        <w:rPr>
-          <w:b/>
-          <w:bCs/>
-          <w:color w:val="D86DCB" w:themeColor="accent5" w:themeTint="99"/>
-          <w:sz w:val="36"/>
-          <w:szCs w:val="36"/>
-        </w:rPr>
-        <w:t xml:space="preserve">final  coordinates = await </w:t>
+      <w:proofErr w:type="gramStart"/>
+      <w:r>
+        <w:rPr>
+          <w:b/>
+          <w:bCs/>
+          <w:color w:val="D86DCB" w:themeColor="accent5" w:themeTint="99"/>
+          <w:sz w:val="36"/>
+          <w:szCs w:val="36"/>
+        </w:rPr>
+        <w:t>final  coordinates</w:t>
+      </w:r>
+      <w:proofErr w:type="gramEnd"/>
+      <w:r>
+        <w:rPr>
+          <w:b/>
+          <w:bCs/>
+          <w:color w:val="D86DCB" w:themeColor="accent5" w:themeTint="99"/>
+          <w:sz w:val="36"/>
+          <w:szCs w:val="36"/>
+        </w:rPr>
+        <w:t xml:space="preserve"> = await </w:t>
       </w:r>
       <w:proofErr w:type="spellStart"/>
       <w:r>
@@ -13272,14 +13977,25 @@
         </w:rPr>
         <w:t xml:space="preserve"> the </w:t>
       </w:r>
-      <w:r>
-        <w:rPr>
-          <w:b/>
-          <w:bCs/>
-          <w:sz w:val="36"/>
-          <w:szCs w:val="36"/>
-        </w:rPr>
-        <w:t>build()</w:t>
+      <w:proofErr w:type="gramStart"/>
+      <w:r>
+        <w:rPr>
+          <w:b/>
+          <w:bCs/>
+          <w:sz w:val="36"/>
+          <w:szCs w:val="36"/>
+        </w:rPr>
+        <w:t>build(</w:t>
+      </w:r>
+      <w:proofErr w:type="gramEnd"/>
+      <w:r>
+        <w:rPr>
+          <w:b/>
+          <w:bCs/>
+          <w:sz w:val="36"/>
+          <w:szCs w:val="36"/>
+        </w:rPr>
+        <w:t>)</w:t>
       </w:r>
       <w:r>
         <w:rPr>
@@ -13505,7 +14221,29 @@
           <w:sz w:val="36"/>
           <w:szCs w:val="36"/>
         </w:rPr>
-        <w:t>&gt;&gt; build() async {</w:t>
+        <w:t xml:space="preserve">&gt;&gt; </w:t>
+      </w:r>
+      <w:proofErr w:type="gramStart"/>
+      <w:r>
+        <w:rPr>
+          <w:b/>
+          <w:bCs/>
+          <w:color w:val="D86DCB" w:themeColor="accent5" w:themeTint="99"/>
+          <w:sz w:val="36"/>
+          <w:szCs w:val="36"/>
+        </w:rPr>
+        <w:t>build(</w:t>
+      </w:r>
+      <w:proofErr w:type="gramEnd"/>
+      <w:r>
+        <w:rPr>
+          <w:b/>
+          <w:bCs/>
+          <w:color w:val="D86DCB" w:themeColor="accent5" w:themeTint="99"/>
+          <w:sz w:val="36"/>
+          <w:szCs w:val="36"/>
+        </w:rPr>
+        <w:t>) async {</w:t>
       </w:r>
     </w:p>
     <w:p>
@@ -13834,7 +14572,29 @@
           <w:sz w:val="36"/>
           <w:szCs w:val="36"/>
         </w:rPr>
-        <w:t>(const Duration(seconds: 2));</w:t>
+        <w:t xml:space="preserve">(const </w:t>
+      </w:r>
+      <w:proofErr w:type="gramStart"/>
+      <w:r>
+        <w:rPr>
+          <w:b/>
+          <w:bCs/>
+          <w:color w:val="D86DCB" w:themeColor="accent5" w:themeTint="99"/>
+          <w:sz w:val="36"/>
+          <w:szCs w:val="36"/>
+        </w:rPr>
+        <w:t>Duration(</w:t>
+      </w:r>
+      <w:proofErr w:type="gramEnd"/>
+      <w:r>
+        <w:rPr>
+          <w:b/>
+          <w:bCs/>
+          <w:color w:val="D86DCB" w:themeColor="accent5" w:themeTint="99"/>
+          <w:sz w:val="36"/>
+          <w:szCs w:val="36"/>
+        </w:rPr>
+        <w:t>seconds: 2));</w:t>
       </w:r>
     </w:p>
     <w:p>
@@ -13948,6 +14708,7 @@
         <w:t xml:space="preserve"> = </w:t>
       </w:r>
       <w:proofErr w:type="spellStart"/>
+      <w:proofErr w:type="gramStart"/>
       <w:r>
         <w:rPr>
           <w:b/>
@@ -13959,6 +14720,7 @@
         <w:t>ref.watch</w:t>
       </w:r>
       <w:proofErr w:type="spellEnd"/>
+      <w:proofErr w:type="gramEnd"/>
       <w:r>
         <w:rPr>
           <w:b/>
@@ -14102,6 +14864,7 @@
         <w:t xml:space="preserve">  loading: () =&gt; </w:t>
       </w:r>
       <w:proofErr w:type="spellStart"/>
+      <w:proofErr w:type="gramStart"/>
       <w:r>
         <w:rPr>
           <w:b/>
@@ -14121,29 +14884,62 @@
           <w:sz w:val="36"/>
           <w:szCs w:val="36"/>
         </w:rPr>
-        <w:t>(),</w:t>
-      </w:r>
-    </w:p>
-    <w:p>
-      <w:pPr>
-        <w:jc w:val="both"/>
-        <w:rPr>
-          <w:b/>
-          <w:bCs/>
-          <w:color w:val="D86DCB" w:themeColor="accent5" w:themeTint="99"/>
-          <w:sz w:val="36"/>
-          <w:szCs w:val="36"/>
-        </w:rPr>
-      </w:pPr>
-      <w:r>
-        <w:rPr>
-          <w:b/>
-          <w:bCs/>
-          <w:color w:val="D86DCB" w:themeColor="accent5" w:themeTint="99"/>
-          <w:sz w:val="36"/>
-          <w:szCs w:val="36"/>
-        </w:rPr>
-        <w:t xml:space="preserve">  error: (err, stack) =&gt; Text('Error: $err'),</w:t>
+        <w:t>(</w:t>
+      </w:r>
+      <w:proofErr w:type="gramEnd"/>
+      <w:r>
+        <w:rPr>
+          <w:b/>
+          <w:bCs/>
+          <w:color w:val="D86DCB" w:themeColor="accent5" w:themeTint="99"/>
+          <w:sz w:val="36"/>
+          <w:szCs w:val="36"/>
+        </w:rPr>
+        <w:t>),</w:t>
+      </w:r>
+    </w:p>
+    <w:p>
+      <w:pPr>
+        <w:jc w:val="both"/>
+        <w:rPr>
+          <w:b/>
+          <w:bCs/>
+          <w:color w:val="D86DCB" w:themeColor="accent5" w:themeTint="99"/>
+          <w:sz w:val="36"/>
+          <w:szCs w:val="36"/>
+        </w:rPr>
+      </w:pPr>
+      <w:r>
+        <w:rPr>
+          <w:b/>
+          <w:bCs/>
+          <w:color w:val="D86DCB" w:themeColor="accent5" w:themeTint="99"/>
+          <w:sz w:val="36"/>
+          <w:szCs w:val="36"/>
+        </w:rPr>
+        <w:t xml:space="preserve">  error: (err, stack) =&gt; </w:t>
+      </w:r>
+      <w:proofErr w:type="gramStart"/>
+      <w:r>
+        <w:rPr>
+          <w:b/>
+          <w:bCs/>
+          <w:color w:val="D86DCB" w:themeColor="accent5" w:themeTint="99"/>
+          <w:sz w:val="36"/>
+          <w:szCs w:val="36"/>
+        </w:rPr>
+        <w:t>Text(</w:t>
+      </w:r>
+      <w:proofErr w:type="gramEnd"/>
+      <w:r>
+        <w:rPr>
+          <w:b/>
+          <w:bCs/>
+          <w:color w:val="D86DCB" w:themeColor="accent5" w:themeTint="99"/>
+          <w:sz w:val="36"/>
+          <w:szCs w:val="36"/>
+        </w:rPr>
+        <w:t>'Error: $err'),</w:t>
       </w:r>
     </w:p>
     <w:p>
@@ -14281,6 +15077,7 @@
         </w:rPr>
         <w:t>Mental model</w:t>
       </w:r>
+      <w:proofErr w:type="gramStart"/>
       <w:r>
         <w:rPr>
           <w:sz w:val="36"/>
@@ -14295,7 +15092,17 @@
           <w:sz w:val="36"/>
           <w:szCs w:val="36"/>
         </w:rPr>
-        <w:t>.watch(provider)</w:t>
+        <w:t>.watch</w:t>
+      </w:r>
+      <w:proofErr w:type="gramEnd"/>
+      <w:r>
+        <w:rPr>
+          <w:b/>
+          <w:bCs/>
+          <w:sz w:val="36"/>
+          <w:szCs w:val="36"/>
+        </w:rPr>
+        <w:t>(provider)</w:t>
       </w:r>
       <w:r>
         <w:rPr>
@@ -14383,15 +15190,27 @@
           <w:szCs w:val="36"/>
         </w:rPr>
       </w:pPr>
-      <w:r>
-        <w:rPr>
-          <w:b/>
-          <w:bCs/>
-          <w:color w:val="D86DCB" w:themeColor="accent5" w:themeTint="99"/>
-          <w:sz w:val="36"/>
-          <w:szCs w:val="36"/>
-        </w:rPr>
-        <w:t xml:space="preserve">final  user  =  </w:t>
+      <w:proofErr w:type="gramStart"/>
+      <w:r>
+        <w:rPr>
+          <w:b/>
+          <w:bCs/>
+          <w:color w:val="D86DCB" w:themeColor="accent5" w:themeTint="99"/>
+          <w:sz w:val="36"/>
+          <w:szCs w:val="36"/>
+        </w:rPr>
+        <w:t>final  user</w:t>
+      </w:r>
+      <w:proofErr w:type="gramEnd"/>
+      <w:r>
+        <w:rPr>
+          <w:b/>
+          <w:bCs/>
+          <w:color w:val="D86DCB" w:themeColor="accent5" w:themeTint="99"/>
+          <w:sz w:val="36"/>
+          <w:szCs w:val="36"/>
+        </w:rPr>
+        <w:t xml:space="preserve">  =  </w:t>
       </w:r>
       <w:proofErr w:type="spellStart"/>
       <w:r>
@@ -14487,15 +15306,27 @@
           <w:szCs w:val="36"/>
         </w:rPr>
       </w:pPr>
-      <w:r>
-        <w:rPr>
-          <w:b/>
-          <w:bCs/>
-          <w:color w:val="D86DCB" w:themeColor="accent5" w:themeTint="99"/>
-          <w:sz w:val="36"/>
-          <w:szCs w:val="36"/>
-        </w:rPr>
-        <w:t xml:space="preserve">final  user  =  </w:t>
+      <w:proofErr w:type="gramStart"/>
+      <w:r>
+        <w:rPr>
+          <w:b/>
+          <w:bCs/>
+          <w:color w:val="D86DCB" w:themeColor="accent5" w:themeTint="99"/>
+          <w:sz w:val="36"/>
+          <w:szCs w:val="36"/>
+        </w:rPr>
+        <w:t>final  user</w:t>
+      </w:r>
+      <w:proofErr w:type="gramEnd"/>
+      <w:r>
+        <w:rPr>
+          <w:b/>
+          <w:bCs/>
+          <w:color w:val="D86DCB" w:themeColor="accent5" w:themeTint="99"/>
+          <w:sz w:val="36"/>
+          <w:szCs w:val="36"/>
+        </w:rPr>
+        <w:t xml:space="preserve">  =  </w:t>
       </w:r>
       <w:proofErr w:type="spellStart"/>
       <w:r>
@@ -14801,6 +15632,7 @@
         </w:rPr>
       </w:pPr>
       <w:proofErr w:type="spellStart"/>
+      <w:proofErr w:type="gramStart"/>
       <w:r>
         <w:rPr>
           <w:sz w:val="36"/>
@@ -14809,6 +15641,7 @@
         <w:t>ref.listen</w:t>
       </w:r>
       <w:proofErr w:type="spellEnd"/>
+      <w:proofErr w:type="gramEnd"/>
       <w:r>
         <w:rPr>
           <w:sz w:val="36"/>
@@ -14909,7 +15742,27 @@
           <w:sz w:val="36"/>
           <w:szCs w:val="36"/>
         </w:rPr>
-        <w:t xml:space="preserve"> T Function() name</w:t>
+        <w:t xml:space="preserve"> T </w:t>
+      </w:r>
+      <w:proofErr w:type="gramStart"/>
+      <w:r>
+        <w:rPr>
+          <w:b/>
+          <w:bCs/>
+          <w:sz w:val="36"/>
+          <w:szCs w:val="36"/>
+        </w:rPr>
+        <w:t>Function(</w:t>
+      </w:r>
+      <w:proofErr w:type="gramEnd"/>
+      <w:r>
+        <w:rPr>
+          <w:b/>
+          <w:bCs/>
+          <w:sz w:val="36"/>
+          <w:szCs w:val="36"/>
+        </w:rPr>
+        <w:t>) name</w:t>
       </w:r>
       <w:r>
         <w:rPr>
@@ -14962,6 +15815,7 @@
         <w:t xml:space="preserve"># </w:t>
       </w:r>
       <w:proofErr w:type="spellStart"/>
+      <w:proofErr w:type="gramStart"/>
       <w:r>
         <w:rPr>
           <w:b/>
@@ -14972,6 +15826,7 @@
         <w:t>ref.listen</w:t>
       </w:r>
       <w:proofErr w:type="spellEnd"/>
+      <w:proofErr w:type="gramEnd"/>
       <w:r>
         <w:rPr>
           <w:b/>
@@ -15299,6 +16154,7 @@
         <w:t xml:space="preserve"> automatically disposes it when widget is destroyed. (no </w:t>
       </w:r>
       <w:proofErr w:type="spellStart"/>
+      <w:proofErr w:type="gramStart"/>
       <w:r>
         <w:rPr>
           <w:b/>
@@ -15316,7 +16172,17 @@
           <w:sz w:val="36"/>
           <w:szCs w:val="36"/>
         </w:rPr>
-        <w:t>()</w:t>
+        <w:t>(</w:t>
+      </w:r>
+      <w:proofErr w:type="gramEnd"/>
+      <w:r>
+        <w:rPr>
+          <w:b/>
+          <w:bCs/>
+          <w:sz w:val="36"/>
+          <w:szCs w:val="36"/>
+        </w:rPr>
+        <w:t>)</w:t>
       </w:r>
       <w:r>
         <w:rPr>
@@ -15430,6 +16296,7 @@
         <w:t xml:space="preserve">  </w:t>
       </w:r>
       <w:proofErr w:type="spellStart"/>
+      <w:proofErr w:type="gramStart"/>
       <w:r>
         <w:rPr>
           <w:b/>
@@ -15449,29 +16316,62 @@
           <w:sz w:val="36"/>
           <w:szCs w:val="36"/>
         </w:rPr>
-        <w:t>() : super(0);</w:t>
-      </w:r>
-    </w:p>
-    <w:p>
-      <w:pPr>
-        <w:jc w:val="both"/>
-        <w:rPr>
-          <w:b/>
-          <w:bCs/>
-          <w:color w:val="D86DCB" w:themeColor="accent5" w:themeTint="99"/>
-          <w:sz w:val="36"/>
-          <w:szCs w:val="36"/>
-        </w:rPr>
-      </w:pPr>
-      <w:r>
-        <w:rPr>
-          <w:b/>
-          <w:bCs/>
-          <w:color w:val="D86DCB" w:themeColor="accent5" w:themeTint="99"/>
-          <w:sz w:val="36"/>
-          <w:szCs w:val="36"/>
-        </w:rPr>
-        <w:t xml:space="preserve">  void increment() {</w:t>
+        <w:t>(</w:t>
+      </w:r>
+      <w:proofErr w:type="gramEnd"/>
+      <w:r>
+        <w:rPr>
+          <w:b/>
+          <w:bCs/>
+          <w:color w:val="D86DCB" w:themeColor="accent5" w:themeTint="99"/>
+          <w:sz w:val="36"/>
+          <w:szCs w:val="36"/>
+        </w:rPr>
+        <w:t>) : super(0);</w:t>
+      </w:r>
+    </w:p>
+    <w:p>
+      <w:pPr>
+        <w:jc w:val="both"/>
+        <w:rPr>
+          <w:b/>
+          <w:bCs/>
+          <w:color w:val="D86DCB" w:themeColor="accent5" w:themeTint="99"/>
+          <w:sz w:val="36"/>
+          <w:szCs w:val="36"/>
+        </w:rPr>
+      </w:pPr>
+      <w:r>
+        <w:rPr>
+          <w:b/>
+          <w:bCs/>
+          <w:color w:val="D86DCB" w:themeColor="accent5" w:themeTint="99"/>
+          <w:sz w:val="36"/>
+          <w:szCs w:val="36"/>
+        </w:rPr>
+        <w:t xml:space="preserve">  void </w:t>
+      </w:r>
+      <w:proofErr w:type="gramStart"/>
+      <w:r>
+        <w:rPr>
+          <w:b/>
+          <w:bCs/>
+          <w:color w:val="D86DCB" w:themeColor="accent5" w:themeTint="99"/>
+          <w:sz w:val="36"/>
+          <w:szCs w:val="36"/>
+        </w:rPr>
+        <w:t>increment(</w:t>
+      </w:r>
+      <w:proofErr w:type="gramEnd"/>
+      <w:r>
+        <w:rPr>
+          <w:b/>
+          <w:bCs/>
+          <w:color w:val="D86DCB" w:themeColor="accent5" w:themeTint="99"/>
+          <w:sz w:val="36"/>
+          <w:szCs w:val="36"/>
+        </w:rPr>
+        <w:t>) {</w:t>
       </w:r>
     </w:p>
     <w:p>
@@ -15666,6 +16566,7 @@
         <w:t xml:space="preserve">  return </w:t>
       </w:r>
       <w:proofErr w:type="spellStart"/>
+      <w:proofErr w:type="gramStart"/>
       <w:r>
         <w:rPr>
           <w:b/>
@@ -15685,7 +16586,18 @@
           <w:sz w:val="36"/>
           <w:szCs w:val="36"/>
         </w:rPr>
-        <w:t>();</w:t>
+        <w:t>(</w:t>
+      </w:r>
+      <w:proofErr w:type="gramEnd"/>
+      <w:r>
+        <w:rPr>
+          <w:b/>
+          <w:bCs/>
+          <w:color w:val="D86DCB" w:themeColor="accent5" w:themeTint="99"/>
+          <w:sz w:val="36"/>
+          <w:szCs w:val="36"/>
+        </w:rPr>
+        <w:t>);</w:t>
       </w:r>
     </w:p>
     <w:p>
@@ -15859,6 +16771,7 @@
         <w:t xml:space="preserve">  void </w:t>
       </w:r>
       <w:proofErr w:type="spellStart"/>
+      <w:proofErr w:type="gramStart"/>
       <w:r>
         <w:rPr>
           <w:b/>
@@ -15878,7 +16791,18 @@
           <w:sz w:val="36"/>
           <w:szCs w:val="36"/>
         </w:rPr>
-        <w:t>() {</w:t>
+        <w:t>(</w:t>
+      </w:r>
+      <w:proofErr w:type="gramEnd"/>
+      <w:r>
+        <w:rPr>
+          <w:b/>
+          <w:bCs/>
+          <w:color w:val="D86DCB" w:themeColor="accent5" w:themeTint="99"/>
+          <w:sz w:val="36"/>
+          <w:szCs w:val="36"/>
+        </w:rPr>
+        <w:t>) {</w:t>
       </w:r>
     </w:p>
     <w:p>
@@ -15903,6 +16827,7 @@
         <w:t xml:space="preserve">    </w:t>
       </w:r>
       <w:proofErr w:type="spellStart"/>
+      <w:proofErr w:type="gramStart"/>
       <w:r>
         <w:rPr>
           <w:b/>
@@ -15914,6 +16839,7 @@
         <w:t>super.initState</w:t>
       </w:r>
       <w:proofErr w:type="spellEnd"/>
+      <w:proofErr w:type="gramEnd"/>
       <w:r>
         <w:rPr>
           <w:b/>
@@ -15991,6 +16917,7 @@
         <w:t xml:space="preserve">    </w:t>
       </w:r>
       <w:proofErr w:type="spellStart"/>
+      <w:proofErr w:type="gramStart"/>
       <w:r>
         <w:rPr>
           <w:b/>
@@ -16002,6 +16929,7 @@
         <w:t>ref.listen</w:t>
       </w:r>
       <w:proofErr w:type="spellEnd"/>
+      <w:proofErr w:type="gramEnd"/>
       <w:r>
         <w:rPr>
           <w:b/>
@@ -16098,7 +17026,18 @@
           <w:sz w:val="36"/>
           <w:szCs w:val="36"/>
         </w:rPr>
-        <w:t>(context).</w:t>
+        <w:t>(context</w:t>
+      </w:r>
+      <w:proofErr w:type="gramStart"/>
+      <w:r>
+        <w:rPr>
+          <w:b/>
+          <w:bCs/>
+          <w:color w:val="D86DCB" w:themeColor="accent5" w:themeTint="99"/>
+          <w:sz w:val="36"/>
+          <w:szCs w:val="36"/>
+        </w:rPr>
+        <w:t>).</w:t>
       </w:r>
       <w:proofErr w:type="spellStart"/>
       <w:r>
@@ -16112,6 +17051,7 @@
         <w:t>showSnackBar</w:t>
       </w:r>
       <w:proofErr w:type="spellEnd"/>
+      <w:proofErr w:type="gramEnd"/>
       <w:r>
         <w:rPr>
           <w:b/>
@@ -16145,6 +17085,7 @@
         <w:t xml:space="preserve">          </w:t>
       </w:r>
       <w:proofErr w:type="spellStart"/>
+      <w:proofErr w:type="gramStart"/>
       <w:r>
         <w:rPr>
           <w:b/>
@@ -16164,7 +17105,18 @@
           <w:sz w:val="36"/>
           <w:szCs w:val="36"/>
         </w:rPr>
-        <w:t>(content: Text("Reached 5!")),</w:t>
+        <w:t>(</w:t>
+      </w:r>
+      <w:proofErr w:type="gramEnd"/>
+      <w:r>
+        <w:rPr>
+          <w:b/>
+          <w:bCs/>
+          <w:color w:val="D86DCB" w:themeColor="accent5" w:themeTint="99"/>
+          <w:sz w:val="36"/>
+          <w:szCs w:val="36"/>
+        </w:rPr>
+        <w:t>content: Text("Reached 5!")),</w:t>
       </w:r>
     </w:p>
     <w:p>
@@ -16721,6 +17673,7 @@
         <w:t xml:space="preserve">). This is going to give us the token using a getter method (Instead of using a getter we can directly access the token to like </w:t>
       </w:r>
       <w:proofErr w:type="spellStart"/>
+      <w:proofErr w:type="gramStart"/>
       <w:r>
         <w:rPr>
           <w:b/>
@@ -16731,6 +17684,7 @@
         <w:t>ref.read</w:t>
       </w:r>
       <w:proofErr w:type="spellEnd"/>
+      <w:proofErr w:type="gramEnd"/>
       <w:r>
         <w:rPr>
           <w:b/>
@@ -16837,14 +17791,25 @@
         </w:rPr>
         <w:t xml:space="preserve"># We need a </w:t>
       </w:r>
-      <w:r>
-        <w:rPr>
-          <w:b/>
-          <w:bCs/>
-          <w:sz w:val="36"/>
-          <w:szCs w:val="36"/>
-        </w:rPr>
-        <w:t>Function()</w:t>
+      <w:proofErr w:type="gramStart"/>
+      <w:r>
+        <w:rPr>
+          <w:b/>
+          <w:bCs/>
+          <w:sz w:val="36"/>
+          <w:szCs w:val="36"/>
+        </w:rPr>
+        <w:t>Function(</w:t>
+      </w:r>
+      <w:proofErr w:type="gramEnd"/>
+      <w:r>
+        <w:rPr>
+          <w:b/>
+          <w:bCs/>
+          <w:sz w:val="36"/>
+          <w:szCs w:val="36"/>
+        </w:rPr>
+        <w:t>)</w:t>
       </w:r>
       <w:r>
         <w:rPr>
@@ -17404,14 +18369,25 @@
         <w:t>this.api</w:t>
       </w:r>
       <w:proofErr w:type="spellEnd"/>
-      <w:r>
-        <w:rPr>
-          <w:b/>
-          <w:bCs/>
-          <w:sz w:val="36"/>
-          <w:szCs w:val="36"/>
-        </w:rPr>
-        <w:t>) : super(…)</w:t>
+      <w:proofErr w:type="gramStart"/>
+      <w:r>
+        <w:rPr>
+          <w:b/>
+          <w:bCs/>
+          <w:sz w:val="36"/>
+          <w:szCs w:val="36"/>
+        </w:rPr>
+        <w:t>) :</w:t>
+      </w:r>
+      <w:proofErr w:type="gramEnd"/>
+      <w:r>
+        <w:rPr>
+          <w:b/>
+          <w:bCs/>
+          <w:sz w:val="36"/>
+          <w:szCs w:val="36"/>
+        </w:rPr>
+        <w:t xml:space="preserve"> super(…)</w:t>
       </w:r>
       <w:r>
         <w:rPr>
@@ -17518,6 +18494,7 @@
         <w:t xml:space="preserve"># Then finally we can do what we want in UI using </w:t>
       </w:r>
       <w:proofErr w:type="spellStart"/>
+      <w:proofErr w:type="gramStart"/>
       <w:r>
         <w:rPr>
           <w:b/>
@@ -17535,7 +18512,17 @@
           <w:sz w:val="36"/>
           <w:szCs w:val="36"/>
         </w:rPr>
-        <w:t xml:space="preserve">() </w:t>
+        <w:t>(</w:t>
+      </w:r>
+      <w:proofErr w:type="gramEnd"/>
+      <w:r>
+        <w:rPr>
+          <w:b/>
+          <w:bCs/>
+          <w:sz w:val="36"/>
+          <w:szCs w:val="36"/>
+        </w:rPr>
+        <w:t xml:space="preserve">) </w:t>
       </w:r>
       <w:r>
         <w:rPr>
@@ -17682,6 +18669,7 @@
         <w:t xml:space="preserve">  const </w:t>
       </w:r>
       <w:proofErr w:type="spellStart"/>
+      <w:proofErr w:type="gramStart"/>
       <w:r>
         <w:rPr>
           <w:b/>
@@ -17701,7 +18689,18 @@
           <w:sz w:val="36"/>
           <w:szCs w:val="36"/>
         </w:rPr>
-        <w:t>({</w:t>
+        <w:t>(</w:t>
+      </w:r>
+      <w:proofErr w:type="gramEnd"/>
+      <w:r>
+        <w:rPr>
+          <w:b/>
+          <w:bCs/>
+          <w:color w:val="D86DCB" w:themeColor="accent5" w:themeTint="99"/>
+          <w:sz w:val="36"/>
+          <w:szCs w:val="36"/>
+        </w:rPr>
+        <w:t>{</w:t>
       </w:r>
       <w:proofErr w:type="spellStart"/>
       <w:r>
@@ -17893,6 +18892,7 @@
         <w:t xml:space="preserve">  </w:t>
       </w:r>
       <w:proofErr w:type="spellStart"/>
+      <w:proofErr w:type="gramStart"/>
       <w:r>
         <w:rPr>
           <w:b/>
@@ -17912,7 +18912,18 @@
           <w:sz w:val="36"/>
           <w:szCs w:val="36"/>
         </w:rPr>
-        <w:t xml:space="preserve">() : super(const </w:t>
+        <w:t>(</w:t>
+      </w:r>
+      <w:proofErr w:type="gramEnd"/>
+      <w:r>
+        <w:rPr>
+          <w:b/>
+          <w:bCs/>
+          <w:color w:val="D86DCB" w:themeColor="accent5" w:themeTint="99"/>
+          <w:sz w:val="36"/>
+          <w:szCs w:val="36"/>
+        </w:rPr>
+        <w:t xml:space="preserve">) : super(const </w:t>
       </w:r>
       <w:proofErr w:type="spellStart"/>
       <w:r>
@@ -17981,6 +18992,7 @@
         <w:t xml:space="preserve"> =&gt; </w:t>
       </w:r>
       <w:proofErr w:type="spellStart"/>
+      <w:proofErr w:type="gramStart"/>
       <w:r>
         <w:rPr>
           <w:b/>
@@ -17992,6 +19004,7 @@
         <w:t>state.token</w:t>
       </w:r>
       <w:proofErr w:type="spellEnd"/>
+      <w:proofErr w:type="gramEnd"/>
       <w:r>
         <w:rPr>
           <w:b/>
@@ -18217,6 +19230,7 @@
         <w:t xml:space="preserve">  return </w:t>
       </w:r>
       <w:proofErr w:type="spellStart"/>
+      <w:proofErr w:type="gramStart"/>
       <w:r>
         <w:rPr>
           <w:b/>
@@ -18236,7 +19250,18 @@
           <w:sz w:val="36"/>
           <w:szCs w:val="36"/>
         </w:rPr>
-        <w:t>();</w:t>
+        <w:t>(</w:t>
+      </w:r>
+      <w:proofErr w:type="gramEnd"/>
+      <w:r>
+        <w:rPr>
+          <w:b/>
+          <w:bCs/>
+          <w:color w:val="D86DCB" w:themeColor="accent5" w:themeTint="99"/>
+          <w:sz w:val="36"/>
+          <w:szCs w:val="36"/>
+        </w:rPr>
+        <w:t>);</w:t>
       </w:r>
     </w:p>
     <w:p>
@@ -18383,6 +19408,7 @@
         <w:t>(</w:t>
       </w:r>
       <w:proofErr w:type="spellStart"/>
+      <w:proofErr w:type="gramStart"/>
       <w:r>
         <w:rPr>
           <w:b/>
@@ -18394,6 +19420,7 @@
         <w:t>this.getToken</w:t>
       </w:r>
       <w:proofErr w:type="spellEnd"/>
+      <w:proofErr w:type="gramEnd"/>
       <w:r>
         <w:rPr>
           <w:b/>
@@ -18458,7 +19485,29 @@
           <w:sz w:val="36"/>
           <w:szCs w:val="36"/>
         </w:rPr>
-        <w:t xml:space="preserve">  final String? Function() </w:t>
+        <w:t xml:space="preserve">  final String? </w:t>
+      </w:r>
+      <w:proofErr w:type="gramStart"/>
+      <w:r>
+        <w:rPr>
+          <w:b/>
+          <w:bCs/>
+          <w:color w:val="D86DCB" w:themeColor="accent5" w:themeTint="99"/>
+          <w:sz w:val="36"/>
+          <w:szCs w:val="36"/>
+        </w:rPr>
+        <w:t>Function(</w:t>
+      </w:r>
+      <w:proofErr w:type="gramEnd"/>
+      <w:r>
+        <w:rPr>
+          <w:b/>
+          <w:bCs/>
+          <w:color w:val="D86DCB" w:themeColor="accent5" w:themeTint="99"/>
+          <w:sz w:val="36"/>
+          <w:szCs w:val="36"/>
+        </w:rPr>
+        <w:t xml:space="preserve">) </w:t>
       </w:r>
       <w:proofErr w:type="spellStart"/>
       <w:r>
@@ -18550,6 +19599,7 @@
         <w:t xml:space="preserve">          'token': </w:t>
       </w:r>
       <w:proofErr w:type="spellStart"/>
+      <w:proofErr w:type="gramStart"/>
       <w:r>
         <w:rPr>
           <w:b/>
@@ -18569,7 +19619,18 @@
           <w:sz w:val="36"/>
           <w:szCs w:val="36"/>
         </w:rPr>
-        <w:t>() ?? '',</w:t>
+        <w:t>(</w:t>
+      </w:r>
+      <w:proofErr w:type="gramEnd"/>
+      <w:r>
+        <w:rPr>
+          <w:b/>
+          <w:bCs/>
+          <w:color w:val="D86DCB" w:themeColor="accent5" w:themeTint="99"/>
+          <w:sz w:val="36"/>
+          <w:szCs w:val="36"/>
+        </w:rPr>
+        <w:t>) ?? '',</w:t>
       </w:r>
     </w:p>
     <w:p>
@@ -18769,6 +19830,7 @@
         <w:t xml:space="preserve"> = </w:t>
       </w:r>
       <w:proofErr w:type="spellStart"/>
+      <w:proofErr w:type="gramStart"/>
       <w:r>
         <w:rPr>
           <w:b/>
@@ -18780,6 +19842,7 @@
         <w:t>ref.read</w:t>
       </w:r>
       <w:proofErr w:type="spellEnd"/>
+      <w:proofErr w:type="gramEnd"/>
       <w:r>
         <w:rPr>
           <w:b/>
@@ -18835,6 +19898,7 @@
         <w:t xml:space="preserve">  return </w:t>
       </w:r>
       <w:proofErr w:type="spellStart"/>
+      <w:proofErr w:type="gramStart"/>
       <w:r>
         <w:rPr>
           <w:b/>
@@ -18856,6 +19920,7 @@
         </w:rPr>
         <w:t>(</w:t>
       </w:r>
+      <w:proofErr w:type="gramEnd"/>
     </w:p>
     <w:p>
       <w:pPr>
@@ -19104,15 +20169,27 @@
         <w:t>this.api</w:t>
       </w:r>
       <w:proofErr w:type="spellEnd"/>
-      <w:r>
-        <w:rPr>
-          <w:b/>
-          <w:bCs/>
-          <w:color w:val="D86DCB" w:themeColor="accent5" w:themeTint="99"/>
-          <w:sz w:val="36"/>
-          <w:szCs w:val="36"/>
-        </w:rPr>
-        <w:t xml:space="preserve">) : super(const </w:t>
+      <w:proofErr w:type="gramStart"/>
+      <w:r>
+        <w:rPr>
+          <w:b/>
+          <w:bCs/>
+          <w:color w:val="D86DCB" w:themeColor="accent5" w:themeTint="99"/>
+          <w:sz w:val="36"/>
+          <w:szCs w:val="36"/>
+        </w:rPr>
+        <w:t>) :</w:t>
+      </w:r>
+      <w:proofErr w:type="gramEnd"/>
+      <w:r>
+        <w:rPr>
+          <w:b/>
+          <w:bCs/>
+          <w:color w:val="D86DCB" w:themeColor="accent5" w:themeTint="99"/>
+          <w:sz w:val="36"/>
+          <w:szCs w:val="36"/>
+        </w:rPr>
+        <w:t xml:space="preserve"> super(const </w:t>
       </w:r>
       <w:proofErr w:type="spellStart"/>
       <w:r>
@@ -19225,6 +20302,7 @@
         <w:t xml:space="preserve">  Future&lt;void&gt; </w:t>
       </w:r>
       <w:proofErr w:type="spellStart"/>
+      <w:proofErr w:type="gramStart"/>
       <w:r>
         <w:rPr>
           <w:b/>
@@ -19244,7 +20322,18 @@
           <w:sz w:val="36"/>
           <w:szCs w:val="36"/>
         </w:rPr>
-        <w:t>() async {</w:t>
+        <w:t>(</w:t>
+      </w:r>
+      <w:proofErr w:type="gramEnd"/>
+      <w:r>
+        <w:rPr>
+          <w:b/>
+          <w:bCs/>
+          <w:color w:val="D86DCB" w:themeColor="accent5" w:themeTint="99"/>
+          <w:sz w:val="36"/>
+          <w:szCs w:val="36"/>
+        </w:rPr>
+        <w:t>) async {</w:t>
       </w:r>
     </w:p>
     <w:p>
@@ -19269,6 +20358,7 @@
         <w:t xml:space="preserve">    state = </w:t>
       </w:r>
       <w:proofErr w:type="spellStart"/>
+      <w:proofErr w:type="gramStart"/>
       <w:r>
         <w:rPr>
           <w:b/>
@@ -19280,6 +20370,7 @@
         <w:t>state.copyWith</w:t>
       </w:r>
       <w:proofErr w:type="spellEnd"/>
+      <w:proofErr w:type="gramEnd"/>
       <w:r>
         <w:rPr>
           <w:b/>
@@ -19357,6 +20448,7 @@
         <w:t xml:space="preserve">    final response = await </w:t>
       </w:r>
       <w:proofErr w:type="spellStart"/>
+      <w:proofErr w:type="gramStart"/>
       <w:r>
         <w:rPr>
           <w:b/>
@@ -19368,6 +20460,7 @@
         <w:t>api.getRequest</w:t>
       </w:r>
       <w:proofErr w:type="spellEnd"/>
+      <w:proofErr w:type="gramEnd"/>
       <w:r>
         <w:rPr>
           <w:b/>
@@ -19423,6 +20516,7 @@
         <w:t xml:space="preserve">    state = </w:t>
       </w:r>
       <w:proofErr w:type="spellStart"/>
+      <w:proofErr w:type="gramStart"/>
       <w:r>
         <w:rPr>
           <w:b/>
@@ -19434,6 +20528,7 @@
         <w:t>state.copyWith</w:t>
       </w:r>
       <w:proofErr w:type="spellEnd"/>
+      <w:proofErr w:type="gramEnd"/>
       <w:r>
         <w:rPr>
           <w:b/>
@@ -19704,6 +20799,7 @@
         <w:t xml:space="preserve">  return </w:t>
       </w:r>
       <w:proofErr w:type="spellStart"/>
+      <w:proofErr w:type="gramStart"/>
       <w:r>
         <w:rPr>
           <w:b/>
@@ -19725,6 +20821,7 @@
         </w:rPr>
         <w:t>(</w:t>
       </w:r>
+      <w:proofErr w:type="gramEnd"/>
     </w:p>
     <w:p>
       <w:pPr>
@@ -19748,6 +20845,7 @@
         <w:t xml:space="preserve">    </w:t>
       </w:r>
       <w:proofErr w:type="spellStart"/>
+      <w:proofErr w:type="gramStart"/>
       <w:r>
         <w:rPr>
           <w:b/>
@@ -19759,6 +20857,7 @@
         <w:t>ref.read</w:t>
       </w:r>
       <w:proofErr w:type="spellEnd"/>
+      <w:proofErr w:type="gramEnd"/>
       <w:r>
         <w:rPr>
           <w:b/>
@@ -20613,8 +21712,19 @@
           <w:sz w:val="36"/>
           <w:szCs w:val="36"/>
         </w:rPr>
-        <w:t xml:space="preserve"> throw Exception(</w:t>
-      </w:r>
+        <w:t xml:space="preserve"> throw </w:t>
+      </w:r>
+      <w:proofErr w:type="gramStart"/>
+      <w:r>
+        <w:rPr>
+          <w:b/>
+          <w:bCs/>
+          <w:sz w:val="36"/>
+          <w:szCs w:val="36"/>
+        </w:rPr>
+        <w:t>Exception(</w:t>
+      </w:r>
+      <w:proofErr w:type="gramEnd"/>
       <w:r>
         <w:rPr>
           <w:b/>
@@ -21151,6 +22261,7 @@
         <w:t>(</w:t>
       </w:r>
       <w:proofErr w:type="spellStart"/>
+      <w:proofErr w:type="gramStart"/>
       <w:r>
         <w:rPr>
           <w:b/>
@@ -21162,6 +22273,7 @@
         <w:t>this.getToken</w:t>
       </w:r>
       <w:proofErr w:type="spellEnd"/>
+      <w:proofErr w:type="gramEnd"/>
       <w:r>
         <w:rPr>
           <w:b/>
@@ -21193,7 +22305,29 @@
           <w:szCs w:val="36"/>
         </w:rPr>
         <w:lastRenderedPageBreak/>
-        <w:t xml:space="preserve">  final String? Function() </w:t>
+        <w:t xml:space="preserve">  final String? </w:t>
+      </w:r>
+      <w:proofErr w:type="gramStart"/>
+      <w:r>
+        <w:rPr>
+          <w:b/>
+          <w:bCs/>
+          <w:color w:val="D86DCB" w:themeColor="accent5" w:themeTint="99"/>
+          <w:sz w:val="36"/>
+          <w:szCs w:val="36"/>
+        </w:rPr>
+        <w:t>Function(</w:t>
+      </w:r>
+      <w:proofErr w:type="gramEnd"/>
+      <w:r>
+        <w:rPr>
+          <w:b/>
+          <w:bCs/>
+          <w:color w:val="D86DCB" w:themeColor="accent5" w:themeTint="99"/>
+          <w:sz w:val="36"/>
+          <w:szCs w:val="36"/>
+        </w:rPr>
+        <w:t xml:space="preserve">) </w:t>
       </w:r>
       <w:proofErr w:type="spellStart"/>
       <w:r>
@@ -21247,7 +22381,29 @@
           <w:sz w:val="36"/>
           <w:szCs w:val="36"/>
         </w:rPr>
-        <w:t>final Logger _logger = Logger();</w:t>
+        <w:t xml:space="preserve">final Logger _logger = </w:t>
+      </w:r>
+      <w:proofErr w:type="gramStart"/>
+      <w:r>
+        <w:rPr>
+          <w:b/>
+          <w:bCs/>
+          <w:color w:val="D86DCB" w:themeColor="accent5" w:themeTint="99"/>
+          <w:sz w:val="36"/>
+          <w:szCs w:val="36"/>
+        </w:rPr>
+        <w:t>Logger(</w:t>
+      </w:r>
+      <w:proofErr w:type="gramEnd"/>
+      <w:r>
+        <w:rPr>
+          <w:b/>
+          <w:bCs/>
+          <w:color w:val="D86DCB" w:themeColor="accent5" w:themeTint="99"/>
+          <w:sz w:val="36"/>
+          <w:szCs w:val="36"/>
+        </w:rPr>
+        <w:t>);</w:t>
       </w:r>
     </w:p>
     <w:p>
@@ -21565,9 +22721,21 @@
           <w:sz w:val="36"/>
           <w:szCs w:val="36"/>
         </w:rPr>
-        <w:t xml:space="preserve"> = await get(</w:t>
-      </w:r>
-      <w:proofErr w:type="spellStart"/>
+        <w:t xml:space="preserve"> = await </w:t>
+      </w:r>
+      <w:proofErr w:type="gramStart"/>
+      <w:r>
+        <w:rPr>
+          <w:b/>
+          <w:bCs/>
+          <w:color w:val="D86DCB" w:themeColor="accent5" w:themeTint="99"/>
+          <w:sz w:val="36"/>
+          <w:szCs w:val="36"/>
+        </w:rPr>
+        <w:t>get(</w:t>
+      </w:r>
+      <w:proofErr w:type="spellStart"/>
+      <w:proofErr w:type="gramEnd"/>
       <w:r>
         <w:rPr>
           <w:b/>
@@ -21609,7 +22777,29 @@
           <w:sz w:val="36"/>
           <w:szCs w:val="36"/>
         </w:rPr>
-        <w:t xml:space="preserve">        'token' : _</w:t>
+        <w:t xml:space="preserve">        'token</w:t>
+      </w:r>
+      <w:proofErr w:type="gramStart"/>
+      <w:r>
+        <w:rPr>
+          <w:b/>
+          <w:bCs/>
+          <w:color w:val="D86DCB" w:themeColor="accent5" w:themeTint="99"/>
+          <w:sz w:val="36"/>
+          <w:szCs w:val="36"/>
+        </w:rPr>
+        <w:t>' :</w:t>
+      </w:r>
+      <w:proofErr w:type="gramEnd"/>
+      <w:r>
+        <w:rPr>
+          <w:b/>
+          <w:bCs/>
+          <w:color w:val="D86DCB" w:themeColor="accent5" w:themeTint="99"/>
+          <w:sz w:val="36"/>
+          <w:szCs w:val="36"/>
+        </w:rPr>
+        <w:t xml:space="preserve"> _</w:t>
       </w:r>
       <w:proofErr w:type="spellStart"/>
       <w:r>
@@ -21678,6 +22868,7 @@
         <w:t xml:space="preserve">      _</w:t>
       </w:r>
       <w:proofErr w:type="spellStart"/>
+      <w:proofErr w:type="gramStart"/>
       <w:r>
         <w:rPr>
           <w:b/>
@@ -21700,6 +22891,7 @@
         <w:t>(</w:t>
       </w:r>
       <w:proofErr w:type="spellStart"/>
+      <w:proofErr w:type="gramEnd"/>
       <w:r>
         <w:rPr>
           <w:b/>
@@ -21766,6 +22958,7 @@
         <w:t xml:space="preserve"> = </w:t>
       </w:r>
       <w:proofErr w:type="spellStart"/>
+      <w:proofErr w:type="gramStart"/>
       <w:r>
         <w:rPr>
           <w:b/>
@@ -21777,6 +22970,7 @@
         <w:t>response.statusCode</w:t>
       </w:r>
       <w:proofErr w:type="spellEnd"/>
+      <w:proofErr w:type="gramEnd"/>
       <w:r>
         <w:rPr>
           <w:b/>
@@ -21898,6 +23092,7 @@
         <w:t>(</w:t>
       </w:r>
       <w:proofErr w:type="spellStart"/>
+      <w:proofErr w:type="gramStart"/>
       <w:r>
         <w:rPr>
           <w:b/>
@@ -21909,6 +23104,7 @@
         <w:t>response.body</w:t>
       </w:r>
       <w:proofErr w:type="spellEnd"/>
+      <w:proofErr w:type="gramEnd"/>
       <w:r>
         <w:rPr>
           <w:b/>
@@ -21942,6 +23138,7 @@
         <w:t xml:space="preserve">        return </w:t>
       </w:r>
       <w:proofErr w:type="spellStart"/>
+      <w:proofErr w:type="gramStart"/>
       <w:r>
         <w:rPr>
           <w:b/>
@@ -21963,6 +23160,7 @@
         </w:rPr>
         <w:t>(</w:t>
       </w:r>
+      <w:proofErr w:type="gramEnd"/>
     </w:p>
     <w:p>
       <w:pPr>
@@ -22118,6 +23316,7 @@
         <w:t xml:space="preserve">      } else if (</w:t>
       </w:r>
       <w:proofErr w:type="spellStart"/>
+      <w:proofErr w:type="gramStart"/>
       <w:r>
         <w:rPr>
           <w:b/>
@@ -22129,6 +23328,7 @@
         <w:t>response.statusCode</w:t>
       </w:r>
       <w:proofErr w:type="spellEnd"/>
+      <w:proofErr w:type="gramEnd"/>
       <w:r>
         <w:rPr>
           <w:b/>
@@ -22162,6 +23362,7 @@
         <w:t xml:space="preserve">        await </w:t>
       </w:r>
       <w:proofErr w:type="spellStart"/>
+      <w:proofErr w:type="gramStart"/>
       <w:r>
         <w:rPr>
           <w:b/>
@@ -22181,7 +23382,18 @@
           <w:sz w:val="36"/>
           <w:szCs w:val="36"/>
         </w:rPr>
-        <w:t>();</w:t>
+        <w:t>(</w:t>
+      </w:r>
+      <w:proofErr w:type="gramEnd"/>
+      <w:r>
+        <w:rPr>
+          <w:b/>
+          <w:bCs/>
+          <w:color w:val="D86DCB" w:themeColor="accent5" w:themeTint="99"/>
+          <w:sz w:val="36"/>
+          <w:szCs w:val="36"/>
+        </w:rPr>
+        <w:t>);</w:t>
       </w:r>
     </w:p>
     <w:p>
@@ -22206,6 +23418,7 @@
         <w:t xml:space="preserve">        return </w:t>
       </w:r>
       <w:proofErr w:type="spellStart"/>
+      <w:proofErr w:type="gramStart"/>
       <w:r>
         <w:rPr>
           <w:b/>
@@ -22227,6 +23440,7 @@
         </w:rPr>
         <w:t>(</w:t>
       </w:r>
+      <w:proofErr w:type="gramEnd"/>
     </w:p>
     <w:p>
       <w:pPr>
@@ -22273,6 +23487,7 @@
         <w:t>(</w:t>
       </w:r>
       <w:proofErr w:type="spellStart"/>
+      <w:proofErr w:type="gramStart"/>
       <w:r>
         <w:rPr>
           <w:b/>
@@ -22284,6 +23499,7 @@
         <w:t>response.body</w:t>
       </w:r>
       <w:proofErr w:type="spellEnd"/>
+      <w:proofErr w:type="gramEnd"/>
       <w:r>
         <w:rPr>
           <w:b/>
@@ -22493,6 +23709,7 @@
         <w:t>(</w:t>
       </w:r>
       <w:proofErr w:type="spellStart"/>
+      <w:proofErr w:type="gramStart"/>
       <w:r>
         <w:rPr>
           <w:b/>
@@ -22504,6 +23721,7 @@
         <w:t>response.body</w:t>
       </w:r>
       <w:proofErr w:type="spellEnd"/>
+      <w:proofErr w:type="gramEnd"/>
       <w:r>
         <w:rPr>
           <w:b/>
@@ -22537,6 +23755,7 @@
         <w:t xml:space="preserve">        return </w:t>
       </w:r>
       <w:proofErr w:type="spellStart"/>
+      <w:proofErr w:type="gramStart"/>
       <w:r>
         <w:rPr>
           <w:b/>
@@ -22558,6 +23777,7 @@
         </w:rPr>
         <w:t>(</w:t>
       </w:r>
+      <w:proofErr w:type="gramEnd"/>
     </w:p>
     <w:p>
       <w:pPr>
@@ -22849,6 +24069,7 @@
         <w:t xml:space="preserve">  final auth = </w:t>
       </w:r>
       <w:proofErr w:type="spellStart"/>
+      <w:proofErr w:type="gramStart"/>
       <w:r>
         <w:rPr>
           <w:b/>
@@ -22860,6 +24081,7 @@
         <w:t>ref.read</w:t>
       </w:r>
       <w:proofErr w:type="spellEnd"/>
+      <w:proofErr w:type="gramEnd"/>
       <w:r>
         <w:rPr>
           <w:b/>
@@ -22915,6 +24137,7 @@
         <w:t xml:space="preserve">  return </w:t>
       </w:r>
       <w:proofErr w:type="spellStart"/>
+      <w:proofErr w:type="gramStart"/>
       <w:r>
         <w:rPr>
           <w:b/>
@@ -22934,7 +24157,18 @@
           <w:sz w:val="36"/>
           <w:szCs w:val="36"/>
         </w:rPr>
-        <w:t xml:space="preserve">(() =&gt; </w:t>
+        <w:t>(</w:t>
+      </w:r>
+      <w:proofErr w:type="gramEnd"/>
+      <w:r>
+        <w:rPr>
+          <w:b/>
+          <w:bCs/>
+          <w:color w:val="D86DCB" w:themeColor="accent5" w:themeTint="99"/>
+          <w:sz w:val="36"/>
+          <w:szCs w:val="36"/>
+        </w:rPr>
+        <w:t xml:space="preserve">() =&gt; </w:t>
       </w:r>
       <w:proofErr w:type="spellStart"/>
       <w:r>
@@ -23166,7 +24400,29 @@
           <w:sz w:val="36"/>
           <w:szCs w:val="36"/>
         </w:rPr>
-        <w:t>&gt;&gt; build() async {</w:t>
+        <w:t xml:space="preserve">&gt;&gt; </w:t>
+      </w:r>
+      <w:proofErr w:type="gramStart"/>
+      <w:r>
+        <w:rPr>
+          <w:b/>
+          <w:bCs/>
+          <w:color w:val="D86DCB" w:themeColor="accent5" w:themeTint="99"/>
+          <w:sz w:val="36"/>
+          <w:szCs w:val="36"/>
+        </w:rPr>
+        <w:t>build(</w:t>
+      </w:r>
+      <w:proofErr w:type="gramEnd"/>
+      <w:r>
+        <w:rPr>
+          <w:b/>
+          <w:bCs/>
+          <w:color w:val="D86DCB" w:themeColor="accent5" w:themeTint="99"/>
+          <w:sz w:val="36"/>
+          <w:szCs w:val="36"/>
+        </w:rPr>
+        <w:t>) async {</w:t>
       </w:r>
     </w:p>
     <w:p>
@@ -23236,6 +24492,7 @@
         <w:t xml:space="preserve"> = </w:t>
       </w:r>
       <w:proofErr w:type="spellStart"/>
+      <w:proofErr w:type="gramStart"/>
       <w:r>
         <w:rPr>
           <w:b/>
@@ -23247,6 +24504,7 @@
         <w:t>ref.read</w:t>
       </w:r>
       <w:proofErr w:type="spellEnd"/>
+      <w:proofErr w:type="gramEnd"/>
       <w:r>
         <w:rPr>
           <w:b/>
@@ -23334,6 +24592,7 @@
         <w:t xml:space="preserve"> response = await </w:t>
       </w:r>
       <w:proofErr w:type="spellStart"/>
+      <w:proofErr w:type="gramStart"/>
       <w:r>
         <w:rPr>
           <w:b/>
@@ -23355,6 +24614,7 @@
         <w:t>.getRequest</w:t>
       </w:r>
       <w:proofErr w:type="spellEnd"/>
+      <w:proofErr w:type="gramEnd"/>
       <w:r>
         <w:rPr>
           <w:b/>
@@ -23472,6 +24732,7 @@
         <w:t>if(</w:t>
       </w:r>
       <w:proofErr w:type="spellStart"/>
+      <w:proofErr w:type="gramStart"/>
       <w:r>
         <w:rPr>
           <w:b/>
@@ -23483,6 +24744,7 @@
         <w:t>response.isSuccess</w:t>
       </w:r>
       <w:proofErr w:type="spellEnd"/>
+      <w:proofErr w:type="gramEnd"/>
       <w:r>
         <w:rPr>
           <w:b/>
@@ -23730,7 +24992,29 @@
           <w:sz w:val="36"/>
           <w:szCs w:val="36"/>
         </w:rPr>
-        <w:t xml:space="preserve">     throw Exception(‘Failed to load tasks’);</w:t>
+        <w:t xml:space="preserve">     throw </w:t>
+      </w:r>
+      <w:proofErr w:type="gramStart"/>
+      <w:r>
+        <w:rPr>
+          <w:b/>
+          <w:bCs/>
+          <w:color w:val="D86DCB" w:themeColor="accent5" w:themeTint="99"/>
+          <w:sz w:val="36"/>
+          <w:szCs w:val="36"/>
+        </w:rPr>
+        <w:t>Exception(</w:t>
+      </w:r>
+      <w:proofErr w:type="gramEnd"/>
+      <w:r>
+        <w:rPr>
+          <w:b/>
+          <w:bCs/>
+          <w:color w:val="D86DCB" w:themeColor="accent5" w:themeTint="99"/>
+          <w:sz w:val="36"/>
+          <w:szCs w:val="36"/>
+        </w:rPr>
+        <w:t>‘Failed to load tasks’);</w:t>
       </w:r>
     </w:p>
     <w:p>
@@ -23821,6 +25105,7 @@
         <w:t xml:space="preserve">  Future&lt;void&gt; </w:t>
       </w:r>
       <w:proofErr w:type="spellStart"/>
+      <w:proofErr w:type="gramStart"/>
       <w:r>
         <w:rPr>
           <w:b/>
@@ -23840,7 +25125,18 @@
           <w:sz w:val="36"/>
           <w:szCs w:val="36"/>
         </w:rPr>
-        <w:t>() async {</w:t>
+        <w:t>(</w:t>
+      </w:r>
+      <w:proofErr w:type="gramEnd"/>
+      <w:r>
+        <w:rPr>
+          <w:b/>
+          <w:bCs/>
+          <w:color w:val="D86DCB" w:themeColor="accent5" w:themeTint="99"/>
+          <w:sz w:val="36"/>
+          <w:szCs w:val="36"/>
+        </w:rPr>
+        <w:t>) async {</w:t>
       </w:r>
     </w:p>
     <w:p>
@@ -23865,6 +25161,7 @@
         <w:t xml:space="preserve">    state = const </w:t>
       </w:r>
       <w:proofErr w:type="spellStart"/>
+      <w:proofErr w:type="gramStart"/>
       <w:r>
         <w:rPr>
           <w:b/>
@@ -23884,7 +25181,18 @@
           <w:sz w:val="36"/>
           <w:szCs w:val="36"/>
         </w:rPr>
-        <w:t>();</w:t>
+        <w:t>(</w:t>
+      </w:r>
+      <w:proofErr w:type="gramEnd"/>
+      <w:r>
+        <w:rPr>
+          <w:b/>
+          <w:bCs/>
+          <w:color w:val="D86DCB" w:themeColor="accent5" w:themeTint="99"/>
+          <w:sz w:val="36"/>
+          <w:szCs w:val="36"/>
+        </w:rPr>
+        <w:t>);</w:t>
       </w:r>
     </w:p>
     <w:p>
@@ -23975,6 +25283,7 @@
         <w:t xml:space="preserve"> = </w:t>
       </w:r>
       <w:proofErr w:type="spellStart"/>
+      <w:proofErr w:type="gramStart"/>
       <w:r>
         <w:rPr>
           <w:b/>
@@ -23986,6 +25295,7 @@
         <w:t>ref.read</w:t>
       </w:r>
       <w:proofErr w:type="spellEnd"/>
+      <w:proofErr w:type="gramEnd"/>
       <w:r>
         <w:rPr>
           <w:b/>
@@ -24074,6 +25384,7 @@
         <w:t xml:space="preserve"> response = await </w:t>
       </w:r>
       <w:proofErr w:type="spellStart"/>
+      <w:proofErr w:type="gramStart"/>
       <w:r>
         <w:rPr>
           <w:b/>
@@ -24095,6 +25406,7 @@
         <w:t>.getRequest</w:t>
       </w:r>
       <w:proofErr w:type="spellEnd"/>
+      <w:proofErr w:type="gramEnd"/>
       <w:r>
         <w:rPr>
           <w:b/>
@@ -24212,6 +25524,7 @@
         <w:t>if(</w:t>
       </w:r>
       <w:proofErr w:type="spellStart"/>
+      <w:proofErr w:type="gramStart"/>
       <w:r>
         <w:rPr>
           <w:b/>
@@ -24223,6 +25536,7 @@
         <w:t>response.isSuccess</w:t>
       </w:r>
       <w:proofErr w:type="spellEnd"/>
+      <w:proofErr w:type="gramEnd"/>
       <w:r>
         <w:rPr>
           <w:b/>
@@ -24460,7 +25774,29 @@
           <w:sz w:val="36"/>
           <w:szCs w:val="36"/>
         </w:rPr>
-        <w:t xml:space="preserve">     throw Exception(‘Failed to load tasks’);</w:t>
+        <w:t xml:space="preserve">     throw </w:t>
+      </w:r>
+      <w:proofErr w:type="gramStart"/>
+      <w:r>
+        <w:rPr>
+          <w:b/>
+          <w:bCs/>
+          <w:color w:val="D86DCB" w:themeColor="accent5" w:themeTint="99"/>
+          <w:sz w:val="36"/>
+          <w:szCs w:val="36"/>
+        </w:rPr>
+        <w:t>Exception(</w:t>
+      </w:r>
+      <w:proofErr w:type="gramEnd"/>
+      <w:r>
+        <w:rPr>
+          <w:b/>
+          <w:bCs/>
+          <w:color w:val="D86DCB" w:themeColor="accent5" w:themeTint="99"/>
+          <w:sz w:val="36"/>
+          <w:szCs w:val="36"/>
+        </w:rPr>
+        <w:t>‘Failed to load tasks’);</w:t>
       </w:r>
     </w:p>
     <w:p>
@@ -24696,8 +26032,20 @@
           <w:sz w:val="36"/>
           <w:szCs w:val="36"/>
         </w:rPr>
-        <w:t>&gt;&gt;(</w:t>
-      </w:r>
+        <w:t>&gt;</w:t>
+      </w:r>
+      <w:proofErr w:type="gramStart"/>
+      <w:r>
+        <w:rPr>
+          <w:b/>
+          <w:bCs/>
+          <w:color w:val="D86DCB" w:themeColor="accent5" w:themeTint="99"/>
+          <w:sz w:val="36"/>
+          <w:szCs w:val="36"/>
+        </w:rPr>
+        <w:t>&gt;(</w:t>
+      </w:r>
+      <w:proofErr w:type="gramEnd"/>
     </w:p>
     <w:p>
       <w:pPr>
@@ -24955,9 +26303,21 @@
           <w:sz w:val="36"/>
           <w:szCs w:val="36"/>
         </w:rPr>
-        <w:t xml:space="preserve">  Widget build(</w:t>
-      </w:r>
-      <w:proofErr w:type="spellStart"/>
+        <w:t xml:space="preserve">  Widget </w:t>
+      </w:r>
+      <w:proofErr w:type="gramStart"/>
+      <w:r>
+        <w:rPr>
+          <w:b/>
+          <w:bCs/>
+          <w:color w:val="D86DCB" w:themeColor="accent5" w:themeTint="99"/>
+          <w:sz w:val="36"/>
+          <w:szCs w:val="36"/>
+        </w:rPr>
+        <w:t>build(</w:t>
+      </w:r>
+      <w:proofErr w:type="spellStart"/>
+      <w:proofErr w:type="gramEnd"/>
       <w:r>
         <w:rPr>
           <w:b/>
@@ -25046,6 +26406,7 @@
         <w:t xml:space="preserve"> = </w:t>
       </w:r>
       <w:proofErr w:type="spellStart"/>
+      <w:proofErr w:type="gramStart"/>
       <w:r>
         <w:rPr>
           <w:b/>
@@ -25057,6 +26418,7 @@
         <w:t>ref.watch</w:t>
       </w:r>
       <w:proofErr w:type="spellEnd"/>
+      <w:proofErr w:type="gramEnd"/>
       <w:r>
         <w:rPr>
           <w:b/>
@@ -25109,8 +26471,20 @@
           <w:sz w:val="36"/>
           <w:szCs w:val="36"/>
         </w:rPr>
-        <w:t xml:space="preserve">    return Scaffold(</w:t>
-      </w:r>
+        <w:t xml:space="preserve">    return </w:t>
+      </w:r>
+      <w:proofErr w:type="gramStart"/>
+      <w:r>
+        <w:rPr>
+          <w:b/>
+          <w:bCs/>
+          <w:color w:val="D86DCB" w:themeColor="accent5" w:themeTint="99"/>
+          <w:sz w:val="36"/>
+          <w:szCs w:val="36"/>
+        </w:rPr>
+        <w:t>Scaffold(</w:t>
+      </w:r>
+      <w:proofErr w:type="gramEnd"/>
     </w:p>
     <w:p>
       <w:pPr>
@@ -25175,8 +26549,20 @@
           <w:sz w:val="36"/>
           <w:szCs w:val="36"/>
         </w:rPr>
-        <w:t xml:space="preserve">        loading: () =&gt; const Center(</w:t>
-      </w:r>
+        <w:t xml:space="preserve">        loading: () =&gt; const </w:t>
+      </w:r>
+      <w:proofErr w:type="gramStart"/>
+      <w:r>
+        <w:rPr>
+          <w:b/>
+          <w:bCs/>
+          <w:color w:val="D86DCB" w:themeColor="accent5" w:themeTint="99"/>
+          <w:sz w:val="36"/>
+          <w:szCs w:val="36"/>
+        </w:rPr>
+        <w:t>Center(</w:t>
+      </w:r>
+      <w:proofErr w:type="gramEnd"/>
     </w:p>
     <w:p>
       <w:pPr>
@@ -25200,6 +26586,7 @@
         <w:t xml:space="preserve">          child: </w:t>
       </w:r>
       <w:proofErr w:type="spellStart"/>
+      <w:proofErr w:type="gramStart"/>
       <w:r>
         <w:rPr>
           <w:b/>
@@ -25219,7 +26606,18 @@
           <w:sz w:val="36"/>
           <w:szCs w:val="36"/>
         </w:rPr>
-        <w:t>(),</w:t>
+        <w:t>(</w:t>
+      </w:r>
+      <w:proofErr w:type="gramEnd"/>
+      <w:r>
+        <w:rPr>
+          <w:b/>
+          <w:bCs/>
+          <w:color w:val="D86DCB" w:themeColor="accent5" w:themeTint="99"/>
+          <w:sz w:val="36"/>
+          <w:szCs w:val="36"/>
+        </w:rPr>
+        <w:t>),</w:t>
       </w:r>
     </w:p>
     <w:p>
@@ -25263,8 +26661,20 @@
           <w:sz w:val="36"/>
           <w:szCs w:val="36"/>
         </w:rPr>
-        <w:t xml:space="preserve">        error: (err, _) =&gt; Center(</w:t>
-      </w:r>
+        <w:t xml:space="preserve">        error: (err, _) =&gt; </w:t>
+      </w:r>
+      <w:proofErr w:type="gramStart"/>
+      <w:r>
+        <w:rPr>
+          <w:b/>
+          <w:bCs/>
+          <w:color w:val="D86DCB" w:themeColor="accent5" w:themeTint="99"/>
+          <w:sz w:val="36"/>
+          <w:szCs w:val="36"/>
+        </w:rPr>
+        <w:t>Center(</w:t>
+      </w:r>
+      <w:proofErr w:type="gramEnd"/>
     </w:p>
     <w:p>
       <w:pPr>
@@ -25288,6 +26698,7 @@
         <w:t xml:space="preserve">          child: Text(</w:t>
       </w:r>
       <w:proofErr w:type="spellStart"/>
+      <w:proofErr w:type="gramStart"/>
       <w:r>
         <w:rPr>
           <w:b/>
@@ -25299,6 +26710,7 @@
         <w:t>err.toString</w:t>
       </w:r>
       <w:proofErr w:type="spellEnd"/>
+      <w:proofErr w:type="gramEnd"/>
       <w:r>
         <w:rPr>
           <w:b/>
@@ -25420,6 +26832,7 @@
         <w:t xml:space="preserve">: </w:t>
       </w:r>
       <w:proofErr w:type="spellStart"/>
+      <w:proofErr w:type="gramStart"/>
       <w:r>
         <w:rPr>
           <w:b/>
@@ -25431,6 +26844,7 @@
         <w:t>tasks.length</w:t>
       </w:r>
       <w:proofErr w:type="spellEnd"/>
+      <w:proofErr w:type="gramEnd"/>
       <w:r>
         <w:rPr>
           <w:b/>
@@ -25519,15 +26933,27 @@
         <w:t>i</w:t>
       </w:r>
       <w:proofErr w:type="spellEnd"/>
-      <w:r>
-        <w:rPr>
-          <w:b/>
-          <w:bCs/>
-          <w:color w:val="D86DCB" w:themeColor="accent5" w:themeTint="99"/>
-          <w:sz w:val="36"/>
-          <w:szCs w:val="36"/>
-        </w:rPr>
-        <w:t>].title),</w:t>
+      <w:proofErr w:type="gramStart"/>
+      <w:r>
+        <w:rPr>
+          <w:b/>
+          <w:bCs/>
+          <w:color w:val="D86DCB" w:themeColor="accent5" w:themeTint="99"/>
+          <w:sz w:val="36"/>
+          <w:szCs w:val="36"/>
+        </w:rPr>
+        <w:t>].title</w:t>
+      </w:r>
+      <w:proofErr w:type="gramEnd"/>
+      <w:r>
+        <w:rPr>
+          <w:b/>
+          <w:bCs/>
+          <w:color w:val="D86DCB" w:themeColor="accent5" w:themeTint="99"/>
+          <w:sz w:val="36"/>
+          <w:szCs w:val="36"/>
+        </w:rPr>
+        <w:t>),</w:t>
       </w:r>
     </w:p>
     <w:p>
@@ -25618,6 +27044,7 @@
         <w:t xml:space="preserve">: </w:t>
       </w:r>
       <w:proofErr w:type="spellStart"/>
+      <w:proofErr w:type="gramStart"/>
       <w:r>
         <w:rPr>
           <w:b/>
@@ -25639,6 +27066,7 @@
         </w:rPr>
         <w:t>(</w:t>
       </w:r>
+      <w:proofErr w:type="gramEnd"/>
     </w:p>
     <w:p>
       <w:pPr>
@@ -25707,6 +27135,7 @@
         <w:t xml:space="preserve">          </w:t>
       </w:r>
       <w:proofErr w:type="spellStart"/>
+      <w:proofErr w:type="gramStart"/>
       <w:r>
         <w:rPr>
           <w:b/>
@@ -25718,6 +27147,7 @@
         <w:t>ref.read</w:t>
       </w:r>
       <w:proofErr w:type="spellEnd"/>
+      <w:proofErr w:type="gramEnd"/>
       <w:r>
         <w:rPr>
           <w:b/>
@@ -25814,9 +27244,21 @@
           <w:sz w:val="36"/>
           <w:szCs w:val="36"/>
         </w:rPr>
-        <w:t xml:space="preserve">        child: const Icon(</w:t>
-      </w:r>
-      <w:proofErr w:type="spellStart"/>
+        <w:t xml:space="preserve">        child: const </w:t>
+      </w:r>
+      <w:proofErr w:type="gramStart"/>
+      <w:r>
+        <w:rPr>
+          <w:b/>
+          <w:bCs/>
+          <w:color w:val="D86DCB" w:themeColor="accent5" w:themeTint="99"/>
+          <w:sz w:val="36"/>
+          <w:szCs w:val="36"/>
+        </w:rPr>
+        <w:t>Icon(</w:t>
+      </w:r>
+      <w:proofErr w:type="spellStart"/>
+      <w:proofErr w:type="gramEnd"/>
       <w:r>
         <w:rPr>
           <w:b/>
@@ -26910,6 +28352,7 @@
         <w:t xml:space="preserve">: </w:t>
       </w:r>
       <w:proofErr w:type="spellStart"/>
+      <w:proofErr w:type="gramStart"/>
       <w:r>
         <w:rPr>
           <w:b/>
@@ -26929,6 +28372,7 @@
         <w:t>watch</w:t>
       </w:r>
       <w:proofErr w:type="spellEnd"/>
+      <w:proofErr w:type="gramEnd"/>
       <w:r>
         <w:rPr>
           <w:sz w:val="36"/>
@@ -27065,6 +28509,7 @@
           <w:szCs w:val="36"/>
         </w:rPr>
       </w:pPr>
+      <w:proofErr w:type="gramStart"/>
       <w:r>
         <w:rPr>
           <w:sz w:val="36"/>
@@ -27090,6 +28535,7 @@
         </w:rPr>
         <w:t>watch</w:t>
       </w:r>
+      <w:proofErr w:type="gramEnd"/>
       <w:r>
         <w:rPr>
           <w:b/>
@@ -27734,6 +29180,7 @@
         <w:t xml:space="preserve">  const </w:t>
       </w:r>
       <w:proofErr w:type="spellStart"/>
+      <w:proofErr w:type="gramStart"/>
       <w:r>
         <w:rPr>
           <w:b/>
@@ -27753,7 +29200,18 @@
           <w:sz w:val="36"/>
           <w:szCs w:val="36"/>
         </w:rPr>
-        <w:t>({</w:t>
+        <w:t>(</w:t>
+      </w:r>
+      <w:proofErr w:type="gramEnd"/>
+      <w:r>
+        <w:rPr>
+          <w:b/>
+          <w:bCs/>
+          <w:color w:val="D86DCB" w:themeColor="accent5" w:themeTint="99"/>
+          <w:sz w:val="36"/>
+          <w:szCs w:val="36"/>
+        </w:rPr>
+        <w:t>{</w:t>
       </w:r>
       <w:proofErr w:type="spellStart"/>
       <w:r>
@@ -27822,6 +29280,7 @@
         <w:t xml:space="preserve"> </w:t>
       </w:r>
       <w:proofErr w:type="spellStart"/>
+      <w:proofErr w:type="gramStart"/>
       <w:r>
         <w:rPr>
           <w:b/>
@@ -27841,7 +29300,18 @@
           <w:sz w:val="36"/>
           <w:szCs w:val="36"/>
         </w:rPr>
-        <w:t xml:space="preserve">({bool? </w:t>
+        <w:t>(</w:t>
+      </w:r>
+      <w:proofErr w:type="gramEnd"/>
+      <w:r>
+        <w:rPr>
+          <w:b/>
+          <w:bCs/>
+          <w:color w:val="D86DCB" w:themeColor="accent5" w:themeTint="99"/>
+          <w:sz w:val="36"/>
+          <w:szCs w:val="36"/>
+        </w:rPr>
+        <w:t xml:space="preserve">{bool? </w:t>
       </w:r>
       <w:proofErr w:type="spellStart"/>
       <w:r>
@@ -27888,6 +29358,7 @@
         <w:t xml:space="preserve">    return </w:t>
       </w:r>
       <w:proofErr w:type="spellStart"/>
+      <w:proofErr w:type="gramStart"/>
       <w:r>
         <w:rPr>
           <w:b/>
@@ -27909,6 +29380,7 @@
         </w:rPr>
         <w:t>(</w:t>
       </w:r>
+      <w:proofErr w:type="gramEnd"/>
     </w:p>
     <w:p>
       <w:pPr>
@@ -27976,6 +29448,7 @@
         <w:t xml:space="preserve"> ?? </w:t>
       </w:r>
       <w:proofErr w:type="spellStart"/>
+      <w:proofErr w:type="gramStart"/>
       <w:r>
         <w:rPr>
           <w:b/>
@@ -27987,6 +29460,7 @@
         <w:t>this.isDeleting</w:t>
       </w:r>
       <w:proofErr w:type="spellEnd"/>
+      <w:proofErr w:type="gramEnd"/>
       <w:r>
         <w:rPr>
           <w:b/>
@@ -28190,6 +29664,7 @@
         <w:t xml:space="preserve">  </w:t>
       </w:r>
       <w:proofErr w:type="spellStart"/>
+      <w:proofErr w:type="gramStart"/>
       <w:r>
         <w:rPr>
           <w:b/>
@@ -28209,7 +29684,18 @@
           <w:sz w:val="36"/>
           <w:szCs w:val="36"/>
         </w:rPr>
-        <w:t xml:space="preserve">() : super(const </w:t>
+        <w:t>(</w:t>
+      </w:r>
+      <w:proofErr w:type="gramEnd"/>
+      <w:r>
+        <w:rPr>
+          <w:b/>
+          <w:bCs/>
+          <w:color w:val="D86DCB" w:themeColor="accent5" w:themeTint="99"/>
+          <w:sz w:val="36"/>
+          <w:szCs w:val="36"/>
+        </w:rPr>
+        <w:t xml:space="preserve">) : super(const </w:t>
       </w:r>
       <w:proofErr w:type="spellStart"/>
       <w:r>
@@ -28256,6 +29742,7 @@
         <w:t xml:space="preserve">  Future&lt;void&gt; </w:t>
       </w:r>
       <w:proofErr w:type="spellStart"/>
+      <w:proofErr w:type="gramStart"/>
       <w:r>
         <w:rPr>
           <w:b/>
@@ -28275,7 +29762,18 @@
           <w:sz w:val="36"/>
           <w:szCs w:val="36"/>
         </w:rPr>
-        <w:t xml:space="preserve">(String </w:t>
+        <w:t>(</w:t>
+      </w:r>
+      <w:proofErr w:type="gramEnd"/>
+      <w:r>
+        <w:rPr>
+          <w:b/>
+          <w:bCs/>
+          <w:color w:val="D86DCB" w:themeColor="accent5" w:themeTint="99"/>
+          <w:sz w:val="36"/>
+          <w:szCs w:val="36"/>
+        </w:rPr>
+        <w:t xml:space="preserve">String </w:t>
       </w:r>
       <w:proofErr w:type="spellStart"/>
       <w:r>
@@ -28322,6 +29820,7 @@
         <w:t xml:space="preserve">    state = </w:t>
       </w:r>
       <w:proofErr w:type="spellStart"/>
+      <w:proofErr w:type="gramStart"/>
       <w:r>
         <w:rPr>
           <w:b/>
@@ -28333,6 +29832,7 @@
         <w:t>state.copyWith</w:t>
       </w:r>
       <w:proofErr w:type="spellEnd"/>
+      <w:proofErr w:type="gramEnd"/>
       <w:r>
         <w:rPr>
           <w:b/>
@@ -28420,7 +29920,29 @@
           <w:sz w:val="36"/>
           <w:szCs w:val="36"/>
         </w:rPr>
-        <w:t>(const Duration(seconds: 1)); // API call</w:t>
+        <w:t xml:space="preserve">(const </w:t>
+      </w:r>
+      <w:proofErr w:type="gramStart"/>
+      <w:r>
+        <w:rPr>
+          <w:b/>
+          <w:bCs/>
+          <w:color w:val="D86DCB" w:themeColor="accent5" w:themeTint="99"/>
+          <w:sz w:val="36"/>
+          <w:szCs w:val="36"/>
+        </w:rPr>
+        <w:t>Duration(</w:t>
+      </w:r>
+      <w:proofErr w:type="gramEnd"/>
+      <w:r>
+        <w:rPr>
+          <w:b/>
+          <w:bCs/>
+          <w:color w:val="D86DCB" w:themeColor="accent5" w:themeTint="99"/>
+          <w:sz w:val="36"/>
+          <w:szCs w:val="36"/>
+        </w:rPr>
+        <w:t>seconds: 1)); // API call</w:t>
       </w:r>
     </w:p>
     <w:p>
@@ -28445,6 +29967,7 @@
         <w:t xml:space="preserve">    state = </w:t>
       </w:r>
       <w:proofErr w:type="spellStart"/>
+      <w:proofErr w:type="gramStart"/>
       <w:r>
         <w:rPr>
           <w:b/>
@@ -28456,6 +29979,7 @@
         <w:t>state.copyWith</w:t>
       </w:r>
       <w:proofErr w:type="spellEnd"/>
+      <w:proofErr w:type="gramEnd"/>
       <w:r>
         <w:rPr>
           <w:b/>
@@ -28678,8 +30202,20 @@
           <w:sz w:val="36"/>
           <w:szCs w:val="36"/>
         </w:rPr>
-        <w:t>, String&gt;(</w:t>
-      </w:r>
+        <w:t>, String</w:t>
+      </w:r>
+      <w:proofErr w:type="gramStart"/>
+      <w:r>
+        <w:rPr>
+          <w:b/>
+          <w:bCs/>
+          <w:color w:val="D86DCB" w:themeColor="accent5" w:themeTint="99"/>
+          <w:sz w:val="36"/>
+          <w:szCs w:val="36"/>
+        </w:rPr>
+        <w:t>&gt;(</w:t>
+      </w:r>
+      <w:proofErr w:type="gramEnd"/>
     </w:p>
     <w:p>
       <w:pPr>
@@ -28747,6 +30283,7 @@
         <w:t xml:space="preserve">    return </w:t>
       </w:r>
       <w:proofErr w:type="spellStart"/>
+      <w:proofErr w:type="gramStart"/>
       <w:r>
         <w:rPr>
           <w:b/>
@@ -28766,7 +30303,18 @@
           <w:sz w:val="36"/>
           <w:szCs w:val="36"/>
         </w:rPr>
-        <w:t>();</w:t>
+        <w:t>(</w:t>
+      </w:r>
+      <w:proofErr w:type="gramEnd"/>
+      <w:r>
+        <w:rPr>
+          <w:b/>
+          <w:bCs/>
+          <w:color w:val="D86DCB" w:themeColor="accent5" w:themeTint="99"/>
+          <w:sz w:val="36"/>
+          <w:szCs w:val="36"/>
+        </w:rPr>
+        <w:t>);</w:t>
       </w:r>
     </w:p>
     <w:p>
@@ -28907,6 +30455,7 @@
         <w:t xml:space="preserve">: </w:t>
       </w:r>
       <w:proofErr w:type="spellStart"/>
+      <w:proofErr w:type="gramStart"/>
       <w:r>
         <w:rPr>
           <w:b/>
@@ -28918,6 +30467,7 @@
         <w:t>tasks.length</w:t>
       </w:r>
       <w:proofErr w:type="spellEnd"/>
+      <w:proofErr w:type="gramEnd"/>
       <w:r>
         <w:rPr>
           <w:b/>
@@ -29014,8 +30564,20 @@
           <w:sz w:val="36"/>
           <w:szCs w:val="36"/>
         </w:rPr>
-        <w:t xml:space="preserve">    return Consumer(</w:t>
-      </w:r>
+        <w:t xml:space="preserve">    return </w:t>
+      </w:r>
+      <w:proofErr w:type="gramStart"/>
+      <w:r>
+        <w:rPr>
+          <w:b/>
+          <w:bCs/>
+          <w:color w:val="D86DCB" w:themeColor="accent5" w:themeTint="99"/>
+          <w:sz w:val="36"/>
+          <w:szCs w:val="36"/>
+        </w:rPr>
+        <w:t>Consumer(</w:t>
+      </w:r>
+      <w:proofErr w:type="gramEnd"/>
     </w:p>
     <w:p>
       <w:pPr>
@@ -29061,6 +30623,7 @@
         <w:t xml:space="preserve">        final state = </w:t>
       </w:r>
       <w:proofErr w:type="spellStart"/>
+      <w:proofErr w:type="gramStart"/>
       <w:r>
         <w:rPr>
           <w:b/>
@@ -29072,6 +30635,7 @@
         <w:t>ref.watch</w:t>
       </w:r>
       <w:proofErr w:type="spellEnd"/>
+      <w:proofErr w:type="gramEnd"/>
       <w:r>
         <w:rPr>
           <w:b/>
@@ -29128,6 +30692,7 @@
         <w:t xml:space="preserve">        return </w:t>
       </w:r>
       <w:proofErr w:type="spellStart"/>
+      <w:proofErr w:type="gramStart"/>
       <w:r>
         <w:rPr>
           <w:b/>
@@ -29149,6 +30714,7 @@
         </w:rPr>
         <w:t>(</w:t>
       </w:r>
+      <w:proofErr w:type="gramEnd"/>
     </w:p>
     <w:p>
       <w:pPr>
@@ -29238,6 +30804,7 @@
         <w:t xml:space="preserve">: </w:t>
       </w:r>
       <w:proofErr w:type="spellStart"/>
+      <w:proofErr w:type="gramStart"/>
       <w:r>
         <w:rPr>
           <w:b/>
@@ -29249,6 +30816,7 @@
         <w:t>state.isDeleting</w:t>
       </w:r>
       <w:proofErr w:type="spellEnd"/>
+      <w:proofErr w:type="gramEnd"/>
       <w:r>
         <w:rPr>
           <w:b/>
@@ -29345,7 +30913,29 @@
           <w:sz w:val="36"/>
           <w:szCs w:val="36"/>
         </w:rPr>
-        <w:t xml:space="preserve">                .read(</w:t>
+        <w:t xml:space="preserve">                </w:t>
+      </w:r>
+      <w:proofErr w:type="gramStart"/>
+      <w:r>
+        <w:rPr>
+          <w:b/>
+          <w:bCs/>
+          <w:color w:val="D86DCB" w:themeColor="accent5" w:themeTint="99"/>
+          <w:sz w:val="36"/>
+          <w:szCs w:val="36"/>
+        </w:rPr>
+        <w:t>.read</w:t>
+      </w:r>
+      <w:proofErr w:type="gramEnd"/>
+      <w:r>
+        <w:rPr>
+          <w:b/>
+          <w:bCs/>
+          <w:color w:val="D86DCB" w:themeColor="accent5" w:themeTint="99"/>
+          <w:sz w:val="36"/>
+          <w:szCs w:val="36"/>
+        </w:rPr>
+        <w:t>(</w:t>
       </w:r>
       <w:proofErr w:type="spellStart"/>
       <w:r>
@@ -29389,7 +30979,18 @@
           <w:sz w:val="36"/>
           <w:szCs w:val="36"/>
         </w:rPr>
-        <w:t xml:space="preserve">                .</w:t>
+        <w:t xml:space="preserve">                </w:t>
+      </w:r>
+      <w:proofErr w:type="gramStart"/>
+      <w:r>
+        <w:rPr>
+          <w:b/>
+          <w:bCs/>
+          <w:color w:val="D86DCB" w:themeColor="accent5" w:themeTint="99"/>
+          <w:sz w:val="36"/>
+          <w:szCs w:val="36"/>
+        </w:rPr>
+        <w:t>.</w:t>
       </w:r>
       <w:proofErr w:type="spellStart"/>
       <w:r>
@@ -29403,6 +31004,7 @@
         <w:t>deleteTask</w:t>
       </w:r>
       <w:proofErr w:type="spellEnd"/>
+      <w:proofErr w:type="gramEnd"/>
       <w:r>
         <w:rPr>
           <w:b/>
@@ -29620,14 +31222,25 @@
         </w:rPr>
         <w:t xml:space="preserve"> </w:t>
       </w:r>
-      <w:r>
-        <w:rPr>
-          <w:b/>
-          <w:bCs/>
-          <w:sz w:val="36"/>
-          <w:szCs w:val="36"/>
-        </w:rPr>
-        <w:t xml:space="preserve">dispose() </w:t>
+      <w:proofErr w:type="gramStart"/>
+      <w:r>
+        <w:rPr>
+          <w:b/>
+          <w:bCs/>
+          <w:sz w:val="36"/>
+          <w:szCs w:val="36"/>
+        </w:rPr>
+        <w:t>dispose(</w:t>
+      </w:r>
+      <w:proofErr w:type="gramEnd"/>
+      <w:r>
+        <w:rPr>
+          <w:b/>
+          <w:bCs/>
+          <w:sz w:val="36"/>
+          <w:szCs w:val="36"/>
+        </w:rPr>
+        <w:t xml:space="preserve">) </w:t>
       </w:r>
       <w:r>
         <w:rPr>
@@ -29671,6 +31284,7 @@
         <w:t xml:space="preserve"># Alternative, we can also use </w:t>
       </w:r>
       <w:proofErr w:type="spellStart"/>
+      <w:proofErr w:type="gramStart"/>
       <w:r>
         <w:rPr>
           <w:b/>
@@ -29681,6 +31295,7 @@
         <w:t>ref.listen</w:t>
       </w:r>
       <w:proofErr w:type="spellEnd"/>
+      <w:proofErr w:type="gramEnd"/>
       <w:r>
         <w:rPr>
           <w:b/>
@@ -29776,7 +31391,15 @@
           <w:sz w:val="36"/>
           <w:szCs w:val="36"/>
         </w:rPr>
-        <w:t xml:space="preserve"> notifier class gets disposed automatically if auto dispose is on. When we create the Provider of this notifier class we have to be use </w:t>
+        <w:t xml:space="preserve"> notifier class gets disposed automatically if auto dispose is on. When we create the Provider of this notifier class we have to be </w:t>
+      </w:r>
+      <w:proofErr w:type="gramStart"/>
+      <w:r>
+        <w:rPr>
+          <w:sz w:val="36"/>
+          <w:szCs w:val="36"/>
+        </w:rPr>
+        <w:t xml:space="preserve">use </w:t>
       </w:r>
       <w:r>
         <w:rPr>
@@ -29798,6 +31421,7 @@
         <w:t>autoDispose</w:t>
       </w:r>
       <w:proofErr w:type="spellEnd"/>
+      <w:proofErr w:type="gramEnd"/>
       <w:r>
         <w:rPr>
           <w:b/>
@@ -29923,8 +31547,20 @@
           <w:sz w:val="36"/>
           <w:szCs w:val="36"/>
         </w:rPr>
-        <w:t>, Position?&gt;(</w:t>
-      </w:r>
+        <w:t>, Position?</w:t>
+      </w:r>
+      <w:proofErr w:type="gramStart"/>
+      <w:r>
+        <w:rPr>
+          <w:b/>
+          <w:bCs/>
+          <w:color w:val="D86DCB" w:themeColor="accent5" w:themeTint="99"/>
+          <w:sz w:val="36"/>
+          <w:szCs w:val="36"/>
+        </w:rPr>
+        <w:t>&gt;(</w:t>
+      </w:r>
+      <w:proofErr w:type="gramEnd"/>
     </w:p>
     <w:p>
       <w:pPr>
@@ -29948,6 +31584,7 @@
         <w:t xml:space="preserve">  (ref) =&gt; </w:t>
       </w:r>
       <w:proofErr w:type="spellStart"/>
+      <w:proofErr w:type="gramStart"/>
       <w:r>
         <w:rPr>
           <w:b/>
@@ -29967,7 +31604,18 @@
           <w:sz w:val="36"/>
           <w:szCs w:val="36"/>
         </w:rPr>
-        <w:t>(),</w:t>
+        <w:t>(</w:t>
+      </w:r>
+      <w:proofErr w:type="gramEnd"/>
+      <w:r>
+        <w:rPr>
+          <w:b/>
+          <w:bCs/>
+          <w:color w:val="D86DCB" w:themeColor="accent5" w:themeTint="99"/>
+          <w:sz w:val="36"/>
+          <w:szCs w:val="36"/>
+        </w:rPr>
+        <w:t>),</w:t>
       </w:r>
     </w:p>
     <w:p>
@@ -30110,6 +31758,7 @@
         <w:t xml:space="preserve"> </w:t>
       </w:r>
       <w:proofErr w:type="spellStart"/>
+      <w:proofErr w:type="gramStart"/>
       <w:r>
         <w:rPr>
           <w:b/>
@@ -30120,6 +31769,7 @@
         <w:t>ref.watch</w:t>
       </w:r>
       <w:proofErr w:type="spellEnd"/>
+      <w:proofErr w:type="gramEnd"/>
       <w:r>
         <w:rPr>
           <w:b/>
@@ -30295,6 +31945,7 @@
         <w:t xml:space="preserve">  </w:t>
       </w:r>
       <w:proofErr w:type="spellStart"/>
+      <w:proofErr w:type="gramStart"/>
       <w:r>
         <w:rPr>
           <w:b/>
@@ -30314,7 +31965,18 @@
           <w:sz w:val="36"/>
           <w:szCs w:val="36"/>
         </w:rPr>
-        <w:t>() : super(null) {</w:t>
+        <w:t>(</w:t>
+      </w:r>
+      <w:proofErr w:type="gramEnd"/>
+      <w:r>
+        <w:rPr>
+          <w:b/>
+          <w:bCs/>
+          <w:color w:val="D86DCB" w:themeColor="accent5" w:themeTint="99"/>
+          <w:sz w:val="36"/>
+          <w:szCs w:val="36"/>
+        </w:rPr>
+        <w:t>) : super(null) {</w:t>
       </w:r>
     </w:p>
     <w:p>
@@ -30339,6 +32001,7 @@
         <w:t xml:space="preserve">    _</w:t>
       </w:r>
       <w:proofErr w:type="spellStart"/>
+      <w:proofErr w:type="gramStart"/>
       <w:r>
         <w:rPr>
           <w:b/>
@@ -30358,7 +32021,18 @@
           <w:sz w:val="36"/>
           <w:szCs w:val="36"/>
         </w:rPr>
-        <w:t>();</w:t>
+        <w:t>(</w:t>
+      </w:r>
+      <w:proofErr w:type="gramEnd"/>
+      <w:r>
+        <w:rPr>
+          <w:b/>
+          <w:bCs/>
+          <w:color w:val="D86DCB" w:themeColor="accent5" w:themeTint="99"/>
+          <w:sz w:val="36"/>
+          <w:szCs w:val="36"/>
+        </w:rPr>
+        <w:t>);</w:t>
       </w:r>
     </w:p>
     <w:p>
@@ -30449,6 +32123,7 @@
         <w:t xml:space="preserve">  void _</w:t>
       </w:r>
       <w:proofErr w:type="spellStart"/>
+      <w:proofErr w:type="gramStart"/>
       <w:r>
         <w:rPr>
           <w:b/>
@@ -30468,7 +32143,18 @@
           <w:sz w:val="36"/>
           <w:szCs w:val="36"/>
         </w:rPr>
-        <w:t>() {</w:t>
+        <w:t>(</w:t>
+      </w:r>
+      <w:proofErr w:type="gramEnd"/>
+      <w:r>
+        <w:rPr>
+          <w:b/>
+          <w:bCs/>
+          <w:color w:val="D86DCB" w:themeColor="accent5" w:themeTint="99"/>
+          <w:sz w:val="36"/>
+          <w:szCs w:val="36"/>
+        </w:rPr>
+        <w:t>) {</w:t>
       </w:r>
     </w:p>
     <w:p>
@@ -30512,7 +32198,29 @@
           <w:sz w:val="36"/>
           <w:szCs w:val="36"/>
         </w:rPr>
-        <w:t>().listen((position) {</w:t>
+        <w:t>(</w:t>
+      </w:r>
+      <w:proofErr w:type="gramStart"/>
+      <w:r>
+        <w:rPr>
+          <w:b/>
+          <w:bCs/>
+          <w:color w:val="D86DCB" w:themeColor="accent5" w:themeTint="99"/>
+          <w:sz w:val="36"/>
+          <w:szCs w:val="36"/>
+        </w:rPr>
+        <w:t>).listen</w:t>
+      </w:r>
+      <w:proofErr w:type="gramEnd"/>
+      <w:r>
+        <w:rPr>
+          <w:b/>
+          <w:bCs/>
+          <w:color w:val="D86DCB" w:themeColor="accent5" w:themeTint="99"/>
+          <w:sz w:val="36"/>
+          <w:szCs w:val="36"/>
+        </w:rPr>
+        <w:t>((position) {</w:t>
       </w:r>
     </w:p>
     <w:p>
@@ -30537,6 +32245,7 @@
         <w:t xml:space="preserve">      state = position; // this replaces </w:t>
       </w:r>
       <w:proofErr w:type="spellStart"/>
+      <w:proofErr w:type="gramStart"/>
       <w:r>
         <w:rPr>
           <w:b/>
@@ -30556,7 +32265,18 @@
           <w:sz w:val="36"/>
           <w:szCs w:val="36"/>
         </w:rPr>
-        <w:t>()</w:t>
+        <w:t>(</w:t>
+      </w:r>
+      <w:proofErr w:type="gramEnd"/>
+      <w:r>
+        <w:rPr>
+          <w:b/>
+          <w:bCs/>
+          <w:color w:val="D86DCB" w:themeColor="accent5" w:themeTint="99"/>
+          <w:sz w:val="36"/>
+          <w:szCs w:val="36"/>
+        </w:rPr>
+        <w:t>)</w:t>
       </w:r>
     </w:p>
     <w:p>
@@ -30626,6 +32346,7 @@
         <w:t xml:space="preserve">void </w:t>
       </w:r>
       <w:proofErr w:type="spellStart"/>
+      <w:proofErr w:type="gramStart"/>
       <w:r>
         <w:rPr>
           <w:b/>
@@ -30645,7 +32366,18 @@
           <w:sz w:val="36"/>
           <w:szCs w:val="36"/>
         </w:rPr>
-        <w:t>() {</w:t>
+        <w:t>(</w:t>
+      </w:r>
+      <w:proofErr w:type="gramEnd"/>
+      <w:r>
+        <w:rPr>
+          <w:b/>
+          <w:bCs/>
+          <w:color w:val="D86DCB" w:themeColor="accent5" w:themeTint="99"/>
+          <w:sz w:val="36"/>
+          <w:szCs w:val="36"/>
+        </w:rPr>
+        <w:t>) {</w:t>
       </w:r>
     </w:p>
     <w:p>
@@ -30680,15 +32412,27 @@
         <w:t>_</w:t>
       </w:r>
       <w:proofErr w:type="spellStart"/>
-      <w:r>
-        <w:rPr>
-          <w:b/>
-          <w:bCs/>
-          <w:color w:val="D86DCB" w:themeColor="accent5" w:themeTint="99"/>
-          <w:sz w:val="36"/>
-          <w:szCs w:val="36"/>
-        </w:rPr>
-        <w:t>subscription?.cancel</w:t>
+      <w:proofErr w:type="gramStart"/>
+      <w:r>
+        <w:rPr>
+          <w:b/>
+          <w:bCs/>
+          <w:color w:val="D86DCB" w:themeColor="accent5" w:themeTint="99"/>
+          <w:sz w:val="36"/>
+          <w:szCs w:val="36"/>
+        </w:rPr>
+        <w:t>subscription?.</w:t>
+      </w:r>
+      <w:proofErr w:type="gramEnd"/>
+      <w:r>
+        <w:rPr>
+          <w:b/>
+          <w:bCs/>
+          <w:color w:val="D86DCB" w:themeColor="accent5" w:themeTint="99"/>
+          <w:sz w:val="36"/>
+          <w:szCs w:val="36"/>
+        </w:rPr>
+        <w:t>cancel</w:t>
       </w:r>
       <w:proofErr w:type="spellEnd"/>
       <w:r>
@@ -30765,7 +32509,29 @@
           <w:sz w:val="36"/>
           <w:szCs w:val="36"/>
         </w:rPr>
-        <w:t xml:space="preserve">  void dispose() {</w:t>
+        <w:t xml:space="preserve">  void </w:t>
+      </w:r>
+      <w:proofErr w:type="gramStart"/>
+      <w:r>
+        <w:rPr>
+          <w:b/>
+          <w:bCs/>
+          <w:color w:val="D86DCB" w:themeColor="accent5" w:themeTint="99"/>
+          <w:sz w:val="36"/>
+          <w:szCs w:val="36"/>
+        </w:rPr>
+        <w:t>dispose(</w:t>
+      </w:r>
+      <w:proofErr w:type="gramEnd"/>
+      <w:r>
+        <w:rPr>
+          <w:b/>
+          <w:bCs/>
+          <w:color w:val="D86DCB" w:themeColor="accent5" w:themeTint="99"/>
+          <w:sz w:val="36"/>
+          <w:szCs w:val="36"/>
+        </w:rPr>
+        <w:t>) {</w:t>
       </w:r>
     </w:p>
     <w:p>
@@ -30790,15 +32556,27 @@
         <w:t xml:space="preserve">    _</w:t>
       </w:r>
       <w:proofErr w:type="spellStart"/>
-      <w:r>
-        <w:rPr>
-          <w:b/>
-          <w:bCs/>
-          <w:color w:val="D86DCB" w:themeColor="accent5" w:themeTint="99"/>
-          <w:sz w:val="36"/>
-          <w:szCs w:val="36"/>
-        </w:rPr>
-        <w:t>subscription?.cancel</w:t>
+      <w:proofErr w:type="gramStart"/>
+      <w:r>
+        <w:rPr>
+          <w:b/>
+          <w:bCs/>
+          <w:color w:val="D86DCB" w:themeColor="accent5" w:themeTint="99"/>
+          <w:sz w:val="36"/>
+          <w:szCs w:val="36"/>
+        </w:rPr>
+        <w:t>subscription?.</w:t>
+      </w:r>
+      <w:proofErr w:type="gramEnd"/>
+      <w:r>
+        <w:rPr>
+          <w:b/>
+          <w:bCs/>
+          <w:color w:val="D86DCB" w:themeColor="accent5" w:themeTint="99"/>
+          <w:sz w:val="36"/>
+          <w:szCs w:val="36"/>
+        </w:rPr>
+        <w:t>cancel</w:t>
       </w:r>
       <w:proofErr w:type="spellEnd"/>
       <w:r>
@@ -30834,6 +32612,7 @@
         <w:t xml:space="preserve">    </w:t>
       </w:r>
       <w:proofErr w:type="spellStart"/>
+      <w:proofErr w:type="gramStart"/>
       <w:r>
         <w:rPr>
           <w:b/>
@@ -30845,6 +32624,7 @@
         <w:t>super.dispose</w:t>
       </w:r>
       <w:proofErr w:type="spellEnd"/>
+      <w:proofErr w:type="gramEnd"/>
       <w:r>
         <w:rPr>
           <w:b/>
@@ -31023,8 +32803,20 @@
           <w:sz w:val="36"/>
           <w:szCs w:val="36"/>
         </w:rPr>
-        <w:t>, Position?&gt;(</w:t>
-      </w:r>
+        <w:t>, Position?</w:t>
+      </w:r>
+      <w:proofErr w:type="gramStart"/>
+      <w:r>
+        <w:rPr>
+          <w:b/>
+          <w:bCs/>
+          <w:color w:val="D86DCB" w:themeColor="accent5" w:themeTint="99"/>
+          <w:sz w:val="36"/>
+          <w:szCs w:val="36"/>
+        </w:rPr>
+        <w:t>&gt;(</w:t>
+      </w:r>
+      <w:proofErr w:type="gramEnd"/>
     </w:p>
     <w:p>
       <w:pPr>
@@ -31048,6 +32840,7 @@
         <w:t xml:space="preserve">  (ref) =&gt; </w:t>
       </w:r>
       <w:proofErr w:type="spellStart"/>
+      <w:proofErr w:type="gramStart"/>
       <w:r>
         <w:rPr>
           <w:b/>
@@ -31067,7 +32860,18 @@
           <w:sz w:val="36"/>
           <w:szCs w:val="36"/>
         </w:rPr>
-        <w:t>(),</w:t>
+        <w:t>(</w:t>
+      </w:r>
+      <w:proofErr w:type="gramEnd"/>
+      <w:r>
+        <w:rPr>
+          <w:b/>
+          <w:bCs/>
+          <w:color w:val="D86DCB" w:themeColor="accent5" w:themeTint="99"/>
+          <w:sz w:val="36"/>
+          <w:szCs w:val="36"/>
+        </w:rPr>
+        <w:t>),</w:t>
       </w:r>
     </w:p>
     <w:p>
@@ -31149,7 +32953,29 @@
           <w:sz w:val="36"/>
           <w:szCs w:val="36"/>
         </w:rPr>
-        <w:t>void dispose() {</w:t>
+        <w:t xml:space="preserve">void </w:t>
+      </w:r>
+      <w:proofErr w:type="gramStart"/>
+      <w:r>
+        <w:rPr>
+          <w:b/>
+          <w:bCs/>
+          <w:color w:val="D86DCB" w:themeColor="accent5" w:themeTint="99"/>
+          <w:sz w:val="36"/>
+          <w:szCs w:val="36"/>
+        </w:rPr>
+        <w:t>dispose(</w:t>
+      </w:r>
+      <w:proofErr w:type="gramEnd"/>
+      <w:r>
+        <w:rPr>
+          <w:b/>
+          <w:bCs/>
+          <w:color w:val="D86DCB" w:themeColor="accent5" w:themeTint="99"/>
+          <w:sz w:val="36"/>
+          <w:szCs w:val="36"/>
+        </w:rPr>
+        <w:t>) {</w:t>
       </w:r>
     </w:p>
     <w:p>
@@ -31174,6 +33000,7 @@
         <w:t xml:space="preserve">  </w:t>
       </w:r>
       <w:proofErr w:type="spellStart"/>
+      <w:proofErr w:type="gramStart"/>
       <w:r>
         <w:rPr>
           <w:b/>
@@ -31185,6 +33012,7 @@
         <w:t>ref.read</w:t>
       </w:r>
       <w:proofErr w:type="spellEnd"/>
+      <w:proofErr w:type="gramEnd"/>
       <w:r>
         <w:rPr>
           <w:b/>
@@ -31263,6 +33091,7 @@
         <w:t xml:space="preserve">  </w:t>
       </w:r>
       <w:proofErr w:type="spellStart"/>
+      <w:proofErr w:type="gramStart"/>
       <w:r>
         <w:rPr>
           <w:b/>
@@ -31274,6 +33103,7 @@
         <w:t>super.dispose</w:t>
       </w:r>
       <w:proofErr w:type="spellEnd"/>
+      <w:proofErr w:type="gramEnd"/>
       <w:r>
         <w:rPr>
           <w:b/>
@@ -31368,6 +33198,7 @@
         <w:t xml:space="preserve"> or anything doesn’t work with </w:t>
       </w:r>
       <w:proofErr w:type="spellStart"/>
+      <w:proofErr w:type="gramStart"/>
       <w:r>
         <w:rPr>
           <w:b/>
@@ -31396,6 +33227,7 @@
         <w:t>watch</w:t>
       </w:r>
       <w:proofErr w:type="spellEnd"/>
+      <w:proofErr w:type="gramEnd"/>
       <w:r>
         <w:rPr>
           <w:b/>
@@ -31543,6 +33375,7 @@
           <w:szCs w:val="36"/>
         </w:rPr>
       </w:pPr>
+      <w:proofErr w:type="gramStart"/>
       <w:r>
         <w:rPr>
           <w:b/>
@@ -31565,6 +33398,7 @@
         <w:t>listenStream</w:t>
       </w:r>
       <w:proofErr w:type="spellEnd"/>
+      <w:proofErr w:type="gramEnd"/>
       <w:r>
         <w:rPr>
           <w:b/>
@@ -31754,15 +33588,27 @@
         <w:t>notifierClass.listenStream</w:t>
       </w:r>
       <w:proofErr w:type="spellEnd"/>
-      <w:r>
-        <w:rPr>
-          <w:b/>
-          <w:bCs/>
-          <w:color w:val="D86DCB" w:themeColor="accent5" w:themeTint="99"/>
-          <w:sz w:val="36"/>
-          <w:szCs w:val="36"/>
-        </w:rPr>
-        <w:t>( (value) {</w:t>
+      <w:proofErr w:type="gramStart"/>
+      <w:r>
+        <w:rPr>
+          <w:b/>
+          <w:bCs/>
+          <w:color w:val="D86DCB" w:themeColor="accent5" w:themeTint="99"/>
+          <w:sz w:val="36"/>
+          <w:szCs w:val="36"/>
+        </w:rPr>
+        <w:t>( (</w:t>
+      </w:r>
+      <w:proofErr w:type="gramEnd"/>
+      <w:r>
+        <w:rPr>
+          <w:b/>
+          <w:bCs/>
+          <w:color w:val="D86DCB" w:themeColor="accent5" w:themeTint="99"/>
+          <w:sz w:val="36"/>
+          <w:szCs w:val="36"/>
+        </w:rPr>
+        <w:t>value) {</w:t>
       </w:r>
     </w:p>
     <w:p>
@@ -31849,6 +33695,7 @@
         </w:rPr>
       </w:pPr>
       <w:proofErr w:type="spellStart"/>
+      <w:proofErr w:type="gramStart"/>
       <w:r>
         <w:rPr>
           <w:sz w:val="36"/>
@@ -31857,6 +33704,7 @@
         <w:t>ref.listen</w:t>
       </w:r>
       <w:proofErr w:type="spellEnd"/>
+      <w:proofErr w:type="gramEnd"/>
       <w:r>
         <w:rPr>
           <w:sz w:val="36"/>
@@ -31881,6 +33729,7 @@
         <w:t xml:space="preserve"># Or we can use </w:t>
       </w:r>
       <w:proofErr w:type="spellStart"/>
+      <w:proofErr w:type="gramStart"/>
       <w:r>
         <w:rPr>
           <w:b/>
@@ -31891,6 +33740,7 @@
         <w:t>ref.listen</w:t>
       </w:r>
       <w:proofErr w:type="spellEnd"/>
+      <w:proofErr w:type="gramEnd"/>
       <w:r>
         <w:rPr>
           <w:b/>
@@ -32134,6 +33984,7 @@
         <w:t xml:space="preserve">  </w:t>
       </w:r>
       <w:proofErr w:type="spellStart"/>
+      <w:proofErr w:type="gramStart"/>
       <w:r>
         <w:rPr>
           <w:b/>
@@ -32153,7 +34004,18 @@
           <w:sz w:val="36"/>
           <w:szCs w:val="36"/>
         </w:rPr>
-        <w:t>() : super(null);</w:t>
+        <w:t>(</w:t>
+      </w:r>
+      <w:proofErr w:type="gramEnd"/>
+      <w:r>
+        <w:rPr>
+          <w:b/>
+          <w:bCs/>
+          <w:color w:val="D86DCB" w:themeColor="accent5" w:themeTint="99"/>
+          <w:sz w:val="36"/>
+          <w:szCs w:val="36"/>
+        </w:rPr>
+        <w:t>) : super(null);</w:t>
       </w:r>
     </w:p>
     <w:p>
@@ -32178,6 +34040,7 @@
         <w:t xml:space="preserve">  void </w:t>
       </w:r>
       <w:proofErr w:type="spellStart"/>
+      <w:proofErr w:type="gramStart"/>
       <w:r>
         <w:rPr>
           <w:b/>
@@ -32197,7 +34060,18 @@
           <w:sz w:val="36"/>
           <w:szCs w:val="36"/>
         </w:rPr>
-        <w:t>() {</w:t>
+        <w:t>(</w:t>
+      </w:r>
+      <w:proofErr w:type="gramEnd"/>
+      <w:r>
+        <w:rPr>
+          <w:b/>
+          <w:bCs/>
+          <w:color w:val="D86DCB" w:themeColor="accent5" w:themeTint="99"/>
+          <w:sz w:val="36"/>
+          <w:szCs w:val="36"/>
+        </w:rPr>
+        <w:t>) {</w:t>
       </w:r>
     </w:p>
     <w:p>
@@ -32241,7 +34115,29 @@
           <w:sz w:val="36"/>
           <w:szCs w:val="36"/>
         </w:rPr>
-        <w:t>().listen((position) {</w:t>
+        <w:t>(</w:t>
+      </w:r>
+      <w:proofErr w:type="gramStart"/>
+      <w:r>
+        <w:rPr>
+          <w:b/>
+          <w:bCs/>
+          <w:color w:val="D86DCB" w:themeColor="accent5" w:themeTint="99"/>
+          <w:sz w:val="36"/>
+          <w:szCs w:val="36"/>
+        </w:rPr>
+        <w:t>).listen</w:t>
+      </w:r>
+      <w:proofErr w:type="gramEnd"/>
+      <w:r>
+        <w:rPr>
+          <w:b/>
+          <w:bCs/>
+          <w:color w:val="D86DCB" w:themeColor="accent5" w:themeTint="99"/>
+          <w:sz w:val="36"/>
+          <w:szCs w:val="36"/>
+        </w:rPr>
+        <w:t>((position) {</w:t>
       </w:r>
     </w:p>
     <w:p>
@@ -32266,6 +34162,7 @@
         <w:t xml:space="preserve">      state = position; // this triggers </w:t>
       </w:r>
       <w:proofErr w:type="spellStart"/>
+      <w:proofErr w:type="gramStart"/>
       <w:r>
         <w:rPr>
           <w:b/>
@@ -32277,6 +34174,7 @@
         <w:t>ref.watch</w:t>
       </w:r>
       <w:proofErr w:type="spellEnd"/>
+      <w:proofErr w:type="gramEnd"/>
       <w:r>
         <w:rPr>
           <w:b/>
@@ -32373,7 +34271,29 @@
           <w:sz w:val="36"/>
           <w:szCs w:val="36"/>
         </w:rPr>
-        <w:t xml:space="preserve">  void dispose() {</w:t>
+        <w:t xml:space="preserve">  void </w:t>
+      </w:r>
+      <w:proofErr w:type="gramStart"/>
+      <w:r>
+        <w:rPr>
+          <w:b/>
+          <w:bCs/>
+          <w:color w:val="D86DCB" w:themeColor="accent5" w:themeTint="99"/>
+          <w:sz w:val="36"/>
+          <w:szCs w:val="36"/>
+        </w:rPr>
+        <w:t>dispose(</w:t>
+      </w:r>
+      <w:proofErr w:type="gramEnd"/>
+      <w:r>
+        <w:rPr>
+          <w:b/>
+          <w:bCs/>
+          <w:color w:val="D86DCB" w:themeColor="accent5" w:themeTint="99"/>
+          <w:sz w:val="36"/>
+          <w:szCs w:val="36"/>
+        </w:rPr>
+        <w:t>) {</w:t>
       </w:r>
     </w:p>
     <w:p>
@@ -32398,15 +34318,27 @@
         <w:t xml:space="preserve">    _</w:t>
       </w:r>
       <w:proofErr w:type="spellStart"/>
-      <w:r>
-        <w:rPr>
-          <w:b/>
-          <w:bCs/>
-          <w:color w:val="D86DCB" w:themeColor="accent5" w:themeTint="99"/>
-          <w:sz w:val="36"/>
-          <w:szCs w:val="36"/>
-        </w:rPr>
-        <w:t>sub?.cancel</w:t>
+      <w:proofErr w:type="gramStart"/>
+      <w:r>
+        <w:rPr>
+          <w:b/>
+          <w:bCs/>
+          <w:color w:val="D86DCB" w:themeColor="accent5" w:themeTint="99"/>
+          <w:sz w:val="36"/>
+          <w:szCs w:val="36"/>
+        </w:rPr>
+        <w:t>sub?.</w:t>
+      </w:r>
+      <w:proofErr w:type="gramEnd"/>
+      <w:r>
+        <w:rPr>
+          <w:b/>
+          <w:bCs/>
+          <w:color w:val="D86DCB" w:themeColor="accent5" w:themeTint="99"/>
+          <w:sz w:val="36"/>
+          <w:szCs w:val="36"/>
+        </w:rPr>
+        <w:t>cancel</w:t>
       </w:r>
       <w:proofErr w:type="spellEnd"/>
       <w:r>
@@ -32442,6 +34374,7 @@
         <w:t xml:space="preserve">    </w:t>
       </w:r>
       <w:proofErr w:type="spellStart"/>
+      <w:proofErr w:type="gramStart"/>
       <w:r>
         <w:rPr>
           <w:b/>
@@ -32453,6 +34386,7 @@
         <w:t>super.dispose</w:t>
       </w:r>
       <w:proofErr w:type="spellEnd"/>
+      <w:proofErr w:type="gramEnd"/>
       <w:r>
         <w:rPr>
           <w:b/>
@@ -32631,8 +34565,20 @@
           <w:sz w:val="36"/>
           <w:szCs w:val="36"/>
         </w:rPr>
-        <w:t>, Position?&gt;(</w:t>
-      </w:r>
+        <w:t>, Position?</w:t>
+      </w:r>
+      <w:proofErr w:type="gramStart"/>
+      <w:r>
+        <w:rPr>
+          <w:b/>
+          <w:bCs/>
+          <w:color w:val="D86DCB" w:themeColor="accent5" w:themeTint="99"/>
+          <w:sz w:val="36"/>
+          <w:szCs w:val="36"/>
+        </w:rPr>
+        <w:t>&gt;(</w:t>
+      </w:r>
+      <w:proofErr w:type="gramEnd"/>
     </w:p>
     <w:p>
       <w:pPr>
@@ -32657,6 +34603,7 @@
         <w:t xml:space="preserve">        (ref) =&gt; </w:t>
       </w:r>
       <w:proofErr w:type="spellStart"/>
+      <w:proofErr w:type="gramStart"/>
       <w:r>
         <w:rPr>
           <w:b/>
@@ -32676,7 +34623,18 @@
           <w:sz w:val="36"/>
           <w:szCs w:val="36"/>
         </w:rPr>
-        <w:t>());</w:t>
+        <w:t>(</w:t>
+      </w:r>
+      <w:proofErr w:type="gramEnd"/>
+      <w:r>
+        <w:rPr>
+          <w:b/>
+          <w:bCs/>
+          <w:color w:val="D86DCB" w:themeColor="accent5" w:themeTint="99"/>
+          <w:sz w:val="36"/>
+          <w:szCs w:val="36"/>
+        </w:rPr>
+        <w:t>));</w:t>
       </w:r>
     </w:p>
     <w:p>
@@ -32739,6 +34697,7 @@
         <w:t xml:space="preserve">void </w:t>
       </w:r>
       <w:proofErr w:type="spellStart"/>
+      <w:proofErr w:type="gramStart"/>
       <w:r>
         <w:rPr>
           <w:b/>
@@ -32758,7 +34717,18 @@
           <w:sz w:val="36"/>
           <w:szCs w:val="36"/>
         </w:rPr>
-        <w:t>() {</w:t>
+        <w:t>(</w:t>
+      </w:r>
+      <w:proofErr w:type="gramEnd"/>
+      <w:r>
+        <w:rPr>
+          <w:b/>
+          <w:bCs/>
+          <w:color w:val="D86DCB" w:themeColor="accent5" w:themeTint="99"/>
+          <w:sz w:val="36"/>
+          <w:szCs w:val="36"/>
+        </w:rPr>
+        <w:t>) {</w:t>
       </w:r>
     </w:p>
     <w:p>
@@ -32783,6 +34753,7 @@
         <w:t xml:space="preserve">  </w:t>
       </w:r>
       <w:proofErr w:type="spellStart"/>
+      <w:proofErr w:type="gramStart"/>
       <w:r>
         <w:rPr>
           <w:b/>
@@ -32794,6 +34765,7 @@
         <w:t>super.initState</w:t>
       </w:r>
       <w:proofErr w:type="spellEnd"/>
+      <w:proofErr w:type="gramEnd"/>
       <w:r>
         <w:rPr>
           <w:b/>
@@ -32893,6 +34865,7 @@
         <w:t xml:space="preserve">      </w:t>
       </w:r>
       <w:proofErr w:type="spellStart"/>
+      <w:proofErr w:type="gramStart"/>
       <w:r>
         <w:rPr>
           <w:b/>
@@ -32904,6 +34877,7 @@
         <w:t>ref.read</w:t>
       </w:r>
       <w:proofErr w:type="spellEnd"/>
+      <w:proofErr w:type="gramEnd"/>
       <w:r>
         <w:rPr>
           <w:b/>
@@ -33003,6 +34977,7 @@
         <w:t xml:space="preserve">  </w:t>
       </w:r>
       <w:proofErr w:type="spellStart"/>
+      <w:proofErr w:type="gramStart"/>
       <w:r>
         <w:rPr>
           <w:b/>
@@ -33014,6 +34989,7 @@
         <w:t>ref.listen</w:t>
       </w:r>
       <w:proofErr w:type="spellEnd"/>
+      <w:proofErr w:type="gramEnd"/>
       <w:r>
         <w:rPr>
           <w:b/>
@@ -33066,7 +35042,29 @@
           <w:sz w:val="36"/>
           <w:szCs w:val="36"/>
         </w:rPr>
-        <w:t xml:space="preserve">    if (next != null) {</w:t>
+        <w:t xml:space="preserve">    if (</w:t>
+      </w:r>
+      <w:proofErr w:type="gramStart"/>
+      <w:r>
+        <w:rPr>
+          <w:b/>
+          <w:bCs/>
+          <w:color w:val="D86DCB" w:themeColor="accent5" w:themeTint="99"/>
+          <w:sz w:val="36"/>
+          <w:szCs w:val="36"/>
+        </w:rPr>
+        <w:t>next !</w:t>
+      </w:r>
+      <w:proofErr w:type="gramEnd"/>
+      <w:r>
+        <w:rPr>
+          <w:b/>
+          <w:bCs/>
+          <w:color w:val="D86DCB" w:themeColor="accent5" w:themeTint="99"/>
+          <w:sz w:val="36"/>
+          <w:szCs w:val="36"/>
+        </w:rPr>
+        <w:t>= null) {</w:t>
       </w:r>
     </w:p>
     <w:p>
@@ -33179,6 +35177,7 @@
         <w:t xml:space="preserve">          </w:t>
       </w:r>
       <w:proofErr w:type="spellStart"/>
+      <w:proofErr w:type="gramStart"/>
       <w:r>
         <w:rPr>
           <w:b/>
@@ -33201,6 +35200,7 @@
         <w:t>(</w:t>
       </w:r>
       <w:proofErr w:type="spellStart"/>
+      <w:proofErr w:type="gramEnd"/>
       <w:r>
         <w:rPr>
           <w:b/>
@@ -33900,6 +35900,7 @@
         <w:t xml:space="preserve"># Use it in the UI like </w:t>
       </w:r>
       <w:proofErr w:type="spellStart"/>
+      <w:proofErr w:type="gramStart"/>
       <w:r>
         <w:rPr>
           <w:b/>
@@ -33917,7 +35918,17 @@
           <w:sz w:val="36"/>
           <w:szCs w:val="36"/>
         </w:rPr>
-        <w:t xml:space="preserve"> .when()</w:t>
+        <w:t xml:space="preserve"> .when</w:t>
+      </w:r>
+      <w:proofErr w:type="gramEnd"/>
+      <w:r>
+        <w:rPr>
+          <w:b/>
+          <w:bCs/>
+          <w:sz w:val="36"/>
+          <w:szCs w:val="36"/>
+        </w:rPr>
+        <w:t>()</w:t>
       </w:r>
       <w:r>
         <w:rPr>
@@ -34107,29 +36118,73 @@
           <w:sz w:val="36"/>
           <w:szCs w:val="36"/>
         </w:rPr>
-        <w:t xml:space="preserve">      .collection('users')</w:t>
-      </w:r>
-    </w:p>
-    <w:p>
-      <w:pPr>
-        <w:jc w:val="both"/>
-        <w:rPr>
-          <w:b/>
-          <w:bCs/>
-          <w:color w:val="D86DCB" w:themeColor="accent5" w:themeTint="99"/>
-          <w:sz w:val="36"/>
-          <w:szCs w:val="36"/>
-        </w:rPr>
-      </w:pPr>
-      <w:r>
-        <w:rPr>
-          <w:b/>
-          <w:bCs/>
-          <w:color w:val="D86DCB" w:themeColor="accent5" w:themeTint="99"/>
-          <w:sz w:val="36"/>
-          <w:szCs w:val="36"/>
-        </w:rPr>
-        <w:t xml:space="preserve">      .snapshots();</w:t>
+        <w:t xml:space="preserve">      </w:t>
+      </w:r>
+      <w:proofErr w:type="gramStart"/>
+      <w:r>
+        <w:rPr>
+          <w:b/>
+          <w:bCs/>
+          <w:color w:val="D86DCB" w:themeColor="accent5" w:themeTint="99"/>
+          <w:sz w:val="36"/>
+          <w:szCs w:val="36"/>
+        </w:rPr>
+        <w:t>.collection</w:t>
+      </w:r>
+      <w:proofErr w:type="gramEnd"/>
+      <w:r>
+        <w:rPr>
+          <w:b/>
+          <w:bCs/>
+          <w:color w:val="D86DCB" w:themeColor="accent5" w:themeTint="99"/>
+          <w:sz w:val="36"/>
+          <w:szCs w:val="36"/>
+        </w:rPr>
+        <w:t>('users')</w:t>
+      </w:r>
+    </w:p>
+    <w:p>
+      <w:pPr>
+        <w:jc w:val="both"/>
+        <w:rPr>
+          <w:b/>
+          <w:bCs/>
+          <w:color w:val="D86DCB" w:themeColor="accent5" w:themeTint="99"/>
+          <w:sz w:val="36"/>
+          <w:szCs w:val="36"/>
+        </w:rPr>
+      </w:pPr>
+      <w:r>
+        <w:rPr>
+          <w:b/>
+          <w:bCs/>
+          <w:color w:val="D86DCB" w:themeColor="accent5" w:themeTint="99"/>
+          <w:sz w:val="36"/>
+          <w:szCs w:val="36"/>
+        </w:rPr>
+        <w:t xml:space="preserve">      </w:t>
+      </w:r>
+      <w:proofErr w:type="gramStart"/>
+      <w:r>
+        <w:rPr>
+          <w:b/>
+          <w:bCs/>
+          <w:color w:val="D86DCB" w:themeColor="accent5" w:themeTint="99"/>
+          <w:sz w:val="36"/>
+          <w:szCs w:val="36"/>
+        </w:rPr>
+        <w:t>.snapshots</w:t>
+      </w:r>
+      <w:proofErr w:type="gramEnd"/>
+      <w:r>
+        <w:rPr>
+          <w:b/>
+          <w:bCs/>
+          <w:color w:val="D86DCB" w:themeColor="accent5" w:themeTint="99"/>
+          <w:sz w:val="36"/>
+          <w:szCs w:val="36"/>
+        </w:rPr>
+        <w:t>();</w:t>
       </w:r>
     </w:p>
     <w:p>
@@ -34343,9 +36398,21 @@
           <w:sz w:val="36"/>
           <w:szCs w:val="36"/>
         </w:rPr>
-        <w:t xml:space="preserve">  Widget build(</w:t>
-      </w:r>
-      <w:proofErr w:type="spellStart"/>
+        <w:t xml:space="preserve">  Widget </w:t>
+      </w:r>
+      <w:proofErr w:type="gramStart"/>
+      <w:r>
+        <w:rPr>
+          <w:b/>
+          <w:bCs/>
+          <w:color w:val="D86DCB" w:themeColor="accent5" w:themeTint="99"/>
+          <w:sz w:val="36"/>
+          <w:szCs w:val="36"/>
+        </w:rPr>
+        <w:t>build(</w:t>
+      </w:r>
+      <w:proofErr w:type="spellStart"/>
+      <w:proofErr w:type="gramEnd"/>
       <w:r>
         <w:rPr>
           <w:b/>
@@ -34434,6 +36501,7 @@
         <w:t xml:space="preserve"> = </w:t>
       </w:r>
       <w:proofErr w:type="spellStart"/>
+      <w:proofErr w:type="gramStart"/>
       <w:r>
         <w:rPr>
           <w:b/>
@@ -34445,6 +36513,7 @@
         <w:t>ref.watch</w:t>
       </w:r>
       <w:proofErr w:type="spellEnd"/>
+      <w:proofErr w:type="gramEnd"/>
       <w:r>
         <w:rPr>
           <w:b/>
@@ -34544,6 +36613,7 @@
         <w:t xml:space="preserve">      loading: () =&gt; const </w:t>
       </w:r>
       <w:proofErr w:type="spellStart"/>
+      <w:proofErr w:type="gramStart"/>
       <w:r>
         <w:rPr>
           <w:b/>
@@ -34563,7 +36633,18 @@
           <w:sz w:val="36"/>
           <w:szCs w:val="36"/>
         </w:rPr>
-        <w:t>(),</w:t>
+        <w:t>(</w:t>
+      </w:r>
+      <w:proofErr w:type="gramEnd"/>
+      <w:r>
+        <w:rPr>
+          <w:b/>
+          <w:bCs/>
+          <w:color w:val="D86DCB" w:themeColor="accent5" w:themeTint="99"/>
+          <w:sz w:val="36"/>
+          <w:szCs w:val="36"/>
+        </w:rPr>
+        <w:t>),</w:t>
       </w:r>
     </w:p>
     <w:p>
@@ -34588,6 +36669,7 @@
         <w:t xml:space="preserve">      error: (error, _) =&gt; Text(</w:t>
       </w:r>
       <w:proofErr w:type="spellStart"/>
+      <w:proofErr w:type="gramStart"/>
       <w:r>
         <w:rPr>
           <w:b/>
@@ -34599,6 +36681,7 @@
         <w:t>error.toString</w:t>
       </w:r>
       <w:proofErr w:type="spellEnd"/>
+      <w:proofErr w:type="gramEnd"/>
       <w:r>
         <w:rPr>
           <w:b/>
@@ -34676,6 +36759,7 @@
         <w:t xml:space="preserve">        final docs = </w:t>
       </w:r>
       <w:proofErr w:type="spellStart"/>
+      <w:proofErr w:type="gramStart"/>
       <w:r>
         <w:rPr>
           <w:b/>
@@ -34687,6 +36771,7 @@
         <w:t>snapshot.docs</w:t>
       </w:r>
       <w:proofErr w:type="spellEnd"/>
+      <w:proofErr w:type="gramEnd"/>
       <w:r>
         <w:rPr>
           <w:b/>
@@ -34786,6 +36871,7 @@
         <w:t xml:space="preserve">: </w:t>
       </w:r>
       <w:proofErr w:type="spellStart"/>
+      <w:proofErr w:type="gramStart"/>
       <w:r>
         <w:rPr>
           <w:b/>
@@ -34797,6 +36883,7 @@
         <w:t>docs.length</w:t>
       </w:r>
       <w:proofErr w:type="spellEnd"/>
+      <w:proofErr w:type="gramEnd"/>
       <w:r>
         <w:rPr>
           <w:b/>
@@ -34893,7 +36980,29 @@
           <w:sz w:val="36"/>
           <w:szCs w:val="36"/>
         </w:rPr>
-        <w:t xml:space="preserve">                docs[index].data() as Map&lt;String, dynamic&gt;;</w:t>
+        <w:t xml:space="preserve">                docs[index].</w:t>
+      </w:r>
+      <w:proofErr w:type="gramStart"/>
+      <w:r>
+        <w:rPr>
+          <w:b/>
+          <w:bCs/>
+          <w:color w:val="D86DCB" w:themeColor="accent5" w:themeTint="99"/>
+          <w:sz w:val="36"/>
+          <w:szCs w:val="36"/>
+        </w:rPr>
+        <w:t>data(</w:t>
+      </w:r>
+      <w:proofErr w:type="gramEnd"/>
+      <w:r>
+        <w:rPr>
+          <w:b/>
+          <w:bCs/>
+          <w:color w:val="D86DCB" w:themeColor="accent5" w:themeTint="99"/>
+          <w:sz w:val="36"/>
+          <w:szCs w:val="36"/>
+        </w:rPr>
+        <w:t>) as Map&lt;String, dynamic&gt;;</w:t>
       </w:r>
     </w:p>
     <w:p>
@@ -34919,6 +37028,7 @@
         <w:t xml:space="preserve">            return </w:t>
       </w:r>
       <w:proofErr w:type="spellStart"/>
+      <w:proofErr w:type="gramStart"/>
       <w:r>
         <w:rPr>
           <w:b/>
@@ -34940,6 +37050,7 @@
         </w:rPr>
         <w:t>(</w:t>
       </w:r>
+      <w:proofErr w:type="gramEnd"/>
     </w:p>
     <w:p>
       <w:pPr>
@@ -35161,6 +37272,7 @@
         <w:t xml:space="preserve">. Then same as before consume the Provider in UI like </w:t>
       </w:r>
       <w:proofErr w:type="spellStart"/>
+      <w:proofErr w:type="gramStart"/>
       <w:r>
         <w:rPr>
           <w:b/>
@@ -35178,7 +37290,17 @@
           <w:sz w:val="36"/>
           <w:szCs w:val="36"/>
         </w:rPr>
-        <w:t xml:space="preserve"> .when() </w:t>
+        <w:t xml:space="preserve"> .when</w:t>
+      </w:r>
+      <w:proofErr w:type="gramEnd"/>
+      <w:r>
+        <w:rPr>
+          <w:b/>
+          <w:bCs/>
+          <w:sz w:val="36"/>
+          <w:szCs w:val="36"/>
+        </w:rPr>
+        <w:t xml:space="preserve">() </w:t>
       </w:r>
       <w:r>
         <w:rPr>
@@ -35311,7 +37433,29 @@
           <w:sz w:val="36"/>
           <w:szCs w:val="36"/>
         </w:rPr>
-        <w:t xml:space="preserve">, String&gt;((ref, </w:t>
+        <w:t>, String</w:t>
+      </w:r>
+      <w:proofErr w:type="gramStart"/>
+      <w:r>
+        <w:rPr>
+          <w:b/>
+          <w:bCs/>
+          <w:color w:val="D86DCB" w:themeColor="accent5" w:themeTint="99"/>
+          <w:sz w:val="36"/>
+          <w:szCs w:val="36"/>
+        </w:rPr>
+        <w:t>&gt;(</w:t>
+      </w:r>
+      <w:proofErr w:type="gramEnd"/>
+      <w:r>
+        <w:rPr>
+          <w:b/>
+          <w:bCs/>
+          <w:color w:val="D86DCB" w:themeColor="accent5" w:themeTint="99"/>
+          <w:sz w:val="36"/>
+          <w:szCs w:val="36"/>
+        </w:rPr>
+        <w:t xml:space="preserve">(ref, </w:t>
       </w:r>
       <w:proofErr w:type="spellStart"/>
       <w:r>
@@ -35389,7 +37533,29 @@
           <w:sz w:val="36"/>
           <w:szCs w:val="36"/>
         </w:rPr>
-        <w:t xml:space="preserve">      .collection('users')</w:t>
+        <w:t xml:space="preserve">      </w:t>
+      </w:r>
+      <w:proofErr w:type="gramStart"/>
+      <w:r>
+        <w:rPr>
+          <w:b/>
+          <w:bCs/>
+          <w:color w:val="D86DCB" w:themeColor="accent5" w:themeTint="99"/>
+          <w:sz w:val="36"/>
+          <w:szCs w:val="36"/>
+        </w:rPr>
+        <w:t>.collection</w:t>
+      </w:r>
+      <w:proofErr w:type="gramEnd"/>
+      <w:r>
+        <w:rPr>
+          <w:b/>
+          <w:bCs/>
+          <w:color w:val="D86DCB" w:themeColor="accent5" w:themeTint="99"/>
+          <w:sz w:val="36"/>
+          <w:szCs w:val="36"/>
+        </w:rPr>
+        <w:t>('users')</w:t>
       </w:r>
     </w:p>
     <w:p>
@@ -35455,7 +37621,29 @@
           <w:sz w:val="36"/>
           <w:szCs w:val="36"/>
         </w:rPr>
-        <w:t xml:space="preserve">      .snapshots();</w:t>
+        <w:t xml:space="preserve">      </w:t>
+      </w:r>
+      <w:proofErr w:type="gramStart"/>
+      <w:r>
+        <w:rPr>
+          <w:b/>
+          <w:bCs/>
+          <w:color w:val="D86DCB" w:themeColor="accent5" w:themeTint="99"/>
+          <w:sz w:val="36"/>
+          <w:szCs w:val="36"/>
+        </w:rPr>
+        <w:t>.snapshots</w:t>
+      </w:r>
+      <w:proofErr w:type="gramEnd"/>
+      <w:r>
+        <w:rPr>
+          <w:b/>
+          <w:bCs/>
+          <w:color w:val="D86DCB" w:themeColor="accent5" w:themeTint="99"/>
+          <w:sz w:val="36"/>
+          <w:szCs w:val="36"/>
+        </w:rPr>
+        <w:t>();</w:t>
       </w:r>
     </w:p>
     <w:p>
@@ -35629,6 +37817,7 @@
         <w:t xml:space="preserve">  const </w:t>
       </w:r>
       <w:proofErr w:type="spellStart"/>
+      <w:proofErr w:type="gramStart"/>
       <w:r>
         <w:rPr>
           <w:b/>
@@ -35648,7 +37837,18 @@
           <w:sz w:val="36"/>
           <w:szCs w:val="36"/>
         </w:rPr>
-        <w:t>({</w:t>
+        <w:t>(</w:t>
+      </w:r>
+      <w:proofErr w:type="gramEnd"/>
+      <w:r>
+        <w:rPr>
+          <w:b/>
+          <w:bCs/>
+          <w:color w:val="D86DCB" w:themeColor="accent5" w:themeTint="99"/>
+          <w:sz w:val="36"/>
+          <w:szCs w:val="36"/>
+        </w:rPr>
+        <w:t>{</w:t>
       </w:r>
       <w:proofErr w:type="spellStart"/>
       <w:r>
@@ -35736,9 +37936,21 @@
           <w:sz w:val="36"/>
           <w:szCs w:val="36"/>
         </w:rPr>
-        <w:t xml:space="preserve">  Widget build(</w:t>
-      </w:r>
-      <w:proofErr w:type="spellStart"/>
+        <w:t xml:space="preserve">  Widget </w:t>
+      </w:r>
+      <w:proofErr w:type="gramStart"/>
+      <w:r>
+        <w:rPr>
+          <w:b/>
+          <w:bCs/>
+          <w:color w:val="D86DCB" w:themeColor="accent5" w:themeTint="99"/>
+          <w:sz w:val="36"/>
+          <w:szCs w:val="36"/>
+        </w:rPr>
+        <w:t>build(</w:t>
+      </w:r>
+      <w:proofErr w:type="spellStart"/>
+      <w:proofErr w:type="gramEnd"/>
       <w:r>
         <w:rPr>
           <w:b/>
@@ -35827,6 +38039,7 @@
         <w:t xml:space="preserve"> = </w:t>
       </w:r>
       <w:proofErr w:type="spellStart"/>
+      <w:proofErr w:type="gramStart"/>
       <w:r>
         <w:rPr>
           <w:b/>
@@ -35838,6 +38051,7 @@
         <w:t>ref.watch</w:t>
       </w:r>
       <w:proofErr w:type="spellEnd"/>
+      <w:proofErr w:type="gramEnd"/>
       <w:r>
         <w:rPr>
           <w:b/>
@@ -35959,6 +38173,7 @@
         <w:t xml:space="preserve">      loading: () =&gt; const </w:t>
       </w:r>
       <w:proofErr w:type="spellStart"/>
+      <w:proofErr w:type="gramStart"/>
       <w:r>
         <w:rPr>
           <w:b/>
@@ -35978,7 +38193,18 @@
           <w:sz w:val="36"/>
           <w:szCs w:val="36"/>
         </w:rPr>
-        <w:t>(),</w:t>
+        <w:t>(</w:t>
+      </w:r>
+      <w:proofErr w:type="gramEnd"/>
+      <w:r>
+        <w:rPr>
+          <w:b/>
+          <w:bCs/>
+          <w:color w:val="D86DCB" w:themeColor="accent5" w:themeTint="99"/>
+          <w:sz w:val="36"/>
+          <w:szCs w:val="36"/>
+        </w:rPr>
+        <w:t>),</w:t>
       </w:r>
     </w:p>
     <w:p>
@@ -36003,6 +38229,7 @@
         <w:t xml:space="preserve">      error: (error, _) =&gt; Text(</w:t>
       </w:r>
       <w:proofErr w:type="spellStart"/>
+      <w:proofErr w:type="gramStart"/>
       <w:r>
         <w:rPr>
           <w:b/>
@@ -36014,6 +38241,7 @@
         <w:t>error.toString</w:t>
       </w:r>
       <w:proofErr w:type="spellEnd"/>
+      <w:proofErr w:type="gramEnd"/>
       <w:r>
         <w:rPr>
           <w:b/>
@@ -36088,18 +38316,40 @@
           <w:sz w:val="36"/>
           <w:szCs w:val="36"/>
         </w:rPr>
-        <w:t xml:space="preserve">        if (!</w:t>
-      </w:r>
-      <w:proofErr w:type="spellStart"/>
-      <w:r>
-        <w:rPr>
-          <w:b/>
-          <w:bCs/>
-          <w:color w:val="D86DCB" w:themeColor="accent5" w:themeTint="99"/>
-          <w:sz w:val="36"/>
-          <w:szCs w:val="36"/>
-        </w:rPr>
-        <w:t>snapshot.exists</w:t>
+        <w:t xml:space="preserve">        if </w:t>
+      </w:r>
+      <w:proofErr w:type="gramStart"/>
+      <w:r>
+        <w:rPr>
+          <w:b/>
+          <w:bCs/>
+          <w:color w:val="D86DCB" w:themeColor="accent5" w:themeTint="99"/>
+          <w:sz w:val="36"/>
+          <w:szCs w:val="36"/>
+        </w:rPr>
+        <w:t>(!</w:t>
+      </w:r>
+      <w:proofErr w:type="spellStart"/>
+      <w:r>
+        <w:rPr>
+          <w:b/>
+          <w:bCs/>
+          <w:color w:val="D86DCB" w:themeColor="accent5" w:themeTint="99"/>
+          <w:sz w:val="36"/>
+          <w:szCs w:val="36"/>
+        </w:rPr>
+        <w:t>snapshot</w:t>
+      </w:r>
+      <w:proofErr w:type="gramEnd"/>
+      <w:r>
+        <w:rPr>
+          <w:b/>
+          <w:bCs/>
+          <w:color w:val="D86DCB" w:themeColor="accent5" w:themeTint="99"/>
+          <w:sz w:val="36"/>
+          <w:szCs w:val="36"/>
+        </w:rPr>
+        <w:t>.exists</w:t>
       </w:r>
       <w:proofErr w:type="spellEnd"/>
       <w:r>
@@ -36132,7 +38382,29 @@
           <w:sz w:val="36"/>
           <w:szCs w:val="36"/>
         </w:rPr>
-        <w:t xml:space="preserve">          return const Text('User not found');</w:t>
+        <w:t xml:space="preserve">          return const </w:t>
+      </w:r>
+      <w:proofErr w:type="gramStart"/>
+      <w:r>
+        <w:rPr>
+          <w:b/>
+          <w:bCs/>
+          <w:color w:val="D86DCB" w:themeColor="accent5" w:themeTint="99"/>
+          <w:sz w:val="36"/>
+          <w:szCs w:val="36"/>
+        </w:rPr>
+        <w:t>Text(</w:t>
+      </w:r>
+      <w:proofErr w:type="gramEnd"/>
+      <w:r>
+        <w:rPr>
+          <w:b/>
+          <w:bCs/>
+          <w:color w:val="D86DCB" w:themeColor="accent5" w:themeTint="99"/>
+          <w:sz w:val="36"/>
+          <w:szCs w:val="36"/>
+        </w:rPr>
+        <w:t>'User not found');</w:t>
       </w:r>
     </w:p>
     <w:p>
@@ -36209,41 +38481,75 @@
           <w:sz w:val="36"/>
           <w:szCs w:val="36"/>
         </w:rPr>
-        <w:t>snapshot.data</w:t>
-      </w:r>
-      <w:proofErr w:type="spellEnd"/>
-      <w:r>
-        <w:rPr>
-          <w:b/>
-          <w:bCs/>
-          <w:color w:val="D86DCB" w:themeColor="accent5" w:themeTint="99"/>
-          <w:sz w:val="36"/>
-          <w:szCs w:val="36"/>
-        </w:rPr>
-        <w:t>() as Map&lt;String, dynamic&gt;;</w:t>
-      </w:r>
-    </w:p>
-    <w:p>
-      <w:pPr>
-        <w:jc w:val="both"/>
-        <w:rPr>
-          <w:b/>
-          <w:bCs/>
-          <w:color w:val="D86DCB" w:themeColor="accent5" w:themeTint="99"/>
-          <w:sz w:val="36"/>
-          <w:szCs w:val="36"/>
-        </w:rPr>
-      </w:pPr>
-      <w:r>
-        <w:rPr>
-          <w:b/>
-          <w:bCs/>
-          <w:color w:val="D86DCB" w:themeColor="accent5" w:themeTint="99"/>
-          <w:sz w:val="36"/>
-          <w:szCs w:val="36"/>
-        </w:rPr>
-        <w:t xml:space="preserve">        return Column(</w:t>
-      </w:r>
+        <w:t>snapshot.</w:t>
+      </w:r>
+      <w:proofErr w:type="gramStart"/>
+      <w:r>
+        <w:rPr>
+          <w:b/>
+          <w:bCs/>
+          <w:color w:val="D86DCB" w:themeColor="accent5" w:themeTint="99"/>
+          <w:sz w:val="36"/>
+          <w:szCs w:val="36"/>
+        </w:rPr>
+        <w:t>data</w:t>
+      </w:r>
+      <w:proofErr w:type="spellEnd"/>
+      <w:r>
+        <w:rPr>
+          <w:b/>
+          <w:bCs/>
+          <w:color w:val="D86DCB" w:themeColor="accent5" w:themeTint="99"/>
+          <w:sz w:val="36"/>
+          <w:szCs w:val="36"/>
+        </w:rPr>
+        <w:t>(</w:t>
+      </w:r>
+      <w:proofErr w:type="gramEnd"/>
+      <w:r>
+        <w:rPr>
+          <w:b/>
+          <w:bCs/>
+          <w:color w:val="D86DCB" w:themeColor="accent5" w:themeTint="99"/>
+          <w:sz w:val="36"/>
+          <w:szCs w:val="36"/>
+        </w:rPr>
+        <w:t>) as Map&lt;String, dynamic&gt;;</w:t>
+      </w:r>
+    </w:p>
+    <w:p>
+      <w:pPr>
+        <w:jc w:val="both"/>
+        <w:rPr>
+          <w:b/>
+          <w:bCs/>
+          <w:color w:val="D86DCB" w:themeColor="accent5" w:themeTint="99"/>
+          <w:sz w:val="36"/>
+          <w:szCs w:val="36"/>
+        </w:rPr>
+      </w:pPr>
+      <w:r>
+        <w:rPr>
+          <w:b/>
+          <w:bCs/>
+          <w:color w:val="D86DCB" w:themeColor="accent5" w:themeTint="99"/>
+          <w:sz w:val="36"/>
+          <w:szCs w:val="36"/>
+        </w:rPr>
+        <w:t xml:space="preserve">        return </w:t>
+      </w:r>
+      <w:proofErr w:type="gramStart"/>
+      <w:r>
+        <w:rPr>
+          <w:b/>
+          <w:bCs/>
+          <w:color w:val="D86DCB" w:themeColor="accent5" w:themeTint="99"/>
+          <w:sz w:val="36"/>
+          <w:szCs w:val="36"/>
+        </w:rPr>
+        <w:t>Column(</w:t>
+      </w:r>
+      <w:proofErr w:type="gramEnd"/>
     </w:p>
     <w:p>
       <w:pPr>
@@ -36595,29 +38901,73 @@
           <w:sz w:val="36"/>
           <w:szCs w:val="36"/>
         </w:rPr>
-        <w:t xml:space="preserve">      .collection('users')</w:t>
-      </w:r>
-    </w:p>
-    <w:p>
-      <w:pPr>
-        <w:jc w:val="both"/>
-        <w:rPr>
-          <w:b/>
-          <w:bCs/>
-          <w:color w:val="D86DCB" w:themeColor="accent5" w:themeTint="99"/>
-          <w:sz w:val="36"/>
-          <w:szCs w:val="36"/>
-        </w:rPr>
-      </w:pPr>
-      <w:r>
-        <w:rPr>
-          <w:b/>
-          <w:bCs/>
-          <w:color w:val="D86DCB" w:themeColor="accent5" w:themeTint="99"/>
-          <w:sz w:val="36"/>
-          <w:szCs w:val="36"/>
-        </w:rPr>
-        <w:t xml:space="preserve">      .where('</w:t>
+        <w:t xml:space="preserve">      </w:t>
+      </w:r>
+      <w:proofErr w:type="gramStart"/>
+      <w:r>
+        <w:rPr>
+          <w:b/>
+          <w:bCs/>
+          <w:color w:val="D86DCB" w:themeColor="accent5" w:themeTint="99"/>
+          <w:sz w:val="36"/>
+          <w:szCs w:val="36"/>
+        </w:rPr>
+        <w:t>.collection</w:t>
+      </w:r>
+      <w:proofErr w:type="gramEnd"/>
+      <w:r>
+        <w:rPr>
+          <w:b/>
+          <w:bCs/>
+          <w:color w:val="D86DCB" w:themeColor="accent5" w:themeTint="99"/>
+          <w:sz w:val="36"/>
+          <w:szCs w:val="36"/>
+        </w:rPr>
+        <w:t>('users')</w:t>
+      </w:r>
+    </w:p>
+    <w:p>
+      <w:pPr>
+        <w:jc w:val="both"/>
+        <w:rPr>
+          <w:b/>
+          <w:bCs/>
+          <w:color w:val="D86DCB" w:themeColor="accent5" w:themeTint="99"/>
+          <w:sz w:val="36"/>
+          <w:szCs w:val="36"/>
+        </w:rPr>
+      </w:pPr>
+      <w:r>
+        <w:rPr>
+          <w:b/>
+          <w:bCs/>
+          <w:color w:val="D86DCB" w:themeColor="accent5" w:themeTint="99"/>
+          <w:sz w:val="36"/>
+          <w:szCs w:val="36"/>
+        </w:rPr>
+        <w:t xml:space="preserve">      </w:t>
+      </w:r>
+      <w:proofErr w:type="gramStart"/>
+      <w:r>
+        <w:rPr>
+          <w:b/>
+          <w:bCs/>
+          <w:color w:val="D86DCB" w:themeColor="accent5" w:themeTint="99"/>
+          <w:sz w:val="36"/>
+          <w:szCs w:val="36"/>
+        </w:rPr>
+        <w:t>.where</w:t>
+      </w:r>
+      <w:proofErr w:type="gramEnd"/>
+      <w:r>
+        <w:rPr>
+          <w:b/>
+          <w:bCs/>
+          <w:color w:val="D86DCB" w:themeColor="accent5" w:themeTint="99"/>
+          <w:sz w:val="36"/>
+          <w:szCs w:val="36"/>
+        </w:rPr>
+        <w:t>('</w:t>
       </w:r>
       <w:proofErr w:type="spellStart"/>
       <w:r>
@@ -36683,7 +39033,18 @@
           <w:sz w:val="36"/>
           <w:szCs w:val="36"/>
         </w:rPr>
-        <w:t xml:space="preserve">      .</w:t>
+        <w:t xml:space="preserve">      </w:t>
+      </w:r>
+      <w:proofErr w:type="gramStart"/>
+      <w:r>
+        <w:rPr>
+          <w:b/>
+          <w:bCs/>
+          <w:color w:val="D86DCB" w:themeColor="accent5" w:themeTint="99"/>
+          <w:sz w:val="36"/>
+          <w:szCs w:val="36"/>
+        </w:rPr>
+        <w:t>.</w:t>
       </w:r>
       <w:proofErr w:type="spellStart"/>
       <w:r>
@@ -36697,6 +39058,7 @@
         <w:t>orderBy</w:t>
       </w:r>
       <w:proofErr w:type="spellEnd"/>
+      <w:proofErr w:type="gramEnd"/>
       <w:r>
         <w:rPr>
           <w:b/>
@@ -36749,7 +39111,29 @@
           <w:sz w:val="36"/>
           <w:szCs w:val="36"/>
         </w:rPr>
-        <w:t xml:space="preserve">      .snapshots();</w:t>
+        <w:t xml:space="preserve">      </w:t>
+      </w:r>
+      <w:proofErr w:type="gramStart"/>
+      <w:r>
+        <w:rPr>
+          <w:b/>
+          <w:bCs/>
+          <w:color w:val="D86DCB" w:themeColor="accent5" w:themeTint="99"/>
+          <w:sz w:val="36"/>
+          <w:szCs w:val="36"/>
+        </w:rPr>
+        <w:t>.snapshots</w:t>
+      </w:r>
+      <w:proofErr w:type="gramEnd"/>
+      <w:r>
+        <w:rPr>
+          <w:b/>
+          <w:bCs/>
+          <w:color w:val="D86DCB" w:themeColor="accent5" w:themeTint="99"/>
+          <w:sz w:val="36"/>
+          <w:szCs w:val="36"/>
+        </w:rPr>
+        <w:t>();</w:t>
       </w:r>
     </w:p>
     <w:p>
@@ -36990,6 +39374,62 @@
           <w:szCs w:val="36"/>
         </w:rPr>
       </w:pPr>
+    </w:p>
+    <w:p>
+      <w:pPr>
+        <w:jc w:val="both"/>
+        <w:rPr>
+          <w:b/>
+          <w:bCs/>
+          <w:sz w:val="36"/>
+          <w:szCs w:val="36"/>
+        </w:rPr>
+      </w:pPr>
+      <w:r>
+        <w:rPr>
+          <w:b/>
+          <w:bCs/>
+          <w:sz w:val="36"/>
+          <w:szCs w:val="36"/>
+        </w:rPr>
+        <w:t xml:space="preserve">Repository Cache (Architecture) with </w:t>
+      </w:r>
+      <w:proofErr w:type="spellStart"/>
+      <w:r>
+        <w:rPr>
+          <w:b/>
+          <w:bCs/>
+          <w:sz w:val="36"/>
+          <w:szCs w:val="36"/>
+        </w:rPr>
+        <w:t>Riverpod</w:t>
+      </w:r>
+      <w:proofErr w:type="spellEnd"/>
+      <w:r>
+        <w:rPr>
+          <w:b/>
+          <w:bCs/>
+          <w:sz w:val="36"/>
+          <w:szCs w:val="36"/>
+        </w:rPr>
+        <w:t>:</w:t>
+      </w:r>
+    </w:p>
+    <w:p>
+      <w:pPr>
+        <w:jc w:val="both"/>
+        <w:rPr>
+          <w:sz w:val="36"/>
+          <w:szCs w:val="36"/>
+        </w:rPr>
+      </w:pPr>
+      <w:r>
+        <w:rPr>
+          <w:sz w:val="36"/>
+          <w:szCs w:val="36"/>
+        </w:rPr>
+        <w:t xml:space="preserve"># </w:t>
+      </w:r>
     </w:p>
     <w:p>
       <w:pPr>
